--- a/대본/5부/01화_Channels.docx
+++ b/대본/5부/01화_Channels.docx
@@ -2,7 +2,7 @@
 <file path=word/document.xml><?xml version="1.0" encoding="utf-8"?>
 <w:document xmlns:w="http://schemas.openxmlformats.org/wordprocessingml/2006/main" xmlns:m="http://schemas.openxmlformats.org/officeDocument/2006/math" xmlns:r="http://schemas.openxmlformats.org/officeDocument/2006/relationships" xmlns:o="urn:schemas-microsoft-com:office:office" xmlns:v="urn:schemas-microsoft-com:vml" xmlns:w10="urn:schemas-microsoft-com:office:word" xmlns:a="http://schemas.openxmlformats.org/drawingml/2006/main" xmlns:pic="http://schemas.openxmlformats.org/drawingml/2006/picture" xmlns:wp="http://schemas.openxmlformats.org/drawingml/2006/wordprocessingDrawing">
   <w:body>
-    <w:bookmarkStart w:id="31" w:name="ship-it-5부-1화"/>
+    <w:bookmarkStart w:id="32" w:name="ship-it-5부-1화"/>
     <w:p>
       <w:pPr>
         <w:pStyle w:val="Heading1"/>
@@ -65,17 +65,7 @@
         <w:t xml:space="preserve"> </w:t>
       </w:r>
       <w:r>
-        <w:t xml:space="preserve">- 규칙: 지문 없음. 전 화 100% 「화자명: 대사」.</w:t>
-      </w:r>
-      <w:r>
-        <w:t xml:space="preserve"> </w:t>
-      </w:r>
-      <w:r>
-        <w:rPr>
-          <w:bCs/>
-          <w:b/>
-        </w:rPr>
-        <w:t xml:space="preserve">5부부터 1턴 20단어 이내.</w:t>
+        <w:t xml:space="preserve">- 규칙: 지문 없음. 전 화 100% 「화자명: 대사」. 1턴 20단어 이내 + 긴 턴 10~15회(30~60단어).</w:t>
       </w:r>
       <w:r>
         <w:t xml:space="preserve"> </w:t>
@@ -298,13 +288,13 @@
         </w:numPr>
       </w:pPr>
       <w:r>
-        <w:t xml:space="preserve">GRACE: New clinics are down thirty percent. Existing clinics are steady. Reorders are still sixty-seven percent.</w:t>
-      </w:r>
-      <w:r>
-        <w:t xml:space="preserve"> </w:t>
-      </w:r>
-      <w:r>
-        <w:t xml:space="preserve">그레이스: 신규 병원은 30% 감소. 기존 병원은 안정적이에요. 재주문율은 여전히 67%.</w:t>
+        <w:t xml:space="preserve">GRACE: New clinics are down thirty percent since the launch, which is the number that worries me most. Existing clinics are steady, though, and reorders are still sixty-seven percent, so the doctors who already know us aren’t leaving.</w:t>
+      </w:r>
+      <w:r>
+        <w:t xml:space="preserve"> </w:t>
+      </w:r>
+      <w:r>
+        <w:t xml:space="preserve">그레이스: 출시 이후 신규 병원은 30% 감소했고, 그게 제일 걱정되는 숫자예요. 그래도 기존 병원은 안정적이고 재주문율은 여전히 67%라서, 이미 우리를 아는 의사들은 떠나지 않고 있어요.</w:t>
       </w:r>
     </w:p>
     <w:p>
@@ -552,13 +542,13 @@
         </w:numPr>
       </w:pPr>
       <w:r>
-        <w:t xml:space="preserve">ELENA: That we never pay for a price war by cutting training. That’s the line.</w:t>
-      </w:r>
-      <w:r>
-        <w:t xml:space="preserve"> </w:t>
-      </w:r>
-      <w:r>
-        <w:t xml:space="preserve">엘레나: 교육을 깎아서 가격 전쟁 비용을 대는 일은 절대 없어야 한다는 거요. 그게 선이에요.</w:t>
+        <w:t xml:space="preserve">ELENA: That we never pay for a price war by cutting training. If the margin gets tight, cut marketing, cut travel, cut my budget if you have to, but the training before every first order stays exactly as it is. That’s the line.</w:t>
+      </w:r>
+      <w:r>
+        <w:t xml:space="preserve"> </w:t>
+      </w:r>
+      <w:r>
+        <w:t xml:space="preserve">엘레나: 교육을 깎아서 가격 전쟁 비용을 대는 일은 절대 없어야 한다는 거요. 마진이 빠듯해지면 마케팅을 줄이고, 출장을 줄이고, 필요하면 제 예산도 줄여요. 하지만 모든 첫 주문 전 교육은 지금 그대로 유지돼야 해요. 그게 선이에요.</w:t>
       </w:r>
     </w:p>
     <w:bookmarkEnd w:id="21"/>
@@ -613,13 +603,13 @@
         </w:numPr>
       </w:pPr>
       <w:r>
-        <w:t xml:space="preserve">GRACE: Yes. But revenue drops twenty-three percent. Unless volume grows by more than thirty percent.</w:t>
-      </w:r>
-      <w:r>
-        <w:t xml:space="preserve"> </w:t>
-      </w:r>
-      <w:r>
-        <w:t xml:space="preserve">그레이스: 네. 하지만 매출이 23% 떨어져요. 물량이 30% 넘게 늘지 않는 한.</w:t>
+        <w:t xml:space="preserve">GRACE: Yes. But revenue drops twenty-three percent, because we’d be selling the same syringe for ninety-six dollars less. Unless volume grows by more than thirty percent, and to be honest, I don’t see anything in our data that says it would.</w:t>
+      </w:r>
+      <w:r>
+        <w:t xml:space="preserve"> </w:t>
+      </w:r>
+      <w:r>
+        <w:t xml:space="preserve">그레이스: 네. 하지만 매출이 23% 떨어져요. 같은 주사기를 96달러 싸게 파는 거니까요. 물량이 30% 넘게 늘지 않는 한요. 솔직히 말하면, 우리 데이터 어디에도 그렇게 될 거라는 근거는 안 보여요.</w:t>
       </w:r>
     </w:p>
     <w:p>
@@ -907,13 +897,13 @@
         </w:numPr>
       </w:pPr>
       <w:r>
-        <w:t xml:space="preserve">NOAH: Training before every order. Monthly quality charts. A company that recalls itself. And two suppliers.</w:t>
-      </w:r>
-      <w:r>
-        <w:t xml:space="preserve"> </w:t>
-      </w:r>
-      <w:r>
-        <w:t xml:space="preserve">노아: 모든 주문 전 교육. 월간 품질 차트. 스스로 회수하는 회사. 그리고 공급처 둘.</w:t>
+        <w:t xml:space="preserve">NOAH: Here’s the thing. Our value isn’t speed, it’s everything around the syringe. Training before every order. Monthly quality charts. A company that recalls itself when something’s wrong. And two suppliers, so a doctor never runs out. That’s what four twenty-five buys.</w:t>
+      </w:r>
+      <w:r>
+        <w:t xml:space="preserve"> </w:t>
+      </w:r>
+      <w:r>
+        <w:t xml:space="preserve">노아: 중요한 건 이거예요. 우리 가치는 속도가 아니라 주사기를 둘러싼 모든 것이에요. 모든 주문 전 교육. 월간 품질 차트. 문제가 있으면 스스로 회수하는 회사. 그리고 공급처 둘, 그래서 의사가 재고가 떨어질 일이 없죠. 425달러로 사는 게 바로 그거예요.</w:t>
       </w:r>
     </w:p>
     <w:p>
@@ -1059,13 +1049,13 @@
         </w:numPr>
       </w:pPr>
       <w:r>
-        <w:t xml:space="preserve">NOAH: They’ll buy Flex. And Halvern will train them. Because we made them. That’s not a loss.</w:t>
-      </w:r>
-      <w:r>
-        <w:t xml:space="preserve"> </w:t>
-      </w:r>
-      <w:r>
-        <w:t xml:space="preserve">노아: 플렉스를 사겠죠. 그리고 할번이 그 사람들을 교육할 거예요. 우리가 그렇게 만들었으니까. 그건 손실이 아니에요.</w:t>
+        <w:t xml:space="preserve">NOAH: They’ll buy Flex. And Halvern will train them, because we made training the standard and Halvern had to follow. So those patients still get a safer injection. That’s not a loss, even if it looks like one on Grace’s spreadsheet.</w:t>
+      </w:r>
+      <w:r>
+        <w:t xml:space="preserve"> </w:t>
+      </w:r>
+      <w:r>
+        <w:t xml:space="preserve">노아: 플렉스를 사겠죠. 그리고 할번이 그 사람들을 교육할 거예요. 우리가 교육을 표준으로 만들었고 할번은 따라올 수밖에 없었으니까요. 그러니 그 환자들도 더 안전한 시술을 받아요. 그레이스 스프레드시트에선 손실처럼 보여도, 그건 손실이 아니에요.</w:t>
       </w:r>
     </w:p>
     <w:p>
@@ -1282,13 +1272,13 @@
         </w:numPr>
       </w:pPr>
       <w:r>
-        <w:t xml:space="preserve">ZOE: Volume tiers are normal. If they’re written, transparent, and the same for everyone at that level.</w:t>
-      </w:r>
-      <w:r>
-        <w:t xml:space="preserve"> </w:t>
-      </w:r>
-      <w:r>
-        <w:t xml:space="preserve">조이: 볼륨 등급은 일반적이에요. 서면으로, 투명하게, 그 등급의 모두에게 똑같이 적용되면요.</w:t>
+        <w:t xml:space="preserve">ZOE: Volume tiers are normal in this industry. They’re legal if they’re written down, transparent, and exactly the same for everyone at that level. What gets companies in trouble is the secret side deal for one favorite customer, and we won’t do that.</w:t>
+      </w:r>
+      <w:r>
+        <w:t xml:space="preserve"> </w:t>
+      </w:r>
+      <w:r>
+        <w:t xml:space="preserve">조이: 볼륨 등급은 이 업계에서 일반적이에요. 서면으로, 투명하게, 그 등급의 모두에게 정확히 똑같이 적용되면 합법이에요. 회사가 곤란해지는 건 특정 단골 한 곳만을 위한 비밀 이면 거래인데, 우린 그런 건 안 해요.</w:t>
       </w:r>
     </w:p>
     <w:p>
@@ -1631,13 +1621,13 @@
         </w:numPr>
       </w:pPr>
       <w:r>
-        <w:t xml:space="preserve">DAN: Simple. We buy from you. We sell everywhere. Our margin is thirty percent. You get scale tomorrow.</w:t>
-      </w:r>
-      <w:r>
-        <w:t xml:space="preserve"> </w:t>
-      </w:r>
-      <w:r>
-        <w:t xml:space="preserve">댄: 간단해요. 우리가 사고. 우리가 어디서든 팔아요. 우리 마진은 30%. 내일 당장 규모를 얻는 거죠.</w:t>
+        <w:t xml:space="preserve">DAN: Simple. We buy from you, and we sell everywhere, through twelve thousand clinic accounts that already trust us. Our margin is thirty percent. In return, you don’t need to hire a single new rep, and you get scale tomorrow.</w:t>
+      </w:r>
+      <w:r>
+        <w:t xml:space="preserve"> </w:t>
+      </w:r>
+      <w:r>
+        <w:t xml:space="preserve">댄: 간단해요. 우리가 사고, 이미 우리를 신뢰하는 병원 거래처 1만 2천 곳을 통해 어디서든 팔아요. 우리 마진은 30%. 그 대가로 영업 사원을 한 명도 새로 뽑을 필요가 없고, 내일 당장 규모를 얻는 거죠.</w:t>
       </w:r>
     </w:p>
     <w:p>
@@ -1893,13 +1883,13 @@
         </w:numPr>
       </w:pPr>
       <w:r>
-        <w:t xml:space="preserve">TASHA: If they can’t promise training before the first order, they break our rule one. Day one.</w:t>
-      </w:r>
-      <w:r>
-        <w:t xml:space="preserve"> </w:t>
-      </w:r>
-      <w:r>
-        <w:t xml:space="preserve">타샤: 첫 주문 전 교육을 약속하지 못하면 우리 규칙 1을 깨는 거예요. 첫날부터.</w:t>
+        <w:t xml:space="preserve">TASHA: If they can’t promise training before the first order, they break our rule one on day one. And they can’t promise it, because their reps check licenses, not hands. A distributor ships boxes. We need someone who checks the person holding the needle.</w:t>
+      </w:r>
+      <w:r>
+        <w:t xml:space="preserve"> </w:t>
+      </w:r>
+      <w:r>
+        <w:t xml:space="preserve">타샤: 첫 주문 전 교육을 약속하지 못하면 첫날부터 우리 규칙 1을 깨는 거예요. 그리고 약속 못 해요. 그쪽 영업 사원들은 손이 아니라 면허를 확인하니까요. 유통사는 상자를 보내요. 우리한텐 바늘을 든 사람을 확인하는 누군가가 필요해요.</w:t>
       </w:r>
     </w:p>
     <w:bookmarkEnd w:id="23"/>
@@ -2126,13 +2116,13 @@
         </w:numPr>
       </w:pPr>
       <w:r>
-        <w:t xml:space="preserve">MARCUS: Agreed. Fifty states with untrained hands isn’t scale. It’s risk at scale.</w:t>
-      </w:r>
-      <w:r>
-        <w:t xml:space="preserve"> </w:t>
-      </w:r>
-      <w:r>
-        <w:t xml:space="preserve">마커스: 동의해. 교육 안 된 손으로 50개 주는 규모가 아니야. 규모화된 리스크지.</w:t>
+        <w:t xml:space="preserve">MARCUS: Agreed. In the military we never sent a unit somewhere we couldn’t support, however fast it could get there. Fifty states with untrained hands isn’t scale. It’s risk at scale, and one bad case in one state lands on all of us.</w:t>
+      </w:r>
+      <w:r>
+        <w:t xml:space="preserve"> </w:t>
+      </w:r>
+      <w:r>
+        <w:t xml:space="preserve">마커스: 동의해. 군에서는 아무리 빨리 갈 수 있어도 지원할 수 없는 곳에 부대를 보내지 않았어. 교육 안 된 손으로 50개 주는 규모가 아니야. 규모화된 리스크지. 한 주에서 한 건만 사고가 나도 우리 모두에게 떨어져.</w:t>
       </w:r>
     </w:p>
     <w:p>
@@ -2194,13 +2184,13 @@
         </w:numPr>
       </w:pPr>
       <w:r>
-        <w:t xml:space="preserve">NOAH: Then that’s our pitch. Certification as a benefit for Glow. Not a burden.</w:t>
-      </w:r>
-      <w:r>
-        <w:t xml:space="preserve"> </w:t>
-      </w:r>
-      <w:r>
-        <w:t xml:space="preserve">노아: 그럼 그게 우리 피치예요. 글로우에 대한 혜택으로서의 인증. 부담 말고.</w:t>
+        <w:t xml:space="preserve">NOAH: Then that’s our pitch. We sell certification as a benefit for Glow, not a burden. If forty percent of their injectors are new every year, they need a training system anyway. We just hand them one that comes with the product.</w:t>
+      </w:r>
+      <w:r>
+        <w:t xml:space="preserve"> </w:t>
+      </w:r>
+      <w:r>
+        <w:t xml:space="preserve">노아: 그럼 그게 우리 피치예요. 인증을 글로우에 부담이 아니라 혜택으로 파는 거죠. 시술자의 40%가 매년 새로 온다면, 그쪽은 어차피 교육 시스템이 필요해요. 우린 제품과 함께 오는 시스템을 건네주기만 하면 돼요.</w:t>
       </w:r>
     </w:p>
     <w:p>
@@ -2293,13 +2283,13 @@
         </w:numPr>
       </w:pPr>
       <w:r>
-        <w:t xml:space="preserve">DEREK: Then we need more reps. A lot more. And someone to lead them. That’s not me.</w:t>
-      </w:r>
-      <w:r>
-        <w:t xml:space="preserve"> </w:t>
-      </w:r>
-      <w:r>
-        <w:t xml:space="preserve">데릭: 그럼 영업 사원이 더 필요해요. 훨씬 더. 그리고 그들을 이끌 사람도. 그건 제가 아니에요.</w:t>
+        <w:t xml:space="preserve">DEREK: Then we need more reps, a lot more, because each one only adds about six clinics a month. And we need someone to lead them, hire them, and build the process. To be honest, that’s not me. I’m good with doctors, not with org charts.</w:t>
+      </w:r>
+      <w:r>
+        <w:t xml:space="preserve"> </w:t>
+      </w:r>
+      <w:r>
+        <w:t xml:space="preserve">데릭: 그럼 영업 사원이 더 필요해요. 훨씬 더요. 한 명이 한 달에 여섯 곳 정도밖에 추가 못 하니까요. 그리고 그들을 이끌고, 채용하고, 프로세스를 만들 사람도 필요해요. 솔직히 그건 제가 아니에요. 전 의사들과는 잘 맞지만 조직도와는 안 맞아요.</w:t>
       </w:r>
     </w:p>
     <w:p>
@@ -2507,13 +2497,13 @@
         </w:numPr>
       </w:pPr>
       <w:r>
-        <w:t xml:space="preserve">ELAINE: Even better. She’s never sold a promise. Only measurements. Like you.</w:t>
-      </w:r>
-      <w:r>
-        <w:t xml:space="preserve"> </w:t>
-      </w:r>
-      <w:r>
-        <w:t xml:space="preserve">일레인: 그래서 더 좋아요. 약속을 팔아 본 적이 없어요. 측정만 팔았죠. 당신처럼.</w:t>
+        <w:t xml:space="preserve">ELAINE: Even better. Orthopedics is a field where surgeons want data, not stories. She’s never sold a promise, only measurements, and she knows how to build a team that sells the same way. That’s exactly what you’ve been doing, Noah.</w:t>
+      </w:r>
+      <w:r>
+        <w:t xml:space="preserve"> </w:t>
+      </w:r>
+      <w:r>
+        <w:t xml:space="preserve">일레인: 그래서 더 좋아요. 정형외과는 외과의들이 이야기가 아니라 데이터를 원하는 분야예요. 그 사람은 약속을 팔아 본 적이 없어요. 측정만 팔았죠. 그리고 같은 방식으로 파는 팀을 만들 줄 알아요. 그게 바로 당신이 해 온 일이에요, 노아.</w:t>
       </w:r>
     </w:p>
     <w:p>
@@ -2609,13 +2599,13 @@
         </w:numPr>
       </w:pPr>
       <w:r>
-        <w:t xml:space="preserve">ELAINE: Don’t negotiate like a CEO. Negotiate like someone who needs her. Because you do.</w:t>
-      </w:r>
-      <w:r>
-        <w:t xml:space="preserve"> </w:t>
-      </w:r>
-      <w:r>
-        <w:t xml:space="preserve">일레인: CEO처럼 협상하지 마요. 그 사람이 필요한 사람처럼 협상해요. 실제로 필요하니까.</w:t>
+        <w:t xml:space="preserve">ELAINE: Don’t negotiate like a CEO who’s doing her a favor. Negotiate like someone who needs her, because you do. People like Sofia can tell in five minutes whether a founder really wants help or just wants a title on the org chart.</w:t>
+      </w:r>
+      <w:r>
+        <w:t xml:space="preserve"> </w:t>
+      </w:r>
+      <w:r>
+        <w:t xml:space="preserve">일레인: 그 사람한테 호의를 베푸는 CEO처럼 협상하지 마요. 그 사람이 필요한 사람처럼 협상해요. 실제로 필요하니까. 소피아 같은 사람은 창업자가 정말 도움을 원하는지, 아니면 조직도에 직함 하나 채우려는 건지 5분이면 알아봐요.</w:t>
       </w:r>
     </w:p>
     <w:p>
@@ -2695,7 +2685,7 @@
     </w:p>
     <w:bookmarkEnd w:id="25"/>
     <w:bookmarkEnd w:id="26"/>
-    <w:bookmarkStart w:id="30" w:name="학습-부록"/>
+    <w:bookmarkStart w:id="31" w:name="학습-부록"/>
     <w:p>
       <w:pPr>
         <w:pStyle w:val="Heading2"/>
@@ -3787,8 +3777,331 @@
       </w:r>
     </w:p>
     <w:bookmarkEnd w:id="29"/>
+    <w:bookmarkStart w:id="30" w:name="긴-발화-분석"/>
+    <w:p>
+      <w:pPr>
+        <w:pStyle w:val="Heading3"/>
+      </w:pPr>
+      <w:r>
+        <w:t xml:space="preserve">④ 긴 발화 분석</w:t>
+      </w:r>
+    </w:p>
+    <w:p>
+      <w:pPr>
+        <w:pStyle w:val="BlockText"/>
+      </w:pPr>
+      <w:r>
+        <w:rPr>
+          <w:bCs/>
+          <w:b/>
+        </w:rPr>
+        <w:t xml:space="preserve">95턴 NOAH:</w:t>
+      </w:r>
+      <w:r>
+        <w:t xml:space="preserve"> </w:t>
+      </w:r>
+      <w:r>
+        <w:t xml:space="preserve">“</w:t>
+      </w:r>
+      <w:r>
+        <w:t xml:space="preserve">Then that’s our pitch. We sell certification as a benefit for Glow, not a burden. If forty percent of their injectors are new every year, they need a training system anyway. We just hand them one that comes with the product.</w:t>
+      </w:r>
+      <w:r>
+        <w:t xml:space="preserve">”</w:t>
+      </w:r>
+    </w:p>
+    <w:tbl>
+      <w:tblPr>
+        <w:tblStyle w:val="Table"/>
+        <w:tblW w:type="pct" w:w="5000"/>
+        <w:tblLook w:firstRow="1" w:lastRow="0" w:firstColumn="0" w:lastColumn="0" w:noHBand="0" w:noVBand="0" w:val="0020"/>
+        <w:jc w:val="start"/>
+      </w:tblPr>
+      <w:tblGrid>
+        <w:gridCol w:w="2640"/>
+        <w:gridCol w:w="2640"/>
+        <w:gridCol w:w="2640"/>
+      </w:tblGrid>
+      <w:tr>
+        <w:trPr>
+          <w:tblHeader w:val="true"/>
+        </w:trPr>
+        <w:tc>
+          <w:tcPr/>
+          <w:p>
+            <w:pPr>
+              <w:pStyle w:val="Compact"/>
+              <w:jc w:val="left"/>
+            </w:pPr>
+            <w:r>
+              <w:t xml:space="preserve">구조</w:t>
+            </w:r>
+          </w:p>
+        </w:tc>
+        <w:tc>
+          <w:tcPr/>
+          <w:p>
+            <w:pPr>
+              <w:pStyle w:val="Compact"/>
+              <w:jc w:val="left"/>
+            </w:pPr>
+            <w:r>
+              <w:t xml:space="preserve">영어</w:t>
+            </w:r>
+          </w:p>
+        </w:tc>
+        <w:tc>
+          <w:tcPr/>
+          <w:p>
+            <w:pPr>
+              <w:pStyle w:val="Compact"/>
+              <w:jc w:val="left"/>
+            </w:pPr>
+            <w:r>
+              <w:t xml:space="preserve">기능</w:t>
+            </w:r>
+          </w:p>
+        </w:tc>
+      </w:tr>
+      <w:tr>
+        <w:tc>
+          <w:tcPr/>
+          <w:p>
+            <w:pPr>
+              <w:pStyle w:val="Compact"/>
+              <w:jc w:val="left"/>
+            </w:pPr>
+            <w:r>
+              <w:t xml:space="preserve">① 결론(방향 선언)</w:t>
+            </w:r>
+          </w:p>
+        </w:tc>
+        <w:tc>
+          <w:tcPr/>
+          <w:p>
+            <w:pPr>
+              <w:pStyle w:val="Compact"/>
+              <w:jc w:val="left"/>
+            </w:pPr>
+            <w:r>
+              <w:t xml:space="preserve">Then that’s our pitch.</w:t>
+            </w:r>
+          </w:p>
+        </w:tc>
+        <w:tc>
+          <w:tcPr/>
+          <w:p>
+            <w:pPr>
+              <w:pStyle w:val="Compact"/>
+              <w:jc w:val="left"/>
+            </w:pPr>
+            <w:r>
+              <w:t xml:space="preserve">논의를 한 줄의 실행 방향으로 정리</w:t>
+            </w:r>
+          </w:p>
+        </w:tc>
+      </w:tr>
+      <w:tr>
+        <w:tc>
+          <w:tcPr/>
+          <w:p>
+            <w:pPr>
+              <w:pStyle w:val="Compact"/>
+              <w:jc w:val="left"/>
+            </w:pPr>
+            <w:r>
+              <w:t xml:space="preserve">② 재구성(A가 아니라 B)</w:t>
+            </w:r>
+          </w:p>
+        </w:tc>
+        <w:tc>
+          <w:tcPr/>
+          <w:p>
+            <w:pPr>
+              <w:pStyle w:val="Compact"/>
+              <w:jc w:val="left"/>
+            </w:pPr>
+            <w:r>
+              <w:t xml:space="preserve">We sell certification as a benefit for Glow, not a burden.</w:t>
+            </w:r>
+          </w:p>
+        </w:tc>
+        <w:tc>
+          <w:tcPr/>
+          <w:p>
+            <w:pPr>
+              <w:pStyle w:val="Compact"/>
+              <w:jc w:val="left"/>
+            </w:pPr>
+            <w:r>
+              <w:t xml:space="preserve">상대가 ’부담’으로 볼 조건을 ’혜택’으로 다시 프레임</w:t>
+            </w:r>
+          </w:p>
+        </w:tc>
+      </w:tr>
+      <w:tr>
+        <w:tc>
+          <w:tcPr/>
+          <w:p>
+            <w:pPr>
+              <w:pStyle w:val="Compact"/>
+              <w:jc w:val="left"/>
+            </w:pPr>
+            <w:r>
+              <w:t xml:space="preserve">③ 근거(상대의 문제)</w:t>
+            </w:r>
+          </w:p>
+        </w:tc>
+        <w:tc>
+          <w:tcPr/>
+          <w:p>
+            <w:pPr>
+              <w:pStyle w:val="Compact"/>
+              <w:jc w:val="left"/>
+            </w:pPr>
+            <w:r>
+              <w:t xml:space="preserve">If forty percent of their injectors are new every year, they need a training system anyway.</w:t>
+            </w:r>
+          </w:p>
+        </w:tc>
+        <w:tc>
+          <w:tcPr/>
+          <w:p>
+            <w:pPr>
+              <w:pStyle w:val="Compact"/>
+              <w:jc w:val="left"/>
+            </w:pPr>
+            <w:r>
+              <w:t xml:space="preserve">상대 쪽 숫자로 그들의 필요를 증명</w:t>
+            </w:r>
+          </w:p>
+        </w:tc>
+      </w:tr>
+      <w:tr>
+        <w:tc>
+          <w:tcPr/>
+          <w:p>
+            <w:pPr>
+              <w:pStyle w:val="Compact"/>
+              <w:jc w:val="left"/>
+            </w:pPr>
+            <w:r>
+              <w:t xml:space="preserve">④ 해결(우리 제안)</w:t>
+            </w:r>
+          </w:p>
+        </w:tc>
+        <w:tc>
+          <w:tcPr/>
+          <w:p>
+            <w:pPr>
+              <w:pStyle w:val="Compact"/>
+              <w:jc w:val="left"/>
+            </w:pPr>
+            <w:r>
+              <w:t xml:space="preserve">We just hand them one that comes with the product.</w:t>
+            </w:r>
+          </w:p>
+        </w:tc>
+        <w:tc>
+          <w:tcPr/>
+          <w:p>
+            <w:pPr>
+              <w:pStyle w:val="Compact"/>
+              <w:jc w:val="left"/>
+            </w:pPr>
+            <w:r>
+              <w:t xml:space="preserve">우리 조건이 곧 그 문제의 해결책임을 제시</w:t>
+            </w:r>
+          </w:p>
+        </w:tc>
+      </w:tr>
+    </w:tbl>
+    <w:p>
+      <w:pPr>
+        <w:pStyle w:val="BodyText"/>
+      </w:pPr>
+      <w:r>
+        <w:rPr>
+          <w:bCs/>
+          <w:b/>
+        </w:rPr>
+        <w:t xml:space="preserve">활용 패턴:</w:t>
+      </w:r>
+      <w:r>
+        <w:t xml:space="preserve"> </w:t>
+      </w:r>
+      <w:r>
+        <w:t xml:space="preserve">방향 선언 →</w:t>
+      </w:r>
+      <w:r>
+        <w:t xml:space="preserve"> </w:t>
+      </w:r>
+      <w:r>
+        <w:t xml:space="preserve">“</w:t>
+      </w:r>
+      <w:r>
+        <w:t xml:space="preserve">A as a benefit, not a burden</w:t>
+      </w:r>
+      <w:r>
+        <w:t xml:space="preserve">”</w:t>
+      </w:r>
+      <w:r>
+        <w:t xml:space="preserve"> </w:t>
+      </w:r>
+      <w:r>
+        <w:t xml:space="preserve">→ 상대의 숫자로 필요 증명 →</w:t>
+      </w:r>
+      <w:r>
+        <w:t xml:space="preserve"> </w:t>
+      </w:r>
+      <w:r>
+        <w:t xml:space="preserve">“</w:t>
+      </w:r>
+      <w:r>
+        <w:t xml:space="preserve">We just…</w:t>
+      </w:r>
+      <w:r>
+        <w:t xml:space="preserve">”</w:t>
+      </w:r>
+      <w:r>
+        <w:t xml:space="preserve">로 해결책 제시</w:t>
+      </w:r>
+      <w:r>
+        <w:t xml:space="preserve"> </w:t>
+      </w:r>
+      <w:r>
+        <w:rPr>
+          <w:bCs/>
+          <w:b/>
+        </w:rPr>
+        <w:t xml:space="preserve">연결 표현:</w:t>
+      </w:r>
+      <w:r>
+        <w:t xml:space="preserve"> </w:t>
+      </w:r>
+      <w:r>
+        <w:t xml:space="preserve">not a burden(부담이 아니라) · If…, they need… anyway(~라면 어차피 ~가 필요하다) · We just hand them…(우린 그냥 ~를 건네면 된다)</w:t>
+      </w:r>
+      <w:r>
+        <w:t xml:space="preserve"> </w:t>
+      </w:r>
+      <w:r>
+        <w:rPr>
+          <w:bCs/>
+          <w:b/>
+        </w:rPr>
+        <w:t xml:space="preserve">연습:</w:t>
+      </w:r>
+      <w:r>
+        <w:t xml:space="preserve"> </w:t>
+      </w:r>
+      <w:r>
+        <w:t xml:space="preserve">고객이 귀찮아할 계약 조건(예: 정기 점검)을 혜택으로 바꿔 설명하는 피치를 40단어 안팎으로 말해 보기.</w:t>
+      </w:r>
+    </w:p>
     <w:bookmarkEnd w:id="30"/>
     <w:bookmarkEnd w:id="31"/>
+    <w:bookmarkEnd w:id="32"/>
     <w:sectPr/>
   </w:body>
 </w:document>

--- a/대본/5부/01화_Channels.docx
+++ b/대본/5부/01화_Channels.docx
@@ -2,7 +2,7 @@
 <file path=word/document.xml><?xml version="1.0" encoding="utf-8"?>
 <w:document xmlns:w="http://schemas.openxmlformats.org/wordprocessingml/2006/main" xmlns:m="http://schemas.openxmlformats.org/officeDocument/2006/math" xmlns:r="http://schemas.openxmlformats.org/officeDocument/2006/relationships" xmlns:o="urn:schemas-microsoft-com:office:office" xmlns:v="urn:schemas-microsoft-com:vml" xmlns:w10="urn:schemas-microsoft-com:office:word" xmlns:a="http://schemas.openxmlformats.org/drawingml/2006/main" xmlns:pic="http://schemas.openxmlformats.org/drawingml/2006/picture" xmlns:wp="http://schemas.openxmlformats.org/drawingml/2006/wordprocessingDrawing">
   <w:body>
-    <w:bookmarkStart w:id="32" w:name="ship-it-5부-1화"/>
+    <w:bookmarkStart w:id="38" w:name="ship-it-5부-1화"/>
     <w:p>
       <w:pPr>
         <w:pStyle w:val="Heading1"/>
@@ -265,112 +265,55 @@
     </w:p>
     <w:p>
       <w:pPr>
-        <w:numPr>
-          <w:ilvl w:val="0"/>
-          <w:numId w:val="1001"/>
-        </w:numPr>
+        <w:pStyle w:val="FirstParagraph"/>
       </w:pPr>
       <w:r>
         <w:t xml:space="preserve">NOAH: Three weeks since Halvern launched Flex. Grace, what has it done to us so far?</w:t>
       </w:r>
-      <w:r>
-        <w:t xml:space="preserve"> </w:t>
-      </w:r>
-      <w:r>
-        <w:t xml:space="preserve">노아: 할번이 플렉스를 출시한 지 3주. 그레이스, 지금까지 우리한테 어떤 영향이 있었어요?</w:t>
-      </w:r>
-    </w:p>
-    <w:p>
-      <w:pPr>
-        <w:numPr>
-          <w:ilvl w:val="0"/>
-          <w:numId w:val="1001"/>
-        </w:numPr>
+    </w:p>
+    <w:p>
+      <w:pPr>
+        <w:pStyle w:val="BodyText"/>
       </w:pPr>
       <w:r>
         <w:t xml:space="preserve">GRACE: New clinics are down thirty percent since the launch, which is the number that worries me most. Existing clinics are steady, though, and reorders are still sixty-seven percent, so the doctors who already know us aren’t leaving.</w:t>
       </w:r>
-      <w:r>
-        <w:t xml:space="preserve"> </w:t>
-      </w:r>
-      <w:r>
-        <w:t xml:space="preserve">그레이스: 출시 이후 신규 병원은 30% 감소했고, 그게 제일 걱정되는 숫자예요. 그래도 기존 병원은 안정적이고 재주문율은 여전히 67%라서, 이미 우리를 아는 의사들은 떠나지 않고 있어요.</w:t>
-      </w:r>
-    </w:p>
-    <w:p>
-      <w:pPr>
-        <w:numPr>
-          <w:ilvl w:val="0"/>
-          <w:numId w:val="1001"/>
-        </w:numPr>
+    </w:p>
+    <w:p>
+      <w:pPr>
+        <w:pStyle w:val="BodyText"/>
       </w:pPr>
       <w:r>
         <w:t xml:space="preserve">MARCUS: So Flex stops new doctors from trying us. But it doesn’t steal our current ones.</w:t>
       </w:r>
-      <w:r>
-        <w:t xml:space="preserve"> </w:t>
-      </w:r>
-      <w:r>
-        <w:t xml:space="preserve">마커스: 그러니까 플렉스가 새 의사들이 우릴 써 보는 걸 막지만. 기존 의사를 뺏진 않는다는 거네.</w:t>
-      </w:r>
-    </w:p>
-    <w:p>
-      <w:pPr>
-        <w:numPr>
-          <w:ilvl w:val="0"/>
-          <w:numId w:val="1001"/>
-        </w:numPr>
+    </w:p>
+    <w:p>
+      <w:pPr>
+        <w:pStyle w:val="BodyText"/>
       </w:pPr>
       <w:r>
         <w:t xml:space="preserve">ZOE: Not yet. Kyle is visiting our customers with a price sheet. Ninety-six dollars cheaper.</w:t>
       </w:r>
-      <w:r>
-        <w:t xml:space="preserve"> </w:t>
-      </w:r>
-      <w:r>
-        <w:t xml:space="preserve">조이: 아직은요. 카일이 가격표를 들고 우리 고객들을 찾아다녀요. 96달러 더 싸게.</w:t>
-      </w:r>
-    </w:p>
-    <w:p>
-      <w:pPr>
-        <w:numPr>
-          <w:ilvl w:val="0"/>
-          <w:numId w:val="1001"/>
-        </w:numPr>
+    </w:p>
+    <w:p>
+      <w:pPr>
+        <w:pStyle w:val="BodyText"/>
       </w:pPr>
       <w:r>
         <w:t xml:space="preserve">DEREK: I’ve heard from four doctors. Two asked if we’ll match the price.</w:t>
       </w:r>
-      <w:r>
-        <w:t xml:space="preserve"> </w:t>
-      </w:r>
-      <w:r>
-        <w:t xml:space="preserve">데릭: 의사 네 명한테서 들었어요. 두 명은 우리가 가격을 맞출 거냐고 물었어요.</w:t>
-      </w:r>
-    </w:p>
-    <w:p>
-      <w:pPr>
-        <w:numPr>
-          <w:ilvl w:val="0"/>
-          <w:numId w:val="1001"/>
-        </w:numPr>
+    </w:p>
+    <w:p>
+      <w:pPr>
+        <w:pStyle w:val="BodyText"/>
       </w:pPr>
       <w:r>
         <w:t xml:space="preserve">ELENA: And what did you say?</w:t>
       </w:r>
-      <w:r>
-        <w:t xml:space="preserve"> </w:t>
-      </w:r>
-      <w:r>
-        <w:t xml:space="preserve">엘레나: 그래서 뭐라고 했어요?</w:t>
-      </w:r>
-    </w:p>
-    <w:p>
-      <w:pPr>
-        <w:numPr>
-          <w:ilvl w:val="0"/>
-          <w:numId w:val="1001"/>
-        </w:numPr>
+    </w:p>
+    <w:p>
+      <w:pPr>
+        <w:pStyle w:val="BodyText"/>
       </w:pPr>
       <w:r>
         <w:t xml:space="preserve">DEREK: I said,</w:t>
@@ -393,162 +336,69 @@
       <w:r>
         <w:t xml:space="preserve">Which is true. I’m asking now.</w:t>
       </w:r>
-      <w:r>
-        <w:t xml:space="preserve"> </w:t>
-      </w:r>
-      <w:r>
-        <w:t xml:space="preserve">데릭:</w:t>
-      </w:r>
-      <w:r>
-        <w:t xml:space="preserve"> </w:t>
-      </w:r>
-      <w:r>
-        <w:t xml:space="preserve">“</w:t>
-      </w:r>
-      <w:r>
-        <w:t xml:space="preserve">물어보겠다</w:t>
-      </w:r>
-      <w:r>
-        <w:t xml:space="preserve">”</w:t>
-      </w:r>
-      <w:r>
-        <w:t xml:space="preserve">고 했어요. 그건 사실이고요. 지금 묻는 거예요.</w:t>
-      </w:r>
-    </w:p>
-    <w:p>
-      <w:pPr>
-        <w:numPr>
-          <w:ilvl w:val="0"/>
-          <w:numId w:val="1001"/>
-        </w:numPr>
+    </w:p>
+    <w:p>
+      <w:pPr>
+        <w:pStyle w:val="BodyText"/>
       </w:pPr>
       <w:r>
         <w:t xml:space="preserve">NOAH: Today we answer two questions. First, price. Second, how we grow.</w:t>
       </w:r>
-      <w:r>
-        <w:t xml:space="preserve"> </w:t>
-      </w:r>
-      <w:r>
-        <w:t xml:space="preserve">노아: 오늘 두 가지 질문에 답해요. 첫째, 가격. 둘째, 어떻게 성장할지.</w:t>
-      </w:r>
-    </w:p>
-    <w:p>
-      <w:pPr>
-        <w:numPr>
-          <w:ilvl w:val="0"/>
-          <w:numId w:val="1001"/>
-        </w:numPr>
+    </w:p>
+    <w:p>
+      <w:pPr>
+        <w:pStyle w:val="BodyText"/>
       </w:pPr>
       <w:r>
         <w:t xml:space="preserve">PRIYA: Aren’t those the same question?</w:t>
       </w:r>
-      <w:r>
-        <w:t xml:space="preserve"> </w:t>
-      </w:r>
-      <w:r>
-        <w:t xml:space="preserve">프리야: 그거 같은 질문 아니야?</w:t>
-      </w:r>
-    </w:p>
-    <w:p>
-      <w:pPr>
-        <w:numPr>
-          <w:ilvl w:val="0"/>
-          <w:numId w:val="1001"/>
-        </w:numPr>
+    </w:p>
+    <w:p>
+      <w:pPr>
+        <w:pStyle w:val="BodyText"/>
       </w:pPr>
       <w:r>
         <w:t xml:space="preserve">NOAH: Connected. Not the same. The price we choose limits the channels we can afford.</w:t>
       </w:r>
-      <w:r>
-        <w:t xml:space="preserve"> </w:t>
-      </w:r>
-      <w:r>
-        <w:t xml:space="preserve">노아: 연결돼 있지. 같진 않고. 어떤 가격을 고르냐에 따라 감당할 수 있는 채널이 제한돼.</w:t>
-      </w:r>
-    </w:p>
-    <w:p>
-      <w:pPr>
-        <w:numPr>
-          <w:ilvl w:val="0"/>
-          <w:numId w:val="1001"/>
-        </w:numPr>
+    </w:p>
+    <w:p>
+      <w:pPr>
+        <w:pStyle w:val="BodyText"/>
       </w:pPr>
       <w:r>
         <w:t xml:space="preserve">ZOE: And the channels we choose change who sees our price.</w:t>
       </w:r>
-      <w:r>
-        <w:t xml:space="preserve"> </w:t>
-      </w:r>
-      <w:r>
-        <w:t xml:space="preserve">조이: 그리고 어떤 채널을 고르냐에 따라 누가 우리 가격을 보는지가 바뀌고요.</w:t>
-      </w:r>
-    </w:p>
-    <w:p>
-      <w:pPr>
-        <w:numPr>
-          <w:ilvl w:val="0"/>
-          <w:numId w:val="1001"/>
-        </w:numPr>
+    </w:p>
+    <w:p>
+      <w:pPr>
+        <w:pStyle w:val="BodyText"/>
       </w:pPr>
       <w:r>
         <w:t xml:space="preserve">MARCUS: Let’s start with price. It’s the scarier one.</w:t>
       </w:r>
-      <w:r>
-        <w:t xml:space="preserve"> </w:t>
-      </w:r>
-      <w:r>
-        <w:t xml:space="preserve">마커스: 가격부터 하자. 그게 더 무서운 거니까.</w:t>
-      </w:r>
-    </w:p>
-    <w:p>
-      <w:pPr>
-        <w:numPr>
-          <w:ilvl w:val="0"/>
-          <w:numId w:val="1001"/>
-        </w:numPr>
+    </w:p>
+    <w:p>
+      <w:pPr>
+        <w:pStyle w:val="BodyText"/>
       </w:pPr>
       <w:r>
         <w:t xml:space="preserve">GRACE: I modeled three options. Match Flex. Cut halfway. Or hold.</w:t>
       </w:r>
-      <w:r>
-        <w:t xml:space="preserve"> </w:t>
-      </w:r>
-      <w:r>
-        <w:t xml:space="preserve">그레이스: 세 가지 안을 모델링했어요. 플렉스에 맞추기. 절반만 내리기. 아니면 유지.</w:t>
-      </w:r>
-    </w:p>
-    <w:p>
-      <w:pPr>
-        <w:numPr>
-          <w:ilvl w:val="0"/>
-          <w:numId w:val="1001"/>
-        </w:numPr>
+    </w:p>
+    <w:p>
+      <w:pPr>
+        <w:pStyle w:val="BodyText"/>
       </w:pPr>
       <w:r>
         <w:t xml:space="preserve">NOAH: Before the numbers. Elena, what matters most to you here?</w:t>
       </w:r>
-      <w:r>
-        <w:t xml:space="preserve"> </w:t>
-      </w:r>
-      <w:r>
-        <w:t xml:space="preserve">노아: 숫자 전에. 엘레나, 여기서 당신한테 제일 중요한 건 뭐예요?</w:t>
-      </w:r>
-    </w:p>
-    <w:p>
-      <w:pPr>
-        <w:numPr>
-          <w:ilvl w:val="0"/>
-          <w:numId w:val="1001"/>
-        </w:numPr>
+    </w:p>
+    <w:p>
+      <w:pPr>
+        <w:pStyle w:val="BodyText"/>
       </w:pPr>
       <w:r>
         <w:t xml:space="preserve">ELENA: That we never pay for a price war by cutting training. If the margin gets tight, cut marketing, cut travel, cut my budget if you have to, but the training before every first order stays exactly as it is. That’s the line.</w:t>
-      </w:r>
-      <w:r>
-        <w:t xml:space="preserve"> </w:t>
-      </w:r>
-      <w:r>
-        <w:t xml:space="preserve">엘레나: 교육을 깎아서 가격 전쟁 비용을 대는 일은 절대 없어야 한다는 거요. 마진이 빠듯해지면 마케팅을 줄이고, 출장을 줄이고, 필요하면 제 예산도 줄여요. 하지만 모든 첫 주문 전 교육은 지금 그대로 유지돼야 해요. 그게 선이에요.</w:t>
       </w:r>
     </w:p>
     <w:bookmarkEnd w:id="21"/>
@@ -563,61 +413,31 @@
     </w:p>
     <w:p>
       <w:pPr>
-        <w:numPr>
-          <w:ilvl w:val="0"/>
-          <w:numId w:val="1002"/>
-        </w:numPr>
+        <w:pStyle w:val="FirstParagraph"/>
       </w:pPr>
       <w:r>
         <w:t xml:space="preserve">GRACE: Option one. Match Flex at three twenty-nine. Margin drops from eighty-nine to eighty-six percent.</w:t>
       </w:r>
-      <w:r>
-        <w:t xml:space="preserve"> </w:t>
-      </w:r>
-      <w:r>
-        <w:t xml:space="preserve">그레이스: 1안. 플렉스에 맞춰 329. 마진이 89%에서 86%로 떨어져요.</w:t>
-      </w:r>
-    </w:p>
-    <w:p>
-      <w:pPr>
-        <w:numPr>
-          <w:ilvl w:val="0"/>
-          <w:numId w:val="1002"/>
-        </w:numPr>
+    </w:p>
+    <w:p>
+      <w:pPr>
+        <w:pStyle w:val="BodyText"/>
       </w:pPr>
       <w:r>
         <w:t xml:space="preserve">MARCUS: That’s still a great margin.</w:t>
       </w:r>
-      <w:r>
-        <w:t xml:space="preserve"> </w:t>
-      </w:r>
-      <w:r>
-        <w:t xml:space="preserve">마커스: 그래도 훌륭한 마진이네.</w:t>
-      </w:r>
-    </w:p>
-    <w:p>
-      <w:pPr>
-        <w:numPr>
-          <w:ilvl w:val="0"/>
-          <w:numId w:val="1002"/>
-        </w:numPr>
+    </w:p>
+    <w:p>
+      <w:pPr>
+        <w:pStyle w:val="BodyText"/>
       </w:pPr>
       <w:r>
         <w:t xml:space="preserve">GRACE: Yes. But revenue drops twenty-three percent, because we’d be selling the same syringe for ninety-six dollars less. Unless volume grows by more than thirty percent, and to be honest, I don’t see anything in our data that says it would.</w:t>
       </w:r>
-      <w:r>
-        <w:t xml:space="preserve"> </w:t>
-      </w:r>
-      <w:r>
-        <w:t xml:space="preserve">그레이스: 네. 하지만 매출이 23% 떨어져요. 같은 주사기를 96달러 싸게 파는 거니까요. 물량이 30% 넘게 늘지 않는 한요. 솔직히 말하면, 우리 데이터 어디에도 그렇게 될 거라는 근거는 안 보여요.</w:t>
-      </w:r>
-    </w:p>
-    <w:p>
-      <w:pPr>
-        <w:numPr>
-          <w:ilvl w:val="0"/>
-          <w:numId w:val="1002"/>
-        </w:numPr>
+    </w:p>
+    <w:p>
+      <w:pPr>
+        <w:pStyle w:val="BodyText"/>
       </w:pPr>
       <w:r>
         <w:t xml:space="preserve">ZOE: And we’d look like a follower.</w:t>
@@ -640,11 +460,13 @@
       <w:r>
         <w:t xml:space="preserve">That’s the headline.</w:t>
       </w:r>
-      <w:r>
-        <w:t xml:space="preserve"> </w:t>
-      </w:r>
-      <w:r>
-        <w:t xml:space="preserve">조이: 그리고 우린 따라쟁이처럼 보일 거예요.</w:t>
+    </w:p>
+    <w:p>
+      <w:pPr>
+        <w:pStyle w:val="BodyText"/>
+      </w:pPr>
+      <w:r>
+        <w:t xml:space="preserve">DEREK: Doctors would ask,</w:t>
       </w:r>
       <w:r>
         <w:t xml:space="preserve"> </w:t>
@@ -653,27 +475,82 @@
         <w:t xml:space="preserve">“</w:t>
       </w:r>
       <w:r>
-        <w:t xml:space="preserve">할번 이후 베이라 가격 인하.</w:t>
+        <w:t xml:space="preserve">Why was it more expensive before? Were you overcharging?</w:t>
       </w:r>
       <w:r>
         <w:t xml:space="preserve">”</w:t>
       </w:r>
-      <w:r>
-        <w:t xml:space="preserve"> </w:t>
-      </w:r>
-      <w:r>
-        <w:t xml:space="preserve">그게 헤드라인이죠.</w:t>
-      </w:r>
-    </w:p>
-    <w:p>
-      <w:pPr>
-        <w:numPr>
-          <w:ilvl w:val="0"/>
-          <w:numId w:val="1002"/>
-        </w:numPr>
-      </w:pPr>
-      <w:r>
-        <w:t xml:space="preserve">DEREK: Doctors would ask,</w:t>
+    </w:p>
+    <w:p>
+      <w:pPr>
+        <w:pStyle w:val="BodyText"/>
+      </w:pPr>
+      <w:r>
+        <w:t xml:space="preserve">NOAH: Option two?</w:t>
+      </w:r>
+    </w:p>
+    <w:p>
+      <w:pPr>
+        <w:pStyle w:val="BodyText"/>
+      </w:pPr>
+      <w:r>
+        <w:t xml:space="preserve">GRACE: Cut to three seventy-five. Halfway. Revenue drops twelve percent. Still fifty dollars above Flex.</w:t>
+      </w:r>
+    </w:p>
+    <w:p>
+      <w:pPr>
+        <w:pStyle w:val="BodyText"/>
+      </w:pPr>
+      <w:r>
+        <w:t xml:space="preserve">ZOE: The worst of both worlds. We lose money and still look expensive.</w:t>
+      </w:r>
+    </w:p>
+    <w:p>
+      <w:pPr>
+        <w:pStyle w:val="BodyText"/>
+      </w:pPr>
+      <w:r>
+        <w:t xml:space="preserve">MARCUS: Option three. Hold at four twenty-five.</w:t>
+      </w:r>
+    </w:p>
+    <w:p>
+      <w:pPr>
+        <w:pStyle w:val="BodyText"/>
+      </w:pPr>
+      <w:r>
+        <w:t xml:space="preserve">GRACE: Revenue holds. If we keep our current clinics. New clinic growth stays slow.</w:t>
+      </w:r>
+    </w:p>
+    <w:p>
+      <w:pPr>
+        <w:pStyle w:val="BodyText"/>
+      </w:pPr>
+      <w:r>
+        <w:t xml:space="preserve">PRIYA: Can I ask a technical question? Is Flex actually as good as ours?</w:t>
+      </w:r>
+    </w:p>
+    <w:p>
+      <w:pPr>
+        <w:pStyle w:val="BodyText"/>
+      </w:pPr>
+      <w:r>
+        <w:t xml:space="preserve">ELENA: Their label says two point five times faster. Ours says two point eight. Different studies.</w:t>
+      </w:r>
+    </w:p>
+    <w:p>
+      <w:pPr>
+        <w:pStyle w:val="BodyText"/>
+      </w:pPr>
+      <w:r>
+        <w:t xml:space="preserve">GRACE: We can’t compare them directly. No head-to-head. So we don’t claim we’re faster than Flex.</w:t>
+      </w:r>
+    </w:p>
+    <w:p>
+      <w:pPr>
+        <w:pStyle w:val="BodyText"/>
+      </w:pPr>
+      <w:r>
+        <w:t xml:space="preserve">ZOE: Then what’s our value? In one sentence. Without</w:t>
       </w:r>
       <w:r>
         <w:t xml:space="preserve"> </w:t>
@@ -682,16 +559,50 @@
         <w:t xml:space="preserve">“</w:t>
       </w:r>
       <w:r>
-        <w:t xml:space="preserve">Why was it more expensive before? Were you overcharging?</w:t>
+        <w:t xml:space="preserve">faster than Flex.</w:t>
       </w:r>
       <w:r>
         <w:t xml:space="preserve">”</w:t>
       </w:r>
-      <w:r>
-        <w:t xml:space="preserve"> </w:t>
-      </w:r>
-      <w:r>
-        <w:t xml:space="preserve">데릭: 의사들이 물을 거예요.</w:t>
+    </w:p>
+    <w:p>
+      <w:pPr>
+        <w:pStyle w:val="BodyText"/>
+      </w:pPr>
+      <w:r>
+        <w:t xml:space="preserve">NOAH: Here’s the thing. Our value isn’t speed, it’s everything around the syringe. Training before every order. Monthly quality charts. A company that recalls itself when something’s wrong. And two suppliers, so a doctor never runs out. That’s what four twenty-five buys.</w:t>
+      </w:r>
+    </w:p>
+    <w:p>
+      <w:pPr>
+        <w:pStyle w:val="BodyText"/>
+      </w:pPr>
+      <w:r>
+        <w:t xml:space="preserve">DEREK: Doctors pay for that. Some of them. Not all.</w:t>
+      </w:r>
+    </w:p>
+    <w:p>
+      <w:pPr>
+        <w:pStyle w:val="BodyText"/>
+      </w:pPr>
+      <w:r>
+        <w:t xml:space="preserve">NOAH: Then we don’t need all. We need the ones who value it.</w:t>
+      </w:r>
+    </w:p>
+    <w:p>
+      <w:pPr>
+        <w:pStyle w:val="BodyText"/>
+      </w:pPr>
+      <w:r>
+        <w:t xml:space="preserve">MARCUS: Grace, how many clinics value it? Can you estimate?</w:t>
+      </w:r>
+    </w:p>
+    <w:p>
+      <w:pPr>
+        <w:pStyle w:val="BodyText"/>
+      </w:pPr>
+      <w:r>
+        <w:t xml:space="preserve">GRACE: Our survey says forty percent of injectors rank</w:t>
       </w:r>
       <w:r>
         <w:t xml:space="preserve"> </w:t>
@@ -700,157 +611,104 @@
         <w:t xml:space="preserve">“</w:t>
       </w:r>
       <w:r>
-        <w:t xml:space="preserve">그럼 전엔 왜 더 비쌌어요? 바가지였어요?</w:t>
+        <w:t xml:space="preserve">safety support</w:t>
       </w:r>
       <w:r>
         <w:t xml:space="preserve">”</w:t>
       </w:r>
-    </w:p>
-    <w:p>
-      <w:pPr>
-        <w:numPr>
-          <w:ilvl w:val="0"/>
-          <w:numId w:val="1002"/>
-        </w:numPr>
-      </w:pPr>
-      <w:r>
-        <w:t xml:space="preserve">NOAH: Option two?</w:t>
-      </w:r>
-      <w:r>
-        <w:t xml:space="preserve"> </w:t>
-      </w:r>
-      <w:r>
-        <w:t xml:space="preserve">노아: 2안은요?</w:t>
-      </w:r>
-    </w:p>
-    <w:p>
-      <w:pPr>
-        <w:numPr>
-          <w:ilvl w:val="0"/>
-          <w:numId w:val="1002"/>
-        </w:numPr>
-      </w:pPr>
-      <w:r>
-        <w:t xml:space="preserve">GRACE: Cut to three seventy-five. Halfway. Revenue drops twelve percent. Still fifty dollars above Flex.</w:t>
-      </w:r>
-      <w:r>
-        <w:t xml:space="preserve"> </w:t>
-      </w:r>
-      <w:r>
-        <w:t xml:space="preserve">그레이스: 375로 인하. 절반. 매출 12% 감소. 그래도 플렉스보다 50달러 비싸요.</w:t>
-      </w:r>
-    </w:p>
-    <w:p>
-      <w:pPr>
-        <w:numPr>
-          <w:ilvl w:val="0"/>
-          <w:numId w:val="1002"/>
-        </w:numPr>
-      </w:pPr>
-      <w:r>
-        <w:t xml:space="preserve">ZOE: The worst of both worlds. We lose money and still look expensive.</w:t>
-      </w:r>
-      <w:r>
-        <w:t xml:space="preserve"> </w:t>
-      </w:r>
-      <w:r>
-        <w:t xml:space="preserve">조이: 양쪽의 나쁜 점만 모았네요. 돈은 잃고 여전히 비싸 보이고.</w:t>
-      </w:r>
-    </w:p>
-    <w:p>
-      <w:pPr>
-        <w:numPr>
-          <w:ilvl w:val="0"/>
-          <w:numId w:val="1002"/>
-        </w:numPr>
-      </w:pPr>
-      <w:r>
-        <w:t xml:space="preserve">MARCUS: Option three. Hold at four twenty-five.</w:t>
-      </w:r>
-      <w:r>
-        <w:t xml:space="preserve"> </w:t>
-      </w:r>
-      <w:r>
-        <w:t xml:space="preserve">마커스: 3안. 425 유지.</w:t>
-      </w:r>
-    </w:p>
-    <w:p>
-      <w:pPr>
-        <w:numPr>
-          <w:ilvl w:val="0"/>
-          <w:numId w:val="1002"/>
-        </w:numPr>
-      </w:pPr>
-      <w:r>
-        <w:t xml:space="preserve">GRACE: Revenue holds. If we keep our current clinics. New clinic growth stays slow.</w:t>
-      </w:r>
-      <w:r>
-        <w:t xml:space="preserve"> </w:t>
-      </w:r>
-      <w:r>
-        <w:t xml:space="preserve">그레이스: 매출 유지. 기존 병원을 지키면요. 신규 병원 성장은 계속 느리고요.</w:t>
-      </w:r>
-    </w:p>
-    <w:p>
-      <w:pPr>
-        <w:numPr>
-          <w:ilvl w:val="0"/>
-          <w:numId w:val="1002"/>
-        </w:numPr>
-      </w:pPr>
-      <w:r>
-        <w:t xml:space="preserve">PRIYA: Can I ask a technical question? Is Flex actually as good as ours?</w:t>
-      </w:r>
-      <w:r>
-        <w:t xml:space="preserve"> </w:t>
-      </w:r>
-      <w:r>
-        <w:t xml:space="preserve">프리야: 기술적인 질문 해도 돼? 플렉스가 실제로 우리 거만큼 좋아?</w:t>
-      </w:r>
-    </w:p>
-    <w:p>
-      <w:pPr>
-        <w:numPr>
-          <w:ilvl w:val="0"/>
-          <w:numId w:val="1002"/>
-        </w:numPr>
-      </w:pPr>
-      <w:r>
-        <w:t xml:space="preserve">ELENA: Their label says two point five times faster. Ours says two point eight. Different studies.</w:t>
-      </w:r>
-      <w:r>
-        <w:t xml:space="preserve"> </w:t>
-      </w:r>
-      <w:r>
-        <w:t xml:space="preserve">엘레나: 그쪽 라벨은 2.5배 빠르다고 해요. 우리 건 2.8배. 다른 연구들이죠.</w:t>
-      </w:r>
-    </w:p>
-    <w:p>
-      <w:pPr>
-        <w:numPr>
-          <w:ilvl w:val="0"/>
-          <w:numId w:val="1002"/>
-        </w:numPr>
-      </w:pPr>
-      <w:r>
-        <w:t xml:space="preserve">GRACE: We can’t compare them directly. No head-to-head. So we don’t claim we’re faster than Flex.</w:t>
-      </w:r>
-      <w:r>
-        <w:t xml:space="preserve"> </w:t>
-      </w:r>
-      <w:r>
-        <w:t xml:space="preserve">그레이스: 직접 비교는 못 해요. 1:1 비교가 없으니까. 그러니 플렉스보다 빠르다고 주장하진 않아요.</w:t>
-      </w:r>
-    </w:p>
-    <w:p>
-      <w:pPr>
-        <w:numPr>
-          <w:ilvl w:val="0"/>
-          <w:numId w:val="1002"/>
-        </w:numPr>
-      </w:pPr>
-      <w:r>
-        <w:t xml:space="preserve">ZOE: Then what’s our value? In one sentence. Without</w:t>
+      <w:r>
+        <w:t xml:space="preserve"> </w:t>
+      </w:r>
+      <w:r>
+        <w:t xml:space="preserve">above price.</w:t>
+      </w:r>
+    </w:p>
+    <w:p>
+      <w:pPr>
+        <w:pStyle w:val="BodyText"/>
+      </w:pPr>
+      <w:r>
+        <w:t xml:space="preserve">ZOE: Forty percent of the market is still a huge market.</w:t>
+      </w:r>
+    </w:p>
+    <w:p>
+      <w:pPr>
+        <w:pStyle w:val="BodyText"/>
+      </w:pPr>
+      <w:r>
+        <w:t xml:space="preserve">ELENA: And the other sixty?</w:t>
+      </w:r>
+    </w:p>
+    <w:p>
+      <w:pPr>
+        <w:pStyle w:val="BodyText"/>
+      </w:pPr>
+      <w:r>
+        <w:t xml:space="preserve">NOAH: They’ll buy Flex. And Halvern will train them, because we made training the standard and Halvern had to follow. So those patients still get a safer injection. That’s not a loss, even if it looks like one on Grace’s spreadsheet.</w:t>
+      </w:r>
+    </w:p>
+    <w:p>
+      <w:pPr>
+        <w:pStyle w:val="BodyText"/>
+      </w:pPr>
+      <w:r>
+        <w:t xml:space="preserve">PRIYA: You’re happy about losing sixty percent?</w:t>
+      </w:r>
+    </w:p>
+    <w:p>
+      <w:pPr>
+        <w:pStyle w:val="BodyText"/>
+      </w:pPr>
+      <w:r>
+        <w:t xml:space="preserve">NOAH: I’m happy those patients get a trained injector. Even if it’s not our syringe.</w:t>
+      </w:r>
+    </w:p>
+    <w:p>
+      <w:pPr>
+        <w:pStyle w:val="BodyText"/>
+      </w:pPr>
+      <w:r>
+        <w:t xml:space="preserve">MARCUS: Spoken like a founder. Now speak like a CEO. Can we survive at forty percent?</w:t>
+      </w:r>
+    </w:p>
+    <w:p>
+      <w:pPr>
+        <w:pStyle w:val="BodyText"/>
+      </w:pPr>
+      <w:r>
+        <w:t xml:space="preserve">GRACE: Forty percent of the U.S. market is about two hundred million dollars a year. For us, potentially.</w:t>
+      </w:r>
+    </w:p>
+    <w:p>
+      <w:pPr>
+        <w:pStyle w:val="BodyText"/>
+      </w:pPr>
+      <w:r>
+        <w:t xml:space="preserve">MARCUS: We’re at nineteen million a year. We have room.</w:t>
+      </w:r>
+    </w:p>
+    <w:p>
+      <w:pPr>
+        <w:pStyle w:val="BodyText"/>
+      </w:pPr>
+      <w:r>
+        <w:t xml:space="preserve">NOAH: Decision on price. We hold four twenty-five. We compete on value, not price.</w:t>
+      </w:r>
+    </w:p>
+    <w:p>
+      <w:pPr>
+        <w:pStyle w:val="BodyText"/>
+      </w:pPr>
+      <w:r>
+        <w:t xml:space="preserve">DEREK: And the doctors who ask me to match?</w:t>
+      </w:r>
+    </w:p>
+    <w:p>
+      <w:pPr>
+        <w:pStyle w:val="BodyText"/>
+      </w:pPr>
+      <w:r>
+        <w:t xml:space="preserve">NOAH:</w:t>
       </w:r>
       <w:r>
         <w:t xml:space="preserve"> </w:t>
@@ -859,7 +717,7 @@
         <w:t xml:space="preserve">“</w:t>
       </w:r>
       <w:r>
-        <w:t xml:space="preserve">faster than Flex.</w:t>
+        <w:t xml:space="preserve">We don’t match. Here’s what’s included.</w:t>
       </w:r>
       <w:r>
         <w:t xml:space="preserve">”</w:t>
@@ -868,451 +726,47 @@
         <w:t xml:space="preserve"> </w:t>
       </w:r>
       <w:r>
-        <w:t xml:space="preserve">조이: 그럼 우리 가치는 뭐예요? 한 문장으로.</w:t>
-      </w:r>
-      <w:r>
-        <w:t xml:space="preserve"> </w:t>
-      </w:r>
-      <w:r>
-        <w:t xml:space="preserve">“</w:t>
-      </w:r>
-      <w:r>
-        <w:t xml:space="preserve">플렉스보다 빠름</w:t>
-      </w:r>
-      <w:r>
-        <w:t xml:space="preserve">”</w:t>
-      </w:r>
-      <w:r>
-        <w:t xml:space="preserve"> </w:t>
-      </w:r>
-      <w:r>
-        <w:t xml:space="preserve">없이.</w:t>
-      </w:r>
-    </w:p>
-    <w:p>
-      <w:pPr>
-        <w:numPr>
-          <w:ilvl w:val="0"/>
-          <w:numId w:val="1002"/>
-        </w:numPr>
-      </w:pPr>
-      <w:r>
-        <w:t xml:space="preserve">NOAH: Here’s the thing. Our value isn’t speed, it’s everything around the syringe. Training before every order. Monthly quality charts. A company that recalls itself when something’s wrong. And two suppliers, so a doctor never runs out. That’s what four twenty-five buys.</w:t>
-      </w:r>
-      <w:r>
-        <w:t xml:space="preserve"> </w:t>
-      </w:r>
-      <w:r>
-        <w:t xml:space="preserve">노아: 중요한 건 이거예요. 우리 가치는 속도가 아니라 주사기를 둘러싼 모든 것이에요. 모든 주문 전 교육. 월간 품질 차트. 문제가 있으면 스스로 회수하는 회사. 그리고 공급처 둘, 그래서 의사가 재고가 떨어질 일이 없죠. 425달러로 사는 게 바로 그거예요.</w:t>
-      </w:r>
-    </w:p>
-    <w:p>
-      <w:pPr>
-        <w:numPr>
-          <w:ilvl w:val="0"/>
-          <w:numId w:val="1002"/>
-        </w:numPr>
-      </w:pPr>
-      <w:r>
-        <w:t xml:space="preserve">DEREK: Doctors pay for that. Some of them. Not all.</w:t>
-      </w:r>
-      <w:r>
-        <w:t xml:space="preserve"> </w:t>
-      </w:r>
-      <w:r>
-        <w:t xml:space="preserve">데릭: 의사들은 그걸 위해 돈을 내요. 일부는요. 전부는 아니고.</w:t>
-      </w:r>
-    </w:p>
-    <w:p>
-      <w:pPr>
-        <w:numPr>
-          <w:ilvl w:val="0"/>
-          <w:numId w:val="1002"/>
-        </w:numPr>
-      </w:pPr>
-      <w:r>
-        <w:t xml:space="preserve">NOAH: Then we don’t need all. We need the ones who value it.</w:t>
-      </w:r>
-      <w:r>
-        <w:t xml:space="preserve"> </w:t>
-      </w:r>
-      <w:r>
-        <w:t xml:space="preserve">노아: 그럼 전부가 필요하진 않아요. 그걸 가치 있게 여기는 사람들이 필요하죠.</w:t>
-      </w:r>
-    </w:p>
-    <w:p>
-      <w:pPr>
-        <w:numPr>
-          <w:ilvl w:val="0"/>
-          <w:numId w:val="1002"/>
-        </w:numPr>
-      </w:pPr>
-      <w:r>
-        <w:t xml:space="preserve">MARCUS: Grace, how many clinics value it? Can you estimate?</w:t>
-      </w:r>
-      <w:r>
-        <w:t xml:space="preserve"> </w:t>
-      </w:r>
-      <w:r>
-        <w:t xml:space="preserve">마커스: 그레이스, 그걸 가치 있게 여기는 병원이 몇 곳이야? 추정할 수 있어?</w:t>
-      </w:r>
-    </w:p>
-    <w:p>
-      <w:pPr>
-        <w:numPr>
-          <w:ilvl w:val="0"/>
-          <w:numId w:val="1002"/>
-        </w:numPr>
-      </w:pPr>
-      <w:r>
-        <w:t xml:space="preserve">GRACE: Our survey says forty percent of injectors rank</w:t>
-      </w:r>
-      <w:r>
-        <w:t xml:space="preserve"> </w:t>
-      </w:r>
-      <w:r>
-        <w:t xml:space="preserve">“</w:t>
-      </w:r>
-      <w:r>
-        <w:t xml:space="preserve">safety support</w:t>
-      </w:r>
-      <w:r>
-        <w:t xml:space="preserve">”</w:t>
-      </w:r>
-      <w:r>
-        <w:t xml:space="preserve"> </w:t>
-      </w:r>
-      <w:r>
-        <w:t xml:space="preserve">above price.</w:t>
-      </w:r>
-      <w:r>
-        <w:t xml:space="preserve"> </w:t>
-      </w:r>
-      <w:r>
-        <w:t xml:space="preserve">그레이스: 설문으로는 시술자의 40%가</w:t>
-      </w:r>
-      <w:r>
-        <w:t xml:space="preserve"> </w:t>
-      </w:r>
-      <w:r>
-        <w:t xml:space="preserve">“</w:t>
-      </w:r>
-      <w:r>
-        <w:t xml:space="preserve">안전 지원</w:t>
-      </w:r>
-      <w:r>
-        <w:t xml:space="preserve">”</w:t>
-      </w:r>
-      <w:r>
-        <w:t xml:space="preserve">을 가격보다 위에 둬요.</w:t>
-      </w:r>
-    </w:p>
-    <w:p>
-      <w:pPr>
-        <w:numPr>
-          <w:ilvl w:val="0"/>
-          <w:numId w:val="1002"/>
-        </w:numPr>
-      </w:pPr>
-      <w:r>
-        <w:t xml:space="preserve">ZOE: Forty percent of the market is still a huge market.</w:t>
-      </w:r>
-      <w:r>
-        <w:t xml:space="preserve"> </w:t>
-      </w:r>
-      <w:r>
-        <w:t xml:space="preserve">조이: 시장의 40%도 여전히 거대한 시장이에요.</w:t>
-      </w:r>
-    </w:p>
-    <w:p>
-      <w:pPr>
-        <w:numPr>
-          <w:ilvl w:val="0"/>
-          <w:numId w:val="1002"/>
-        </w:numPr>
-      </w:pPr>
-      <w:r>
-        <w:t xml:space="preserve">ELENA: And the other sixty?</w:t>
-      </w:r>
-      <w:r>
-        <w:t xml:space="preserve"> </w:t>
-      </w:r>
-      <w:r>
-        <w:t xml:space="preserve">엘레나: 그럼 나머지 60%는요?</w:t>
-      </w:r>
-    </w:p>
-    <w:p>
-      <w:pPr>
-        <w:numPr>
-          <w:ilvl w:val="0"/>
-          <w:numId w:val="1002"/>
-        </w:numPr>
-      </w:pPr>
-      <w:r>
-        <w:t xml:space="preserve">NOAH: They’ll buy Flex. And Halvern will train them, because we made training the standard and Halvern had to follow. So those patients still get a safer injection. That’s not a loss, even if it looks like one on Grace’s spreadsheet.</w:t>
-      </w:r>
-      <w:r>
-        <w:t xml:space="preserve"> </w:t>
-      </w:r>
-      <w:r>
-        <w:t xml:space="preserve">노아: 플렉스를 사겠죠. 그리고 할번이 그 사람들을 교육할 거예요. 우리가 교육을 표준으로 만들었고 할번은 따라올 수밖에 없었으니까요. 그러니 그 환자들도 더 안전한 시술을 받아요. 그레이스 스프레드시트에선 손실처럼 보여도, 그건 손실이 아니에요.</w:t>
-      </w:r>
-    </w:p>
-    <w:p>
-      <w:pPr>
-        <w:numPr>
-          <w:ilvl w:val="0"/>
-          <w:numId w:val="1002"/>
-        </w:numPr>
-      </w:pPr>
-      <w:r>
-        <w:t xml:space="preserve">PRIYA: You’re happy about losing sixty percent?</w:t>
-      </w:r>
-      <w:r>
-        <w:t xml:space="preserve"> </w:t>
-      </w:r>
-      <w:r>
-        <w:t xml:space="preserve">프리야: 60%를 잃는 게 기뻐?</w:t>
-      </w:r>
-    </w:p>
-    <w:p>
-      <w:pPr>
-        <w:numPr>
-          <w:ilvl w:val="0"/>
-          <w:numId w:val="1002"/>
-        </w:numPr>
-      </w:pPr>
-      <w:r>
-        <w:t xml:space="preserve">NOAH: I’m happy those patients get a trained injector. Even if it’s not our syringe.</w:t>
-      </w:r>
-      <w:r>
-        <w:t xml:space="preserve"> </w:t>
-      </w:r>
-      <w:r>
-        <w:t xml:space="preserve">노아: 그 환자들이 교육받은 시술자를 만나는 게 기뻐. 우리 주사기가 아니더라도.</w:t>
-      </w:r>
-    </w:p>
-    <w:p>
-      <w:pPr>
-        <w:numPr>
-          <w:ilvl w:val="0"/>
-          <w:numId w:val="1002"/>
-        </w:numPr>
-      </w:pPr>
-      <w:r>
-        <w:t xml:space="preserve">MARCUS: Spoken like a founder. Now speak like a CEO. Can we survive at forty percent?</w:t>
-      </w:r>
-      <w:r>
-        <w:t xml:space="preserve"> </w:t>
-      </w:r>
-      <w:r>
-        <w:t xml:space="preserve">마커스: 창업자다운 말이네. 이제 CEO답게 말해 봐. 40%로 살아남을 수 있어?</w:t>
-      </w:r>
-    </w:p>
-    <w:p>
-      <w:pPr>
-        <w:numPr>
-          <w:ilvl w:val="0"/>
-          <w:numId w:val="1002"/>
-        </w:numPr>
-      </w:pPr>
-      <w:r>
-        <w:t xml:space="preserve">GRACE: Forty percent of the U.S. market is about two hundred million dollars a year. For us, potentially.</w:t>
-      </w:r>
-      <w:r>
-        <w:t xml:space="preserve"> </w:t>
-      </w:r>
-      <w:r>
-        <w:t xml:space="preserve">그레이스: 미국 시장의 40%면 연간 약 2억 달러예요. 우리한텐 잠재적으로요.</w:t>
-      </w:r>
-    </w:p>
-    <w:p>
-      <w:pPr>
-        <w:numPr>
-          <w:ilvl w:val="0"/>
-          <w:numId w:val="1002"/>
-        </w:numPr>
-      </w:pPr>
-      <w:r>
-        <w:t xml:space="preserve">MARCUS: We’re at nineteen million a year. We have room.</w:t>
-      </w:r>
-      <w:r>
-        <w:t xml:space="preserve"> </w:t>
-      </w:r>
-      <w:r>
-        <w:t xml:space="preserve">마커스: 우린 연 1,900만 달러야. 여지가 있네.</w:t>
-      </w:r>
-    </w:p>
-    <w:p>
-      <w:pPr>
-        <w:numPr>
-          <w:ilvl w:val="0"/>
-          <w:numId w:val="1002"/>
-        </w:numPr>
-      </w:pPr>
-      <w:r>
-        <w:t xml:space="preserve">NOAH: Decision on price. We hold four twenty-five. We compete on value, not price.</w:t>
-      </w:r>
-      <w:r>
-        <w:t xml:space="preserve"> </w:t>
-      </w:r>
-      <w:r>
-        <w:t xml:space="preserve">노아: 가격 결정. 425 유지. 가격이 아니라 가치로 경쟁해요.</w:t>
-      </w:r>
-    </w:p>
-    <w:p>
-      <w:pPr>
-        <w:numPr>
-          <w:ilvl w:val="0"/>
-          <w:numId w:val="1002"/>
-        </w:numPr>
-      </w:pPr>
-      <w:r>
-        <w:t xml:space="preserve">DEREK: And the doctors who ask me to match?</w:t>
-      </w:r>
-      <w:r>
-        <w:t xml:space="preserve"> </w:t>
-      </w:r>
-      <w:r>
-        <w:t xml:space="preserve">데릭: 그럼 가격 맞춰 달라는 의사들은요?</w:t>
-      </w:r>
-    </w:p>
-    <w:p>
-      <w:pPr>
-        <w:numPr>
-          <w:ilvl w:val="0"/>
-          <w:numId w:val="1002"/>
-        </w:numPr>
-      </w:pPr>
-      <w:r>
-        <w:t xml:space="preserve">NOAH:</w:t>
-      </w:r>
-      <w:r>
-        <w:t xml:space="preserve"> </w:t>
-      </w:r>
-      <w:r>
-        <w:t xml:space="preserve">“</w:t>
-      </w:r>
-      <w:r>
-        <w:t xml:space="preserve">We don’t match. Here’s what’s included.</w:t>
-      </w:r>
-      <w:r>
-        <w:t xml:space="preserve">”</w:t>
-      </w:r>
-      <w:r>
-        <w:t xml:space="preserve"> </w:t>
-      </w:r>
-      <w:r>
         <w:t xml:space="preserve">Then show them the chart. And the kit.</w:t>
       </w:r>
-      <w:r>
-        <w:t xml:space="preserve"> </w:t>
-      </w:r>
-      <w:r>
-        <w:t xml:space="preserve">노아:</w:t>
-      </w:r>
-      <w:r>
-        <w:t xml:space="preserve"> </w:t>
-      </w:r>
-      <w:r>
-        <w:t xml:space="preserve">“</w:t>
-      </w:r>
-      <w:r>
-        <w:t xml:space="preserve">맞추지 않습니다. 여기 포함된 게 있습니다.</w:t>
-      </w:r>
-      <w:r>
-        <w:t xml:space="preserve">”</w:t>
-      </w:r>
-      <w:r>
-        <w:t xml:space="preserve"> </w:t>
-      </w:r>
-      <w:r>
-        <w:t xml:space="preserve">그리고 차트를 보여 줘요. 키트도.</w:t>
-      </w:r>
-    </w:p>
-    <w:p>
-      <w:pPr>
-        <w:numPr>
-          <w:ilvl w:val="0"/>
-          <w:numId w:val="1002"/>
-        </w:numPr>
+    </w:p>
+    <w:p>
+      <w:pPr>
+        <w:pStyle w:val="BodyText"/>
       </w:pPr>
       <w:r>
         <w:t xml:space="preserve">ZOE: One exception? Volume tiers. Big accounts buying a thousand a year get a lower price.</w:t>
       </w:r>
-      <w:r>
-        <w:t xml:space="preserve"> </w:t>
-      </w:r>
-      <w:r>
-        <w:t xml:space="preserve">조이: 예외 하나? 볼륨 등급. 연 천 개 사는 큰 거래처엔 더 낮은 가격.</w:t>
-      </w:r>
-    </w:p>
-    <w:p>
-      <w:pPr>
-        <w:numPr>
-          <w:ilvl w:val="0"/>
-          <w:numId w:val="1002"/>
-        </w:numPr>
+    </w:p>
+    <w:p>
+      <w:pPr>
+        <w:pStyle w:val="BodyText"/>
       </w:pPr>
       <w:r>
         <w:t xml:space="preserve">ELENA: Is that legal? Discounts for volume?</w:t>
       </w:r>
-      <w:r>
-        <w:t xml:space="preserve"> </w:t>
-      </w:r>
-      <w:r>
-        <w:t xml:space="preserve">엘레나: 그거 합법이에요? 물량 할인?</w:t>
-      </w:r>
-    </w:p>
-    <w:p>
-      <w:pPr>
-        <w:numPr>
-          <w:ilvl w:val="0"/>
-          <w:numId w:val="1002"/>
-        </w:numPr>
+    </w:p>
+    <w:p>
+      <w:pPr>
+        <w:pStyle w:val="BodyText"/>
       </w:pPr>
       <w:r>
         <w:t xml:space="preserve">ZOE: Volume tiers are normal in this industry. They’re legal if they’re written down, transparent, and exactly the same for everyone at that level. What gets companies in trouble is the secret side deal for one favorite customer, and we won’t do that.</w:t>
       </w:r>
-      <w:r>
-        <w:t xml:space="preserve"> </w:t>
-      </w:r>
-      <w:r>
-        <w:t xml:space="preserve">조이: 볼륨 등급은 이 업계에서 일반적이에요. 서면으로, 투명하게, 그 등급의 모두에게 정확히 똑같이 적용되면 합법이에요. 회사가 곤란해지는 건 특정 단골 한 곳만을 위한 비밀 이면 거래인데, 우린 그런 건 안 해요.</w:t>
-      </w:r>
-    </w:p>
-    <w:p>
-      <w:pPr>
-        <w:numPr>
-          <w:ilvl w:val="0"/>
-          <w:numId w:val="1002"/>
-        </w:numPr>
+    </w:p>
+    <w:p>
+      <w:pPr>
+        <w:pStyle w:val="BodyText"/>
       </w:pPr>
       <w:r>
         <w:t xml:space="preserve">NOAH: Then we explore it. With Diane. For key accounts only. Which brings us to channels.</w:t>
       </w:r>
-      <w:r>
-        <w:t xml:space="preserve"> </w:t>
-      </w:r>
-      <w:r>
-        <w:t xml:space="preserve">노아: 그럼 검토해요. 다이앤이랑. 키 어카운트만. 그럼 채널 얘기로 넘어가죠.</w:t>
-      </w:r>
-    </w:p>
-    <w:p>
-      <w:pPr>
-        <w:numPr>
-          <w:ilvl w:val="0"/>
-          <w:numId w:val="1002"/>
-        </w:numPr>
+    </w:p>
+    <w:p>
+      <w:pPr>
+        <w:pStyle w:val="BodyText"/>
       </w:pPr>
       <w:r>
         <w:t xml:space="preserve">MARCUS: Ten minutes. The distributor is joining by video at ten thirty.</w:t>
-      </w:r>
-      <w:r>
-        <w:t xml:space="preserve"> </w:t>
-      </w:r>
-      <w:r>
-        <w:t xml:space="preserve">마커스: 10분. 유통사가 10시 반에 화상으로 들어와.</w:t>
       </w:r>
     </w:p>
     <w:bookmarkEnd w:id="22"/>
@@ -1327,180 +781,87 @@
     </w:p>
     <w:p>
       <w:pPr>
-        <w:numPr>
-          <w:ilvl w:val="0"/>
-          <w:numId w:val="1003"/>
-        </w:numPr>
+        <w:pStyle w:val="FirstParagraph"/>
       </w:pPr>
       <w:r>
         <w:t xml:space="preserve">NOAH: Three channels on the board. Direct. Chains. Distributors. Pros and cons for each.</w:t>
       </w:r>
-      <w:r>
-        <w:t xml:space="preserve"> </w:t>
-      </w:r>
-      <w:r>
-        <w:t xml:space="preserve">노아: 화이트보드에 채널 셋. 직판. 체인. 유통사. 각각 장단점.</w:t>
-      </w:r>
-    </w:p>
-    <w:p>
-      <w:pPr>
-        <w:numPr>
-          <w:ilvl w:val="0"/>
-          <w:numId w:val="1003"/>
-        </w:numPr>
+    </w:p>
+    <w:p>
+      <w:pPr>
+        <w:pStyle w:val="BodyText"/>
       </w:pPr>
       <w:r>
         <w:t xml:space="preserve">DEREK: Direct. Our reps sell to derms and plastic surgeons. Pros: control, trust, training. Cons: slow and expensive.</w:t>
       </w:r>
-      <w:r>
-        <w:t xml:space="preserve"> </w:t>
-      </w:r>
-      <w:r>
-        <w:t xml:space="preserve">데릭: 직판. 우리 영업 사원이 피부과·성형외과에 판매. 장점: 통제, 신뢰, 교육. 단점: 느리고 비쌈.</w:t>
-      </w:r>
-    </w:p>
-    <w:p>
-      <w:pPr>
-        <w:numPr>
-          <w:ilvl w:val="0"/>
-          <w:numId w:val="1003"/>
-        </w:numPr>
+    </w:p>
+    <w:p>
+      <w:pPr>
+        <w:pStyle w:val="BodyText"/>
       </w:pPr>
       <w:r>
         <w:t xml:space="preserve">GRACE: Cost per new clinic is about four thousand dollars. Each rep adds about six clinics a month.</w:t>
       </w:r>
-      <w:r>
-        <w:t xml:space="preserve"> </w:t>
-      </w:r>
-      <w:r>
-        <w:t xml:space="preserve">그레이스: 신규 병원당 비용은 약 4천 달러. 영업 사원 한 명이 한 달에 약 여섯 곳을 추가해요.</w:t>
-      </w:r>
-    </w:p>
-    <w:p>
-      <w:pPr>
-        <w:numPr>
-          <w:ilvl w:val="0"/>
-          <w:numId w:val="1003"/>
-        </w:numPr>
+    </w:p>
+    <w:p>
+      <w:pPr>
+        <w:pStyle w:val="BodyText"/>
       </w:pPr>
       <w:r>
         <w:t xml:space="preserve">ZOE: Chains. Big medspa groups. One contract, hundreds of locations.</w:t>
       </w:r>
-      <w:r>
-        <w:t xml:space="preserve"> </w:t>
-      </w:r>
-      <w:r>
-        <w:t xml:space="preserve">조이: 체인. 대형 메디스파 그룹. 계약 하나로 지점 수백 곳.</w:t>
-      </w:r>
-    </w:p>
-    <w:p>
-      <w:pPr>
-        <w:numPr>
-          <w:ilvl w:val="0"/>
-          <w:numId w:val="1003"/>
-        </w:numPr>
+    </w:p>
+    <w:p>
+      <w:pPr>
+        <w:pStyle w:val="BodyText"/>
       </w:pPr>
       <w:r>
         <w:t xml:space="preserve">DEREK: Glow Collective is the biggest. Three hundred locations. Their buyer is Greg Holloway. Tough man.</w:t>
       </w:r>
-      <w:r>
-        <w:t xml:space="preserve"> </w:t>
-      </w:r>
-      <w:r>
-        <w:t xml:space="preserve">데릭: 글로우 컬렉티브가 제일 커요. 지점 300곳. 구매 담당이 그레그 할러웨이. 깐깐한 사람이죠.</w:t>
-      </w:r>
-    </w:p>
-    <w:p>
-      <w:pPr>
-        <w:numPr>
-          <w:ilvl w:val="0"/>
-          <w:numId w:val="1003"/>
-        </w:numPr>
+    </w:p>
+    <w:p>
+      <w:pPr>
+        <w:pStyle w:val="BodyText"/>
       </w:pPr>
       <w:r>
         <w:t xml:space="preserve">ELENA: What about their injectors? Who are they?</w:t>
       </w:r>
-      <w:r>
-        <w:t xml:space="preserve"> </w:t>
-      </w:r>
-      <w:r>
-        <w:t xml:space="preserve">엘레나: 그쪽 시술자들은요? 어떤 사람들이에요?</w:t>
-      </w:r>
-    </w:p>
-    <w:p>
-      <w:pPr>
-        <w:numPr>
-          <w:ilvl w:val="0"/>
-          <w:numId w:val="1003"/>
-        </w:numPr>
+    </w:p>
+    <w:p>
+      <w:pPr>
+        <w:pStyle w:val="BodyText"/>
       </w:pPr>
       <w:r>
         <w:t xml:space="preserve">DEREK: Mostly nurse injectors. Young. Turnover is high. About forty percent a year.</w:t>
       </w:r>
-      <w:r>
-        <w:t xml:space="preserve"> </w:t>
-      </w:r>
-      <w:r>
-        <w:t xml:space="preserve">데릭: 대부분 간호사 시술자. 젊고. 이직률이 높아요. 연 40% 정도.</w:t>
-      </w:r>
-    </w:p>
-    <w:p>
-      <w:pPr>
-        <w:numPr>
-          <w:ilvl w:val="0"/>
-          <w:numId w:val="1003"/>
-        </w:numPr>
+    </w:p>
+    <w:p>
+      <w:pPr>
+        <w:pStyle w:val="BodyText"/>
       </w:pPr>
       <w:r>
         <w:t xml:space="preserve">ELENA: Forty percent. So every year, almost half the people holding needles are new.</w:t>
       </w:r>
-      <w:r>
-        <w:t xml:space="preserve"> </w:t>
-      </w:r>
-      <w:r>
-        <w:t xml:space="preserve">엘레나: 40%. 그러니까 매년 바늘을 든 사람 절반 가까이가 새로 온다는 거네요.</w:t>
-      </w:r>
-    </w:p>
-    <w:p>
-      <w:pPr>
-        <w:numPr>
-          <w:ilvl w:val="0"/>
-          <w:numId w:val="1003"/>
-        </w:numPr>
+    </w:p>
+    <w:p>
+      <w:pPr>
+        <w:pStyle w:val="BodyText"/>
       </w:pPr>
       <w:r>
         <w:t xml:space="preserve">TASHA: That’s a training nightmare. Or a training opportunity. Depending on the contract.</w:t>
       </w:r>
-      <w:r>
-        <w:t xml:space="preserve"> </w:t>
-      </w:r>
-      <w:r>
-        <w:t xml:space="preserve">타샤: 교육의 악몽이에요. 아니면 교육의 기회고요. 계약에 따라 달라요.</w:t>
-      </w:r>
-    </w:p>
-    <w:p>
-      <w:pPr>
-        <w:numPr>
-          <w:ilvl w:val="0"/>
-          <w:numId w:val="1003"/>
-        </w:numPr>
+    </w:p>
+    <w:p>
+      <w:pPr>
+        <w:pStyle w:val="BodyText"/>
       </w:pPr>
       <w:r>
         <w:t xml:space="preserve">NOAH: Tasha, when did you come in?</w:t>
       </w:r>
-      <w:r>
-        <w:t xml:space="preserve"> </w:t>
-      </w:r>
-      <w:r>
-        <w:t xml:space="preserve">노아: 타샤, 언제 들어왔어요?</w:t>
-      </w:r>
-    </w:p>
-    <w:p>
-      <w:pPr>
-        <w:numPr>
-          <w:ilvl w:val="0"/>
-          <w:numId w:val="1003"/>
-        </w:numPr>
+    </w:p>
+    <w:p>
+      <w:pPr>
+        <w:pStyle w:val="BodyText"/>
       </w:pPr>
       <w:r>
         <w:t xml:space="preserve">TASHA: When I heard</w:t>
@@ -1523,11 +884,141 @@
       <w:r>
         <w:t xml:space="preserve">I can smell a training problem from the hallway.</w:t>
       </w:r>
-      <w:r>
-        <w:t xml:space="preserve"> </w:t>
-      </w:r>
-      <w:r>
-        <w:t xml:space="preserve">타샤:</w:t>
+    </w:p>
+    <w:p>
+      <w:pPr>
+        <w:pStyle w:val="BodyText"/>
+      </w:pPr>
+      <w:r>
+        <w:t xml:space="preserve">MARCUS: Pros of chains: volume, speed, brand exposure. Cons: price pressure, less control.</w:t>
+      </w:r>
+    </w:p>
+    <w:p>
+      <w:pPr>
+        <w:pStyle w:val="BodyText"/>
+      </w:pPr>
+      <w:r>
+        <w:t xml:space="preserve">ZOE: Third channel. Distributors. That’s the call at ten thirty.</w:t>
+      </w:r>
+    </w:p>
+    <w:p>
+      <w:pPr>
+        <w:pStyle w:val="BodyText"/>
+      </w:pPr>
+      <w:r>
+        <w:t xml:space="preserve">DAN: Good morning! Dan Whitaker, MedPath Distribution. Fifty states. Twelve thousand clinic accounts.</w:t>
+      </w:r>
+    </w:p>
+    <w:p>
+      <w:pPr>
+        <w:pStyle w:val="BodyText"/>
+      </w:pPr>
+      <w:r>
+        <w:t xml:space="preserve">NOAH: Thank you for joining, Dan. Walk us through your offer.</w:t>
+      </w:r>
+    </w:p>
+    <w:p>
+      <w:pPr>
+        <w:pStyle w:val="BodyText"/>
+      </w:pPr>
+      <w:r>
+        <w:t xml:space="preserve">DAN: Simple. We buy from you, and we sell everywhere, through twelve thousand clinic accounts that already trust us. Our margin is thirty percent. In return, you don’t need to hire a single new rep, and you get scale tomorrow.</w:t>
+      </w:r>
+    </w:p>
+    <w:p>
+      <w:pPr>
+        <w:pStyle w:val="BodyText"/>
+      </w:pPr>
+      <w:r>
+        <w:t xml:space="preserve">MARCUS: Thirty percent. That’s a big slice.</w:t>
+      </w:r>
+    </w:p>
+    <w:p>
+      <w:pPr>
+        <w:pStyle w:val="BodyText"/>
+      </w:pPr>
+      <w:r>
+        <w:t xml:space="preserve">DAN: For fifty states? Overnight? It’s a bargain.</w:t>
+      </w:r>
+    </w:p>
+    <w:p>
+      <w:pPr>
+        <w:pStyle w:val="BodyText"/>
+      </w:pPr>
+      <w:r>
+        <w:t xml:space="preserve">ELENA: Dan, one question. Do your reps check training? Before shipping to a new clinic?</w:t>
+      </w:r>
+    </w:p>
+    <w:p>
+      <w:pPr>
+        <w:pStyle w:val="BodyText"/>
+      </w:pPr>
+      <w:r>
+        <w:t xml:space="preserve">DAN: We check the medical license. That’s the legal requirement.</w:t>
+      </w:r>
+    </w:p>
+    <w:p>
+      <w:pPr>
+        <w:pStyle w:val="BodyText"/>
+      </w:pPr>
+      <w:r>
+        <w:t xml:space="preserve">ELENA: Not training. Just a license.</w:t>
+      </w:r>
+    </w:p>
+    <w:p>
+      <w:pPr>
+        <w:pStyle w:val="BodyText"/>
+      </w:pPr>
+      <w:r>
+        <w:t xml:space="preserve">DAN: Training is your thing. We can mail your brochure with every box.</w:t>
+      </w:r>
+    </w:p>
+    <w:p>
+      <w:pPr>
+        <w:pStyle w:val="BodyText"/>
+      </w:pPr>
+      <w:r>
+        <w:t xml:space="preserve">TASHA: A brochure isn’t training. A brochure is paper.</w:t>
+      </w:r>
+    </w:p>
+    <w:p>
+      <w:pPr>
+        <w:pStyle w:val="BodyText"/>
+      </w:pPr>
+      <w:r>
+        <w:t xml:space="preserve">DAN: I understand. But you can’t scale without letting go of some control.</w:t>
+      </w:r>
+    </w:p>
+    <w:p>
+      <w:pPr>
+        <w:pStyle w:val="BodyText"/>
+      </w:pPr>
+      <w:r>
+        <w:t xml:space="preserve">NOAH: That might be true for most products. Thank you, Dan. We’ll get back to you this week.</w:t>
+      </w:r>
+    </w:p>
+    <w:p>
+      <w:pPr>
+        <w:pStyle w:val="BodyText"/>
+      </w:pPr>
+      <w:r>
+        <w:t xml:space="preserve">DAN: Don’t wait too long. Halvern’s distributor called us last week.</w:t>
+      </w:r>
+    </w:p>
+    <w:p>
+      <w:pPr>
+        <w:pStyle w:val="BodyText"/>
+      </w:pPr>
+      <w:r>
+        <w:t xml:space="preserve">ZOE: …Was that a threat?</w:t>
+      </w:r>
+    </w:p>
+    <w:p>
+      <w:pPr>
+        <w:pStyle w:val="BodyText"/>
+      </w:pPr>
+      <w:r>
+        <w:t xml:space="preserve">DEREK: It was a negotiation tactic. Classic.</w:t>
       </w:r>
       <w:r>
         <w:t xml:space="preserve"> </w:t>
@@ -1536,360 +1027,26 @@
         <w:t xml:space="preserve">“</w:t>
       </w:r>
       <w:r>
-        <w:t xml:space="preserve">이직률</w:t>
+        <w:t xml:space="preserve">Someone else wants me.</w:t>
       </w:r>
       <w:r>
         <w:t xml:space="preserve">”</w:t>
       </w:r>
-      <w:r>
-        <w:t xml:space="preserve">이라는 말 들었을 때요. 복도에서도 교육 문제 냄새를 맡을 수 있거든요.</w:t>
-      </w:r>
-    </w:p>
-    <w:p>
-      <w:pPr>
-        <w:numPr>
-          <w:ilvl w:val="0"/>
-          <w:numId w:val="1003"/>
-        </w:numPr>
-      </w:pPr>
-      <w:r>
-        <w:t xml:space="preserve">MARCUS: Pros of chains: volume, speed, brand exposure. Cons: price pressure, less control.</w:t>
-      </w:r>
-      <w:r>
-        <w:t xml:space="preserve"> </w:t>
-      </w:r>
-      <w:r>
-        <w:t xml:space="preserve">마커스: 체인의 장점: 물량, 속도, 브랜드 노출. 단점: 가격 압박, 통제력 감소.</w:t>
-      </w:r>
-    </w:p>
-    <w:p>
-      <w:pPr>
-        <w:numPr>
-          <w:ilvl w:val="0"/>
-          <w:numId w:val="1003"/>
-        </w:numPr>
-      </w:pPr>
-      <w:r>
-        <w:t xml:space="preserve">ZOE: Third channel. Distributors. That’s the call at ten thirty.</w:t>
-      </w:r>
-      <w:r>
-        <w:t xml:space="preserve"> </w:t>
-      </w:r>
-      <w:r>
-        <w:t xml:space="preserve">조이: 세 번째 채널. 유통사. 10시 반 통화가 그거예요.</w:t>
-      </w:r>
-    </w:p>
-    <w:p>
-      <w:pPr>
-        <w:numPr>
-          <w:ilvl w:val="0"/>
-          <w:numId w:val="1003"/>
-        </w:numPr>
-      </w:pPr>
-      <w:r>
-        <w:t xml:space="preserve">DAN: Good morning! Dan Whitaker, MedPath Distribution. Fifty states. Twelve thousand clinic accounts.</w:t>
-      </w:r>
-      <w:r>
-        <w:t xml:space="preserve"> </w:t>
-      </w:r>
-      <w:r>
-        <w:t xml:space="preserve">댄: 좋은 아침입니다! 메드패스 디스트리뷰션의 댄 휘태커입니다. 50개 주. 병원 거래처 1만 2천 곳.</w:t>
-      </w:r>
-    </w:p>
-    <w:p>
-      <w:pPr>
-        <w:numPr>
-          <w:ilvl w:val="0"/>
-          <w:numId w:val="1003"/>
-        </w:numPr>
-      </w:pPr>
-      <w:r>
-        <w:t xml:space="preserve">NOAH: Thank you for joining, Dan. Walk us through your offer.</w:t>
-      </w:r>
-      <w:r>
-        <w:t xml:space="preserve"> </w:t>
-      </w:r>
-      <w:r>
-        <w:t xml:space="preserve">노아: 참여해 주셔서 감사해요, 댄. 제안을 차근차근 설명해 주세요.</w:t>
-      </w:r>
-    </w:p>
-    <w:p>
-      <w:pPr>
-        <w:numPr>
-          <w:ilvl w:val="0"/>
-          <w:numId w:val="1003"/>
-        </w:numPr>
-      </w:pPr>
-      <w:r>
-        <w:t xml:space="preserve">DAN: Simple. We buy from you, and we sell everywhere, through twelve thousand clinic accounts that already trust us. Our margin is thirty percent. In return, you don’t need to hire a single new rep, and you get scale tomorrow.</w:t>
-      </w:r>
-      <w:r>
-        <w:t xml:space="preserve"> </w:t>
-      </w:r>
-      <w:r>
-        <w:t xml:space="preserve">댄: 간단해요. 우리가 사고, 이미 우리를 신뢰하는 병원 거래처 1만 2천 곳을 통해 어디서든 팔아요. 우리 마진은 30%. 그 대가로 영업 사원을 한 명도 새로 뽑을 필요가 없고, 내일 당장 규모를 얻는 거죠.</w:t>
-      </w:r>
-    </w:p>
-    <w:p>
-      <w:pPr>
-        <w:numPr>
-          <w:ilvl w:val="0"/>
-          <w:numId w:val="1003"/>
-        </w:numPr>
-      </w:pPr>
-      <w:r>
-        <w:t xml:space="preserve">MARCUS: Thirty percent. That’s a big slice.</w:t>
-      </w:r>
-      <w:r>
-        <w:t xml:space="preserve"> </w:t>
-      </w:r>
-      <w:r>
-        <w:t xml:space="preserve">마커스: 30%. 큰 몫이네요.</w:t>
-      </w:r>
-    </w:p>
-    <w:p>
-      <w:pPr>
-        <w:numPr>
-          <w:ilvl w:val="0"/>
-          <w:numId w:val="1003"/>
-        </w:numPr>
-      </w:pPr>
-      <w:r>
-        <w:t xml:space="preserve">DAN: For fifty states? Overnight? It’s a bargain.</w:t>
-      </w:r>
-      <w:r>
-        <w:t xml:space="preserve"> </w:t>
-      </w:r>
-      <w:r>
-        <w:t xml:space="preserve">댄: 50개 주에? 하룻밤에? 그건 싼 거예요.</w:t>
-      </w:r>
-    </w:p>
-    <w:p>
-      <w:pPr>
-        <w:numPr>
-          <w:ilvl w:val="0"/>
-          <w:numId w:val="1003"/>
-        </w:numPr>
-      </w:pPr>
-      <w:r>
-        <w:t xml:space="preserve">ELENA: Dan, one question. Do your reps check training? Before shipping to a new clinic?</w:t>
-      </w:r>
-      <w:r>
-        <w:t xml:space="preserve"> </w:t>
-      </w:r>
-      <w:r>
-        <w:t xml:space="preserve">엘레나: 댄, 질문 하나. 귀사 영업 사원들이 교육을 확인해요? 새 병원에 출고하기 전에?</w:t>
-      </w:r>
-    </w:p>
-    <w:p>
-      <w:pPr>
-        <w:numPr>
-          <w:ilvl w:val="0"/>
-          <w:numId w:val="1003"/>
-        </w:numPr>
-      </w:pPr>
-      <w:r>
-        <w:t xml:space="preserve">DAN: We check the medical license. That’s the legal requirement.</w:t>
-      </w:r>
-      <w:r>
-        <w:t xml:space="preserve"> </w:t>
-      </w:r>
-      <w:r>
-        <w:t xml:space="preserve">댄: 의료 면허를 확인해요. 그게 법적 요건이죠.</w:t>
-      </w:r>
-    </w:p>
-    <w:p>
-      <w:pPr>
-        <w:numPr>
-          <w:ilvl w:val="0"/>
-          <w:numId w:val="1003"/>
-        </w:numPr>
-      </w:pPr>
-      <w:r>
-        <w:t xml:space="preserve">ELENA: Not training. Just a license.</w:t>
-      </w:r>
-      <w:r>
-        <w:t xml:space="preserve"> </w:t>
-      </w:r>
-      <w:r>
-        <w:t xml:space="preserve">엘레나: 교육은 아니고. 면허만.</w:t>
-      </w:r>
-    </w:p>
-    <w:p>
-      <w:pPr>
-        <w:numPr>
-          <w:ilvl w:val="0"/>
-          <w:numId w:val="1003"/>
-        </w:numPr>
-      </w:pPr>
-      <w:r>
-        <w:t xml:space="preserve">DAN: Training is your thing. We can mail your brochure with every box.</w:t>
-      </w:r>
-      <w:r>
-        <w:t xml:space="preserve"> </w:t>
-      </w:r>
-      <w:r>
-        <w:t xml:space="preserve">댄: 교육은 당신들 일이죠. 상자마다 브로슈어를 넣어 드릴 수는 있어요.</w:t>
-      </w:r>
-    </w:p>
-    <w:p>
-      <w:pPr>
-        <w:numPr>
-          <w:ilvl w:val="0"/>
-          <w:numId w:val="1003"/>
-        </w:numPr>
-      </w:pPr>
-      <w:r>
-        <w:t xml:space="preserve">TASHA: A brochure isn’t training. A brochure is paper.</w:t>
-      </w:r>
-      <w:r>
-        <w:t xml:space="preserve"> </w:t>
-      </w:r>
-      <w:r>
-        <w:t xml:space="preserve">타샤: 브로슈어는 교육이 아니에요. 브로슈어는 종이예요.</w:t>
-      </w:r>
-    </w:p>
-    <w:p>
-      <w:pPr>
-        <w:numPr>
-          <w:ilvl w:val="0"/>
-          <w:numId w:val="1003"/>
-        </w:numPr>
-      </w:pPr>
-      <w:r>
-        <w:t xml:space="preserve">DAN: I understand. But you can’t scale without letting go of some control.</w:t>
-      </w:r>
-      <w:r>
-        <w:t xml:space="preserve"> </w:t>
-      </w:r>
-      <w:r>
-        <w:t xml:space="preserve">댄: 이해해요. 하지만 통제를 조금 내려놓지 않으면 규모를 키울 수 없어요.</w:t>
-      </w:r>
-    </w:p>
-    <w:p>
-      <w:pPr>
-        <w:numPr>
-          <w:ilvl w:val="0"/>
-          <w:numId w:val="1003"/>
-        </w:numPr>
-      </w:pPr>
-      <w:r>
-        <w:t xml:space="preserve">NOAH: That might be true for most products. Thank you, Dan. We’ll get back to you this week.</w:t>
-      </w:r>
-      <w:r>
-        <w:t xml:space="preserve"> </w:t>
-      </w:r>
-      <w:r>
-        <w:t xml:space="preserve">노아: 대부분의 제품엔 맞는 말일지도요. 고마워요, 댄. 이번 주에 연락드릴게요.</w:t>
-      </w:r>
-    </w:p>
-    <w:p>
-      <w:pPr>
-        <w:numPr>
-          <w:ilvl w:val="0"/>
-          <w:numId w:val="1003"/>
-        </w:numPr>
-      </w:pPr>
-      <w:r>
-        <w:t xml:space="preserve">DAN: Don’t wait too long. Halvern’s distributor called us last week.</w:t>
-      </w:r>
-      <w:r>
-        <w:t xml:space="preserve"> </w:t>
-      </w:r>
-      <w:r>
-        <w:t xml:space="preserve">댄: 너무 오래 기다리지 마세요. 할번 쪽 유통사가 지난주에 우리한테 전화했어요.</w:t>
-      </w:r>
-    </w:p>
-    <w:p>
-      <w:pPr>
-        <w:numPr>
-          <w:ilvl w:val="0"/>
-          <w:numId w:val="1003"/>
-        </w:numPr>
-      </w:pPr>
-      <w:r>
-        <w:t xml:space="preserve">ZOE: …Was that a threat?</w:t>
-      </w:r>
-      <w:r>
-        <w:t xml:space="preserve"> </w:t>
-      </w:r>
-      <w:r>
-        <w:t xml:space="preserve">조이: …방금 협박이었어요?</w:t>
-      </w:r>
-    </w:p>
-    <w:p>
-      <w:pPr>
-        <w:numPr>
-          <w:ilvl w:val="0"/>
-          <w:numId w:val="1003"/>
-        </w:numPr>
-      </w:pPr>
-      <w:r>
-        <w:t xml:space="preserve">DEREK: It was a negotiation tactic. Classic.</w:t>
-      </w:r>
-      <w:r>
-        <w:t xml:space="preserve"> </w:t>
-      </w:r>
-      <w:r>
-        <w:t xml:space="preserve">“</w:t>
-      </w:r>
-      <w:r>
-        <w:t xml:space="preserve">Someone else wants me.</w:t>
-      </w:r>
-      <w:r>
-        <w:t xml:space="preserve">”</w:t>
-      </w:r>
-      <w:r>
-        <w:t xml:space="preserve"> </w:t>
-      </w:r>
-      <w:r>
-        <w:t xml:space="preserve">데릭: 협상 전술이에요. 고전적인.</w:t>
-      </w:r>
-      <w:r>
-        <w:t xml:space="preserve"> </w:t>
-      </w:r>
-      <w:r>
-        <w:t xml:space="preserve">“</w:t>
-      </w:r>
-      <w:r>
-        <w:t xml:space="preserve">다른 데서도 날 원해.</w:t>
-      </w:r>
-      <w:r>
-        <w:t xml:space="preserve">”</w:t>
-      </w:r>
-    </w:p>
-    <w:p>
-      <w:pPr>
-        <w:numPr>
-          <w:ilvl w:val="0"/>
-          <w:numId w:val="1003"/>
-        </w:numPr>
+    </w:p>
+    <w:p>
+      <w:pPr>
+        <w:pStyle w:val="BodyText"/>
       </w:pPr>
       <w:r>
         <w:t xml:space="preserve">MARCUS: Tasha, your view on distributors?</w:t>
       </w:r>
-      <w:r>
-        <w:t xml:space="preserve"> </w:t>
-      </w:r>
-      <w:r>
-        <w:t xml:space="preserve">마커스: 타샤, 유통사에 대한 생각은?</w:t>
-      </w:r>
-    </w:p>
-    <w:p>
-      <w:pPr>
-        <w:numPr>
-          <w:ilvl w:val="0"/>
-          <w:numId w:val="1003"/>
-        </w:numPr>
+    </w:p>
+    <w:p>
+      <w:pPr>
+        <w:pStyle w:val="BodyText"/>
       </w:pPr>
       <w:r>
         <w:t xml:space="preserve">TASHA: If they can’t promise training before the first order, they break our rule one on day one. And they can’t promise it, because their reps check licenses, not hands. A distributor ships boxes. We need someone who checks the person holding the needle.</w:t>
-      </w:r>
-      <w:r>
-        <w:t xml:space="preserve"> </w:t>
-      </w:r>
-      <w:r>
-        <w:t xml:space="preserve">타샤: 첫 주문 전 교육을 약속하지 못하면 첫날부터 우리 규칙 1을 깨는 거예요. 그리고 약속 못 해요. 그쪽 영업 사원들은 손이 아니라 면허를 확인하니까요. 유통사는 상자를 보내요. 우리한텐 바늘을 든 사람을 확인하는 누군가가 필요해요.</w:t>
       </w:r>
     </w:p>
     <w:bookmarkEnd w:id="23"/>
@@ -1904,146 +1061,71 @@
     </w:p>
     <w:p>
       <w:pPr>
-        <w:numPr>
-          <w:ilvl w:val="0"/>
-          <w:numId w:val="1004"/>
-        </w:numPr>
+        <w:pStyle w:val="FirstParagraph"/>
       </w:pPr>
       <w:r>
         <w:t xml:space="preserve">NOAH: Let’s not vote yet. Let’s agree on criteria first. Then score each channel.</w:t>
       </w:r>
-      <w:r>
-        <w:t xml:space="preserve"> </w:t>
-      </w:r>
-      <w:r>
-        <w:t xml:space="preserve">노아: 아직 투표하지 말아요. 기준부터 합의해요. 그다음 채널별로 점수를 매기죠.</w:t>
-      </w:r>
-    </w:p>
-    <w:p>
-      <w:pPr>
-        <w:numPr>
-          <w:ilvl w:val="0"/>
-          <w:numId w:val="1004"/>
-        </w:numPr>
+    </w:p>
+    <w:p>
+      <w:pPr>
+        <w:pStyle w:val="BodyText"/>
       </w:pPr>
       <w:r>
         <w:t xml:space="preserve">ELENA: Criterion one. Training before every first order. Non-negotiable.</w:t>
       </w:r>
-      <w:r>
-        <w:t xml:space="preserve"> </w:t>
-      </w:r>
-      <w:r>
-        <w:t xml:space="preserve">엘레나: 기준 하나. 모든 첫 주문 전 교육. 협상 불가.</w:t>
-      </w:r>
-    </w:p>
-    <w:p>
-      <w:pPr>
-        <w:numPr>
-          <w:ilvl w:val="0"/>
-          <w:numId w:val="1004"/>
-        </w:numPr>
+    </w:p>
+    <w:p>
+      <w:pPr>
+        <w:pStyle w:val="BodyText"/>
       </w:pPr>
       <w:r>
         <w:t xml:space="preserve">MARCUS: Two. Margin after channel costs. Above seventy percent.</w:t>
       </w:r>
-      <w:r>
-        <w:t xml:space="preserve"> </w:t>
-      </w:r>
-      <w:r>
-        <w:t xml:space="preserve">마커스: 둘. 채널 비용 제외 후 마진. 70% 이상.</w:t>
-      </w:r>
-    </w:p>
-    <w:p>
-      <w:pPr>
-        <w:numPr>
-          <w:ilvl w:val="0"/>
-          <w:numId w:val="1004"/>
-        </w:numPr>
+    </w:p>
+    <w:p>
+      <w:pPr>
+        <w:pStyle w:val="BodyText"/>
       </w:pPr>
       <w:r>
         <w:t xml:space="preserve">ZOE: Three. Speed. How fast can we reach new injectors?</w:t>
       </w:r>
-      <w:r>
-        <w:t xml:space="preserve"> </w:t>
-      </w:r>
-      <w:r>
-        <w:t xml:space="preserve">조이: 셋. 속도. 새 시술자에게 얼마나 빨리 닿을 수 있나?</w:t>
-      </w:r>
-    </w:p>
-    <w:p>
-      <w:pPr>
-        <w:numPr>
-          <w:ilvl w:val="0"/>
-          <w:numId w:val="1004"/>
-        </w:numPr>
+    </w:p>
+    <w:p>
+      <w:pPr>
+        <w:pStyle w:val="BodyText"/>
       </w:pPr>
       <w:r>
         <w:t xml:space="preserve">DEREK: Four. Control of the relationship. Who does the doctor call when something goes wrong?</w:t>
       </w:r>
-      <w:r>
-        <w:t xml:space="preserve"> </w:t>
-      </w:r>
-      <w:r>
-        <w:t xml:space="preserve">데릭: 넷. 관계의 통제권. 문제가 생기면 의사가 누구에게 전화하나?</w:t>
-      </w:r>
-    </w:p>
-    <w:p>
-      <w:pPr>
-        <w:numPr>
-          <w:ilvl w:val="0"/>
-          <w:numId w:val="1004"/>
-        </w:numPr>
+    </w:p>
+    <w:p>
+      <w:pPr>
+        <w:pStyle w:val="BodyText"/>
       </w:pPr>
       <w:r>
         <w:t xml:space="preserve">GRACE: Scoring. Direct: training yes, margin high, speed slow, relationship ours.</w:t>
       </w:r>
-      <w:r>
-        <w:t xml:space="preserve"> </w:t>
-      </w:r>
-      <w:r>
-        <w:t xml:space="preserve">그레이스: 점수. 직판: 교육 가능, 마진 높음, 속도 느림, 관계는 우리 것.</w:t>
-      </w:r>
-    </w:p>
-    <w:p>
-      <w:pPr>
-        <w:numPr>
-          <w:ilvl w:val="0"/>
-          <w:numId w:val="1004"/>
-        </w:numPr>
+    </w:p>
+    <w:p>
+      <w:pPr>
+        <w:pStyle w:val="BodyText"/>
       </w:pPr>
       <w:r>
         <w:t xml:space="preserve">MARCUS: Distributor: training no, margin lower, speed fast, relationship theirs.</w:t>
       </w:r>
-      <w:r>
-        <w:t xml:space="preserve"> </w:t>
-      </w:r>
-      <w:r>
-        <w:t xml:space="preserve">마커스: 유통사: 교육 불가, 마진 낮음, 속도 빠름, 관계는 그쪽 것.</w:t>
-      </w:r>
-    </w:p>
-    <w:p>
-      <w:pPr>
-        <w:numPr>
-          <w:ilvl w:val="0"/>
-          <w:numId w:val="1004"/>
-        </w:numPr>
+    </w:p>
+    <w:p>
+      <w:pPr>
+        <w:pStyle w:val="BodyText"/>
       </w:pPr>
       <w:r>
         <w:t xml:space="preserve">TASHA: Chains: training possible, if it’s in the contract. Margin medium. Speed fast. Relationship shared.</w:t>
       </w:r>
-      <w:r>
-        <w:t xml:space="preserve"> </w:t>
-      </w:r>
-      <w:r>
-        <w:t xml:space="preserve">타샤: 체인: 교육 가능, 계약에 넣으면. 마진 중간. 속도 빠름. 관계는 공유.</w:t>
-      </w:r>
-    </w:p>
-    <w:p>
-      <w:pPr>
-        <w:numPr>
-          <w:ilvl w:val="0"/>
-          <w:numId w:val="1004"/>
-        </w:numPr>
+    </w:p>
+    <w:p>
+      <w:pPr>
+        <w:pStyle w:val="BodyText"/>
       </w:pPr>
       <w:r>
         <w:t xml:space="preserve">ELENA:</w:t>
@@ -2066,11 +1148,61 @@
       <w:r>
         <w:t xml:space="preserve">That’s the key phrase.</w:t>
       </w:r>
-      <w:r>
-        <w:t xml:space="preserve"> </w:t>
-      </w:r>
-      <w:r>
-        <w:t xml:space="preserve">엘레나:</w:t>
+    </w:p>
+    <w:p>
+      <w:pPr>
+        <w:pStyle w:val="BodyText"/>
+      </w:pPr>
+      <w:r>
+        <w:t xml:space="preserve">NOAH: So the distributor fails criterion one. That’s not a trade-off. That’s a no.</w:t>
+      </w:r>
+    </w:p>
+    <w:p>
+      <w:pPr>
+        <w:pStyle w:val="BodyText"/>
+      </w:pPr>
+      <w:r>
+        <w:t xml:space="preserve">MARCUS: Agreed. In the military we never sent a unit somewhere we couldn’t support, however fast it could get there. Fifty states with untrained hands isn’t scale. It’s risk at scale, and one bad case in one state lands on all of us.</w:t>
+      </w:r>
+    </w:p>
+    <w:p>
+      <w:pPr>
+        <w:pStyle w:val="BodyText"/>
+      </w:pPr>
+      <w:r>
+        <w:t xml:space="preserve">ZOE: And chains? Glow is three hundred locations. That changes our year.</w:t>
+      </w:r>
+    </w:p>
+    <w:p>
+      <w:pPr>
+        <w:pStyle w:val="BodyText"/>
+      </w:pPr>
+      <w:r>
+        <w:t xml:space="preserve">TASHA: Only if every Glow injector is certified. Including new hires. Every month.</w:t>
+      </w:r>
+    </w:p>
+    <w:p>
+      <w:pPr>
+        <w:pStyle w:val="BodyText"/>
+      </w:pPr>
+      <w:r>
+        <w:t xml:space="preserve">DEREK: Greg will hate that. Chains want speed. Not homework.</w:t>
+      </w:r>
+    </w:p>
+    <w:p>
+      <w:pPr>
+        <w:pStyle w:val="BodyText"/>
+      </w:pPr>
+      <w:r>
+        <w:t xml:space="preserve">NOAH: Then that’s our pitch. We sell certification as a benefit for Glow, not a burden. If forty percent of their injectors are new every year, they need a training system anyway. We just hand them one that comes with the product.</w:t>
+      </w:r>
+    </w:p>
+    <w:p>
+      <w:pPr>
+        <w:pStyle w:val="BodyText"/>
+      </w:pPr>
+      <w:r>
+        <w:t xml:space="preserve">ZOE: Lower insurance risk. Fewer complications. Patients who ask</w:t>
       </w:r>
       <w:r>
         <w:t xml:space="preserve"> </w:t>
@@ -2079,7 +1211,7 @@
         <w:t xml:space="preserve">“</w:t>
       </w:r>
       <w:r>
-        <w:t xml:space="preserve">계약에 넣으면.</w:t>
+        <w:t xml:space="preserve">Are you trained?</w:t>
       </w:r>
       <w:r>
         <w:t xml:space="preserve">”</w:t>
@@ -2088,327 +1220,79 @@
         <w:t xml:space="preserve"> </w:t>
       </w:r>
       <w:r>
-        <w:t xml:space="preserve">그게 핵심 문구예요.</w:t>
-      </w:r>
-    </w:p>
-    <w:p>
-      <w:pPr>
-        <w:numPr>
-          <w:ilvl w:val="0"/>
-          <w:numId w:val="1004"/>
-        </w:numPr>
-      </w:pPr>
-      <w:r>
-        <w:t xml:space="preserve">NOAH: So the distributor fails criterion one. That’s not a trade-off. That’s a no.</w:t>
-      </w:r>
-      <w:r>
-        <w:t xml:space="preserve"> </w:t>
-      </w:r>
-      <w:r>
-        <w:t xml:space="preserve">노아: 그럼 유통사는 기준 1에서 탈락이네요. 그건 트레이드오프가 아니라. 거절이에요.</w:t>
-      </w:r>
-    </w:p>
-    <w:p>
-      <w:pPr>
-        <w:numPr>
-          <w:ilvl w:val="0"/>
-          <w:numId w:val="1004"/>
-        </w:numPr>
-      </w:pPr>
-      <w:r>
-        <w:t xml:space="preserve">MARCUS: Agreed. In the military we never sent a unit somewhere we couldn’t support, however fast it could get there. Fifty states with untrained hands isn’t scale. It’s risk at scale, and one bad case in one state lands on all of us.</w:t>
-      </w:r>
-      <w:r>
-        <w:t xml:space="preserve"> </w:t>
-      </w:r>
-      <w:r>
-        <w:t xml:space="preserve">마커스: 동의해. 군에서는 아무리 빨리 갈 수 있어도 지원할 수 없는 곳에 부대를 보내지 않았어. 교육 안 된 손으로 50개 주는 규모가 아니야. 규모화된 리스크지. 한 주에서 한 건만 사고가 나도 우리 모두에게 떨어져.</w:t>
-      </w:r>
-    </w:p>
-    <w:p>
-      <w:pPr>
-        <w:numPr>
-          <w:ilvl w:val="0"/>
-          <w:numId w:val="1004"/>
-        </w:numPr>
-      </w:pPr>
-      <w:r>
-        <w:t xml:space="preserve">ZOE: And chains? Glow is three hundred locations. That changes our year.</w:t>
-      </w:r>
-      <w:r>
-        <w:t xml:space="preserve"> </w:t>
-      </w:r>
-      <w:r>
-        <w:t xml:space="preserve">조이: 그럼 체인은요? 글로우는 300곳이에요. 그게 우리 한 해를 바꿔요.</w:t>
-      </w:r>
-    </w:p>
-    <w:p>
-      <w:pPr>
-        <w:numPr>
-          <w:ilvl w:val="0"/>
-          <w:numId w:val="1004"/>
-        </w:numPr>
-      </w:pPr>
-      <w:r>
-        <w:t xml:space="preserve">TASHA: Only if every Glow injector is certified. Including new hires. Every month.</w:t>
-      </w:r>
-      <w:r>
-        <w:t xml:space="preserve"> </w:t>
-      </w:r>
-      <w:r>
-        <w:t xml:space="preserve">타샤: 모든 글로우 시술자가 인증받는 경우에만요. 신규 채용자 포함. 매달.</w:t>
-      </w:r>
-    </w:p>
-    <w:p>
-      <w:pPr>
-        <w:numPr>
-          <w:ilvl w:val="0"/>
-          <w:numId w:val="1004"/>
-        </w:numPr>
-      </w:pPr>
-      <w:r>
-        <w:t xml:space="preserve">DEREK: Greg will hate that. Chains want speed. Not homework.</w:t>
-      </w:r>
-      <w:r>
-        <w:t xml:space="preserve"> </w:t>
-      </w:r>
-      <w:r>
-        <w:t xml:space="preserve">데릭: 그레그는 그걸 싫어할 거예요. 체인은 속도를 원해요. 숙제 말고.</w:t>
-      </w:r>
-    </w:p>
-    <w:p>
-      <w:pPr>
-        <w:numPr>
-          <w:ilvl w:val="0"/>
-          <w:numId w:val="1004"/>
-        </w:numPr>
-      </w:pPr>
-      <w:r>
-        <w:t xml:space="preserve">NOAH: Then that’s our pitch. We sell certification as a benefit for Glow, not a burden. If forty percent of their injectors are new every year, they need a training system anyway. We just hand them one that comes with the product.</w:t>
-      </w:r>
-      <w:r>
-        <w:t xml:space="preserve"> </w:t>
-      </w:r>
-      <w:r>
-        <w:t xml:space="preserve">노아: 그럼 그게 우리 피치예요. 인증을 글로우에 부담이 아니라 혜택으로 파는 거죠. 시술자의 40%가 매년 새로 온다면, 그쪽은 어차피 교육 시스템이 필요해요. 우린 제품과 함께 오는 시스템을 건네주기만 하면 돼요.</w:t>
-      </w:r>
-    </w:p>
-    <w:p>
-      <w:pPr>
-        <w:numPr>
-          <w:ilvl w:val="0"/>
-          <w:numId w:val="1004"/>
-        </w:numPr>
-      </w:pPr>
-      <w:r>
-        <w:t xml:space="preserve">ZOE: Lower insurance risk. Fewer complications. Patients who ask</w:t>
-      </w:r>
-      <w:r>
-        <w:t xml:space="preserve"> </w:t>
-      </w:r>
-      <w:r>
-        <w:t xml:space="preserve">“</w:t>
-      </w:r>
-      <w:r>
-        <w:t xml:space="preserve">Are you trained?</w:t>
-      </w:r>
-      <w:r>
-        <w:t xml:space="preserve">”</w:t>
-      </w:r>
-      <w:r>
-        <w:t xml:space="preserve"> </w:t>
-      </w:r>
-      <w:r>
         <w:t xml:space="preserve">get a yes.</w:t>
       </w:r>
-      <w:r>
-        <w:t xml:space="preserve"> </w:t>
-      </w:r>
-      <w:r>
-        <w:t xml:space="preserve">조이: 보험 리스크 감소. 합병증 감소.</w:t>
-      </w:r>
-      <w:r>
-        <w:t xml:space="preserve"> </w:t>
-      </w:r>
-      <w:r>
-        <w:t xml:space="preserve">“</w:t>
-      </w:r>
-      <w:r>
-        <w:t xml:space="preserve">교육받으셨어요?</w:t>
-      </w:r>
-      <w:r>
-        <w:t xml:space="preserve">”</w:t>
-      </w:r>
-      <w:r>
-        <w:t xml:space="preserve">라고 묻는 환자에게</w:t>
-      </w:r>
-      <w:r>
-        <w:t xml:space="preserve"> </w:t>
-      </w:r>
-      <w:r>
-        <w:t xml:space="preserve">“</w:t>
-      </w:r>
-      <w:r>
-        <w:t xml:space="preserve">네</w:t>
-      </w:r>
-      <w:r>
-        <w:t xml:space="preserve">”</w:t>
-      </w:r>
-      <w:r>
-        <w:t xml:space="preserve">라고 답할 수 있음.</w:t>
-      </w:r>
-    </w:p>
-    <w:p>
-      <w:pPr>
-        <w:numPr>
-          <w:ilvl w:val="0"/>
-          <w:numId w:val="1004"/>
-        </w:numPr>
+    </w:p>
+    <w:p>
+      <w:pPr>
+        <w:pStyle w:val="BodyText"/>
       </w:pPr>
       <w:r>
         <w:t xml:space="preserve">NOAH: Decision. Direct stays our core. Chains, only with training in the contract. No general distributor.</w:t>
       </w:r>
-      <w:r>
-        <w:t xml:space="preserve"> </w:t>
-      </w:r>
-      <w:r>
-        <w:t xml:space="preserve">노아: 결정. 직판이 핵심으로 유지. 체인은 계약에 교육이 있을 때만. 일반 유통사는 없음.</w:t>
-      </w:r>
-    </w:p>
-    <w:p>
-      <w:pPr>
-        <w:numPr>
-          <w:ilvl w:val="0"/>
-          <w:numId w:val="1004"/>
-        </w:numPr>
+    </w:p>
+    <w:p>
+      <w:pPr>
+        <w:pStyle w:val="BodyText"/>
       </w:pPr>
       <w:r>
         <w:t xml:space="preserve">DEREK: Then we need more reps, a lot more, because each one only adds about six clinics a month. And we need someone to lead them, hire them, and build the process. To be honest, that’s not me. I’m good with doctors, not with org charts.</w:t>
       </w:r>
-      <w:r>
-        <w:t xml:space="preserve"> </w:t>
-      </w:r>
-      <w:r>
-        <w:t xml:space="preserve">데릭: 그럼 영업 사원이 더 필요해요. 훨씬 더요. 한 명이 한 달에 여섯 곳 정도밖에 추가 못 하니까요. 그리고 그들을 이끌고, 채용하고, 프로세스를 만들 사람도 필요해요. 솔직히 그건 제가 아니에요. 전 의사들과는 잘 맞지만 조직도와는 안 맞아요.</w:t>
-      </w:r>
-    </w:p>
-    <w:p>
-      <w:pPr>
-        <w:numPr>
-          <w:ilvl w:val="0"/>
-          <w:numId w:val="1004"/>
-        </w:numPr>
+    </w:p>
+    <w:p>
+      <w:pPr>
+        <w:pStyle w:val="BodyText"/>
       </w:pPr>
       <w:r>
         <w:t xml:space="preserve">MARCUS: It’s not Noah either.</w:t>
       </w:r>
-      <w:r>
-        <w:t xml:space="preserve"> </w:t>
-      </w:r>
-      <w:r>
-        <w:t xml:space="preserve">마커스: 노아도 아니고.</w:t>
-      </w:r>
-    </w:p>
-    <w:p>
-      <w:pPr>
-        <w:numPr>
-          <w:ilvl w:val="0"/>
-          <w:numId w:val="1004"/>
-        </w:numPr>
+    </w:p>
+    <w:p>
+      <w:pPr>
+        <w:pStyle w:val="BodyText"/>
       </w:pPr>
       <w:r>
         <w:t xml:space="preserve">NOAH: Thank you, Marcus. But you’re right. I’m not a sales leader.</w:t>
       </w:r>
-      <w:r>
-        <w:t xml:space="preserve"> </w:t>
-      </w:r>
-      <w:r>
-        <w:t xml:space="preserve">노아: 고마워, 마커스. 하지만 맞아. 난 영업 리더가 아니야.</w:t>
-      </w:r>
-    </w:p>
-    <w:p>
-      <w:pPr>
-        <w:numPr>
-          <w:ilvl w:val="0"/>
-          <w:numId w:val="1004"/>
-        </w:numPr>
+    </w:p>
+    <w:p>
+      <w:pPr>
+        <w:pStyle w:val="BodyText"/>
       </w:pPr>
       <w:r>
         <w:t xml:space="preserve">ZOE: Then who? We need someone who can build a team of fifty. And close Glow.</w:t>
       </w:r>
-      <w:r>
-        <w:t xml:space="preserve"> </w:t>
-      </w:r>
-      <w:r>
-        <w:t xml:space="preserve">조이: 그럼 누구요? 50명 팀을 만들고. 글로우를 따낼 수 있는 사람이 필요해요.</w:t>
-      </w:r>
-    </w:p>
-    <w:p>
-      <w:pPr>
-        <w:numPr>
-          <w:ilvl w:val="0"/>
-          <w:numId w:val="1004"/>
-        </w:numPr>
+    </w:p>
+    <w:p>
+      <w:pPr>
+        <w:pStyle w:val="BodyText"/>
       </w:pPr>
       <w:r>
         <w:t xml:space="preserve">GRACE: Goal for next year. Sixty thousand syringes. Nine hundred active clinics.</w:t>
       </w:r>
-      <w:r>
-        <w:t xml:space="preserve"> </w:t>
-      </w:r>
-      <w:r>
-        <w:t xml:space="preserve">그레이스: 내년 목표. 주사기 6만 개. 활성 병원 900곳.</w:t>
-      </w:r>
-    </w:p>
-    <w:p>
-      <w:pPr>
-        <w:numPr>
-          <w:ilvl w:val="0"/>
-          <w:numId w:val="1004"/>
-        </w:numPr>
+    </w:p>
+    <w:p>
+      <w:pPr>
+        <w:pStyle w:val="BodyText"/>
       </w:pPr>
       <w:r>
         <w:t xml:space="preserve">MARCUS: More than double. With Flex in the market.</w:t>
       </w:r>
-      <w:r>
-        <w:t xml:space="preserve"> </w:t>
-      </w:r>
-      <w:r>
-        <w:t xml:space="preserve">마커스: 두 배 이상. 플렉스가 시장에 있는데.</w:t>
-      </w:r>
-    </w:p>
-    <w:p>
-      <w:pPr>
-        <w:numPr>
-          <w:ilvl w:val="0"/>
-          <w:numId w:val="1004"/>
-        </w:numPr>
+    </w:p>
+    <w:p>
+      <w:pPr>
+        <w:pStyle w:val="BodyText"/>
       </w:pPr>
       <w:r>
         <w:t xml:space="preserve">NOAH: Which is why the hire matters more than any other decision this year.</w:t>
       </w:r>
-      <w:r>
-        <w:t xml:space="preserve"> </w:t>
-      </w:r>
-      <w:r>
-        <w:t xml:space="preserve">노아: 그래서 이 채용이 올해 그 어떤 결정보다 중요해요.</w:t>
-      </w:r>
-    </w:p>
-    <w:p>
-      <w:pPr>
-        <w:numPr>
-          <w:ilvl w:val="0"/>
-          <w:numId w:val="1004"/>
-        </w:numPr>
+    </w:p>
+    <w:p>
+      <w:pPr>
+        <w:pStyle w:val="BodyText"/>
       </w:pPr>
       <w:r>
         <w:t xml:space="preserve">ELENA: Whoever it is, they take the same role play. Dr. Hart is waiting.</w:t>
-      </w:r>
-      <w:r>
-        <w:t xml:space="preserve"> </w:t>
-      </w:r>
-      <w:r>
-        <w:t xml:space="preserve">엘레나: 누구든, 같은 롤플레이를 해요. 닥터 하트가 기다리고 있어요.</w:t>
       </w:r>
     </w:p>
     <w:bookmarkEnd w:id="24"/>
@@ -2423,257 +1307,122 @@
     </w:p>
     <w:p>
       <w:pPr>
-        <w:numPr>
-          <w:ilvl w:val="0"/>
-          <w:numId w:val="1005"/>
-        </w:numPr>
+        <w:pStyle w:val="FirstParagraph"/>
       </w:pPr>
       <w:r>
         <w:t xml:space="preserve">ELAINE: Noah. I read your notes. Hold the price. No distributor. Chains with conditions. Good.</w:t>
       </w:r>
-      <w:r>
-        <w:t xml:space="preserve"> </w:t>
-      </w:r>
-      <w:r>
-        <w:t xml:space="preserve">일레인: 노아. 메모 읽었어요. 가격 유지. 유통사 없음. 조건부 체인. 좋아요.</w:t>
-      </w:r>
-    </w:p>
-    <w:p>
-      <w:pPr>
-        <w:numPr>
-          <w:ilvl w:val="0"/>
-          <w:numId w:val="1005"/>
-        </w:numPr>
+    </w:p>
+    <w:p>
+      <w:pPr>
+        <w:pStyle w:val="BodyText"/>
       </w:pPr>
       <w:r>
         <w:t xml:space="preserve">NOAH: Thank you. And the sales leader?</w:t>
       </w:r>
-      <w:r>
-        <w:t xml:space="preserve"> </w:t>
-      </w:r>
-      <w:r>
-        <w:t xml:space="preserve">노아: 고마워요. 그리고 영업 리더는요?</w:t>
-      </w:r>
-    </w:p>
-    <w:p>
-      <w:pPr>
-        <w:numPr>
-          <w:ilvl w:val="0"/>
-          <w:numId w:val="1005"/>
-        </w:numPr>
+    </w:p>
+    <w:p>
+      <w:pPr>
+        <w:pStyle w:val="BodyText"/>
       </w:pPr>
       <w:r>
         <w:t xml:space="preserve">ELAINE: I know someone. Sofia Alvarez. She built a two-hundred-person sales team. At Brightline Ortho.</w:t>
       </w:r>
-      <w:r>
-        <w:t xml:space="preserve"> </w:t>
-      </w:r>
-      <w:r>
-        <w:t xml:space="preserve">일레인: 아는 사람이 있어요. 소피아 알바레스. 브라이트라인 오소에서 200명 영업팀을 만들었어요.</w:t>
-      </w:r>
-    </w:p>
-    <w:p>
-      <w:pPr>
-        <w:numPr>
-          <w:ilvl w:val="0"/>
-          <w:numId w:val="1005"/>
-        </w:numPr>
+    </w:p>
+    <w:p>
+      <w:pPr>
+        <w:pStyle w:val="BodyText"/>
       </w:pPr>
       <w:r>
         <w:t xml:space="preserve">NOAH: Orthopedics? Not aesthetics?</w:t>
       </w:r>
-      <w:r>
-        <w:t xml:space="preserve"> </w:t>
-      </w:r>
-      <w:r>
-        <w:t xml:space="preserve">노아: 정형외과요? 미용이 아니라?</w:t>
-      </w:r>
-    </w:p>
-    <w:p>
-      <w:pPr>
-        <w:numPr>
-          <w:ilvl w:val="0"/>
-          <w:numId w:val="1005"/>
-        </w:numPr>
+    </w:p>
+    <w:p>
+      <w:pPr>
+        <w:pStyle w:val="BodyText"/>
       </w:pPr>
       <w:r>
         <w:t xml:space="preserve">ELAINE: Even better. Orthopedics is a field where surgeons want data, not stories. She’s never sold a promise, only measurements, and she knows how to build a team that sells the same way. That’s exactly what you’ve been doing, Noah.</w:t>
       </w:r>
-      <w:r>
-        <w:t xml:space="preserve"> </w:t>
-      </w:r>
-      <w:r>
-        <w:t xml:space="preserve">일레인: 그래서 더 좋아요. 정형외과는 외과의들이 이야기가 아니라 데이터를 원하는 분야예요. 그 사람은 약속을 팔아 본 적이 없어요. 측정만 팔았죠. 그리고 같은 방식으로 파는 팀을 만들 줄 알아요. 그게 바로 당신이 해 온 일이에요, 노아.</w:t>
-      </w:r>
-    </w:p>
-    <w:p>
-      <w:pPr>
-        <w:numPr>
-          <w:ilvl w:val="0"/>
-          <w:numId w:val="1005"/>
-        </w:numPr>
+    </w:p>
+    <w:p>
+      <w:pPr>
+        <w:pStyle w:val="BodyText"/>
       </w:pPr>
       <w:r>
         <w:t xml:space="preserve">NOAH: Will she talk to us?</w:t>
       </w:r>
-      <w:r>
-        <w:t xml:space="preserve"> </w:t>
-      </w:r>
-      <w:r>
-        <w:t xml:space="preserve">노아: 우리랑 얘기해 줄까요?</w:t>
-      </w:r>
-    </w:p>
-    <w:p>
-      <w:pPr>
-        <w:numPr>
-          <w:ilvl w:val="0"/>
-          <w:numId w:val="1005"/>
-        </w:numPr>
+    </w:p>
+    <w:p>
+      <w:pPr>
+        <w:pStyle w:val="BodyText"/>
       </w:pPr>
       <w:r>
         <w:t xml:space="preserve">ELAINE: She’ll talk. Dinner, Thursday. Uchi. Seven p.m. She chose the restaurant.</w:t>
       </w:r>
-      <w:r>
-        <w:t xml:space="preserve"> </w:t>
-      </w:r>
-      <w:r>
-        <w:t xml:space="preserve">일레인: 얘기할 거예요. 목요일 저녁. 우치. 오후 7시. 식당은 그 사람이 골랐어요.</w:t>
-      </w:r>
-    </w:p>
-    <w:p>
-      <w:pPr>
-        <w:numPr>
-          <w:ilvl w:val="0"/>
-          <w:numId w:val="1005"/>
-        </w:numPr>
+    </w:p>
+    <w:p>
+      <w:pPr>
+        <w:pStyle w:val="BodyText"/>
       </w:pPr>
       <w:r>
         <w:t xml:space="preserve">NOAH: That’s an expensive restaurant.</w:t>
       </w:r>
-      <w:r>
-        <w:t xml:space="preserve"> </w:t>
-      </w:r>
-      <w:r>
-        <w:t xml:space="preserve">노아: 비싼 식당인데요.</w:t>
-      </w:r>
-    </w:p>
-    <w:p>
-      <w:pPr>
-        <w:numPr>
-          <w:ilvl w:val="0"/>
-          <w:numId w:val="1005"/>
-        </w:numPr>
+    </w:p>
+    <w:p>
+      <w:pPr>
+        <w:pStyle w:val="BodyText"/>
       </w:pPr>
       <w:r>
         <w:t xml:space="preserve">ELAINE: That’s your first clue, Noah. She’ll cost more than you want. And she’ll be worth it.</w:t>
       </w:r>
-      <w:r>
-        <w:t xml:space="preserve"> </w:t>
-      </w:r>
-      <w:r>
-        <w:t xml:space="preserve">일레인: 그게 첫 번째 단서예요, 노아. 원하는 것보다 비쌀 거예요. 그리고 그만한 가치가 있을 거고요.</w:t>
-      </w:r>
-    </w:p>
-    <w:p>
-      <w:pPr>
-        <w:numPr>
-          <w:ilvl w:val="0"/>
-          <w:numId w:val="1005"/>
-        </w:numPr>
+    </w:p>
+    <w:p>
+      <w:pPr>
+        <w:pStyle w:val="BodyText"/>
       </w:pPr>
       <w:r>
         <w:t xml:space="preserve">NOAH: Any advice?</w:t>
       </w:r>
-      <w:r>
-        <w:t xml:space="preserve"> </w:t>
-      </w:r>
-      <w:r>
-        <w:t xml:space="preserve">노아: 조언 있어요?</w:t>
-      </w:r>
-    </w:p>
-    <w:p>
-      <w:pPr>
-        <w:numPr>
-          <w:ilvl w:val="0"/>
-          <w:numId w:val="1005"/>
-        </w:numPr>
+    </w:p>
+    <w:p>
+      <w:pPr>
+        <w:pStyle w:val="BodyText"/>
       </w:pPr>
       <w:r>
         <w:t xml:space="preserve">ELAINE: Don’t negotiate like a CEO who’s doing her a favor. Negotiate like someone who needs her, because you do. People like Sofia can tell in five minutes whether a founder really wants help or just wants a title on the org chart.</w:t>
       </w:r>
-      <w:r>
-        <w:t xml:space="preserve"> </w:t>
-      </w:r>
-      <w:r>
-        <w:t xml:space="preserve">일레인: 그 사람한테 호의를 베푸는 CEO처럼 협상하지 마요. 그 사람이 필요한 사람처럼 협상해요. 실제로 필요하니까. 소피아 같은 사람은 창업자가 정말 도움을 원하는지, 아니면 조직도에 직함 하나 채우려는 건지 5분이면 알아봐요.</w:t>
-      </w:r>
-    </w:p>
-    <w:p>
-      <w:pPr>
-        <w:numPr>
-          <w:ilvl w:val="0"/>
-          <w:numId w:val="1005"/>
-        </w:numPr>
+    </w:p>
+    <w:p>
+      <w:pPr>
+        <w:pStyle w:val="BodyText"/>
       </w:pPr>
       <w:r>
         <w:t xml:space="preserve">NOAH: And if she asks for too much?</w:t>
       </w:r>
-      <w:r>
-        <w:t xml:space="preserve"> </w:t>
-      </w:r>
-      <w:r>
-        <w:t xml:space="preserve">노아: 너무 많이 요구하면요?</w:t>
-      </w:r>
-    </w:p>
-    <w:p>
-      <w:pPr>
-        <w:numPr>
-          <w:ilvl w:val="0"/>
-          <w:numId w:val="1005"/>
-        </w:numPr>
+    </w:p>
+    <w:p>
+      <w:pPr>
+        <w:pStyle w:val="BodyText"/>
       </w:pPr>
       <w:r>
         <w:t xml:space="preserve">ELAINE: Then ask what she’ll deliver. Not what she’ll cost. And bring Marcus. He’s good with numbers.</w:t>
       </w:r>
-      <w:r>
-        <w:t xml:space="preserve"> </w:t>
-      </w:r>
-      <w:r>
-        <w:t xml:space="preserve">일레인: 그럼 비용 말고 뭘 해낼지 물어요. 그리고 마커스를 데려가요. 숫자에 강하잖아요.</w:t>
-      </w:r>
-    </w:p>
-    <w:p>
-      <w:pPr>
-        <w:numPr>
-          <w:ilvl w:val="0"/>
-          <w:numId w:val="1005"/>
-        </w:numPr>
+    </w:p>
+    <w:p>
+      <w:pPr>
+        <w:pStyle w:val="BodyText"/>
       </w:pPr>
       <w:r>
         <w:t xml:space="preserve">NOAH: And Elena?</w:t>
       </w:r>
-      <w:r>
-        <w:t xml:space="preserve"> </w:t>
-      </w:r>
-      <w:r>
-        <w:t xml:space="preserve">노아: 엘레나는요?</w:t>
-      </w:r>
-    </w:p>
-    <w:p>
-      <w:pPr>
-        <w:numPr>
-          <w:ilvl w:val="0"/>
-          <w:numId w:val="1005"/>
-        </w:numPr>
+    </w:p>
+    <w:p>
+      <w:pPr>
+        <w:pStyle w:val="BodyText"/>
       </w:pPr>
       <w:r>
         <w:t xml:space="preserve">ELAINE: Not to dinner. To the role play. After she says yes.</w:t>
-      </w:r>
-      <w:r>
-        <w:t xml:space="preserve"> </w:t>
-      </w:r>
-      <w:r>
-        <w:t xml:space="preserve">일레인: 저녁엔 말고. 롤플레이에요. 그 사람이 승낙한 다음에.</w:t>
       </w:r>
     </w:p>
     <w:p>
@@ -2814,7 +1563,7 @@
               <w:jc w:val="left"/>
             </w:pPr>
             <w:r>
-              <w:t xml:space="preserve">10턴. 두 쟁점을 구분하며 논의 순서를 정할 때.</w:t>
+              <w:t xml:space="preserve">도입. 두 쟁점을 구분하며 논의 순서를 정할 때.</w:t>
             </w:r>
           </w:p>
         </w:tc>
@@ -2864,7 +1613,7 @@
               <w:jc w:val="left"/>
             </w:pPr>
             <w:r>
-              <w:t xml:space="preserve">23턴. 어중간한 타협안을 비판할 때.</w:t>
+              <w:t xml:space="preserve">장면1. 어중간한 타협안을 비판할 때.</w:t>
             </w:r>
           </w:p>
         </w:tc>
@@ -2914,7 +1663,7 @@
               <w:jc w:val="left"/>
             </w:pPr>
             <w:r>
-              <w:t xml:space="preserve">43턴. 저가 경쟁에 대한 포지셔닝 선언.</w:t>
+              <w:t xml:space="preserve">장면1. 저가 경쟁에 대한 포지셔닝 선언.</w:t>
             </w:r>
           </w:p>
         </w:tc>
@@ -2964,7 +1713,7 @@
               <w:jc w:val="left"/>
             </w:pPr>
             <w:r>
-              <w:t xml:space="preserve">46~48턴. 서면·투명·동일 적용이 원칙.</w:t>
+              <w:t xml:space="preserve">장면1. 서면·투명·동일 적용이 원칙.</w:t>
             </w:r>
           </w:p>
         </w:tc>
@@ -3014,7 +1763,7 @@
               <w:jc w:val="left"/>
             </w:pPr>
             <w:r>
-              <w:t xml:space="preserve">51턴. 선택지 비교의 기본 틀.</w:t>
+              <w:t xml:space="preserve">장면2. 선택지 비교의 기본 틀.</w:t>
             </w:r>
           </w:p>
         </w:tc>
@@ -3064,7 +1813,7 @@
               <w:jc w:val="left"/>
             </w:pPr>
             <w:r>
-              <w:t xml:space="preserve">65턴. 파트너 제안을 듣는 표현.</w:t>
+              <w:t xml:space="preserve">장면2. 파트너 제안을 듣는 표현.</w:t>
             </w:r>
           </w:p>
         </w:tc>
@@ -3114,7 +1863,7 @@
               <w:jc w:val="left"/>
             </w:pPr>
             <w:r>
-              <w:t xml:space="preserve">74턴. 유통 파트너가 자주 쓰는 논리.</w:t>
+              <w:t xml:space="preserve">장면2. 유통 파트너가 자주 쓰는 논리.</w:t>
             </w:r>
           </w:p>
         </w:tc>
@@ -3164,7 +1913,7 @@
               <w:jc w:val="left"/>
             </w:pPr>
             <w:r>
-              <w:t xml:space="preserve">81턴. 감정적 투표 대신 기준 기반 결정.</w:t>
+              <w:t xml:space="preserve">절정·전환. 감정적 투표 대신 기준 기반 결정.</w:t>
             </w:r>
           </w:p>
         </w:tc>
@@ -3214,7 +1963,7 @@
               <w:jc w:val="left"/>
             </w:pPr>
             <w:r>
-              <w:t xml:space="preserve">90턴. 필수 조건을 어긴 선택지를 배제할 때.</w:t>
+              <w:t xml:space="preserve">절정·전환. 필수 조건을 어긴 선택지를 배제할 때.</w:t>
             </w:r>
           </w:p>
         </w:tc>
@@ -3264,7 +2013,7 @@
               <w:jc w:val="left"/>
             </w:pPr>
             <w:r>
-              <w:t xml:space="preserve">91턴. 빠른 확장의 위험을 경고할 때.</w:t>
+              <w:t xml:space="preserve">절정·전환. 빠른 확장의 위험을 경고할 때.</w:t>
             </w:r>
           </w:p>
         </w:tc>
@@ -3795,7 +2544,7 @@
           <w:bCs/>
           <w:b/>
         </w:rPr>
-        <w:t xml:space="preserve">95턴 NOAH:</w:t>
+        <w:t xml:space="preserve">NOAH (절정·전환):</w:t>
       </w:r>
       <w:r>
         <w:t xml:space="preserve"> </w:t>
@@ -4099,9 +2848,1207 @@
         <w:t xml:space="preserve">고객이 귀찮아할 계약 조건(예: 정기 점검)을 혜택으로 바꿔 설명하는 피치를 40단어 안팎으로 말해 보기.</w:t>
       </w:r>
     </w:p>
+    <w:p>
+      <w:r>
+        <w:pict>
+          <v:rect style="width:0;height:1.5pt" o:hralign="center" o:hrstd="t" o:hr="t"/>
+        </w:pict>
+      </w:r>
+    </w:p>
     <w:bookmarkEnd w:id="30"/>
     <w:bookmarkEnd w:id="31"/>
+    <w:bookmarkStart w:id="37" w:name="한국어-번역"/>
+    <w:p>
+      <w:pPr>
+        <w:pStyle w:val="Heading2"/>
+      </w:pPr>
+      <w:r>
+        <w:t xml:space="preserve">한국어 번역</w:t>
+      </w:r>
+    </w:p>
+    <w:bookmarkStart w:id="32" w:name="도입-월요일-오전-9시-1"/>
+    <w:p>
+      <w:pPr>
+        <w:pStyle w:val="Heading3"/>
+      </w:pPr>
+      <w:r>
+        <w:t xml:space="preserve">도입 — 월요일 오전 9시</w:t>
+      </w:r>
+    </w:p>
+    <w:p>
+      <w:pPr>
+        <w:pStyle w:val="FirstParagraph"/>
+      </w:pPr>
+      <w:r>
+        <w:t xml:space="preserve">노아: 할번이 플렉스를 출시한 지 3주. 그레이스, 지금까지 우리한테 어떤 영향이 있었어요?</w:t>
+      </w:r>
+    </w:p>
+    <w:p>
+      <w:pPr>
+        <w:pStyle w:val="BodyText"/>
+      </w:pPr>
+      <w:r>
+        <w:t xml:space="preserve">그레이스: 출시 이후 신규 병원은 30% 감소했고, 그게 제일 걱정되는 숫자예요. 그래도 기존 병원은 안정적이고 재주문율은 여전히 67%라서, 이미 우리를 아는 의사들은 떠나지 않고 있어요.</w:t>
+      </w:r>
+    </w:p>
+    <w:p>
+      <w:pPr>
+        <w:pStyle w:val="BodyText"/>
+      </w:pPr>
+      <w:r>
+        <w:t xml:space="preserve">마커스: 그러니까 플렉스가 새 의사들이 우릴 써 보는 걸 막지만. 기존 의사를 뺏진 않는다는 거네.</w:t>
+      </w:r>
+    </w:p>
+    <w:p>
+      <w:pPr>
+        <w:pStyle w:val="BodyText"/>
+      </w:pPr>
+      <w:r>
+        <w:t xml:space="preserve">조이: 아직은요. 카일이 가격표를 들고 우리 고객들을 찾아다녀요. 96달러 더 싸게.</w:t>
+      </w:r>
+    </w:p>
+    <w:p>
+      <w:pPr>
+        <w:pStyle w:val="BodyText"/>
+      </w:pPr>
+      <w:r>
+        <w:t xml:space="preserve">데릭: 의사 네 명한테서 들었어요. 두 명은 우리가 가격을 맞출 거냐고 물었어요.</w:t>
+      </w:r>
+    </w:p>
+    <w:p>
+      <w:pPr>
+        <w:pStyle w:val="BodyText"/>
+      </w:pPr>
+      <w:r>
+        <w:t xml:space="preserve">엘레나: 그래서 뭐라고 했어요?</w:t>
+      </w:r>
+    </w:p>
+    <w:p>
+      <w:pPr>
+        <w:pStyle w:val="BodyText"/>
+      </w:pPr>
+      <w:r>
+        <w:t xml:space="preserve">데릭:</w:t>
+      </w:r>
+      <w:r>
+        <w:t xml:space="preserve"> </w:t>
+      </w:r>
+      <w:r>
+        <w:t xml:space="preserve">“</w:t>
+      </w:r>
+      <w:r>
+        <w:t xml:space="preserve">물어보겠다</w:t>
+      </w:r>
+      <w:r>
+        <w:t xml:space="preserve">”</w:t>
+      </w:r>
+      <w:r>
+        <w:t xml:space="preserve">고 했어요. 그건 사실이고요. 지금 묻는 거예요.</w:t>
+      </w:r>
+    </w:p>
+    <w:p>
+      <w:pPr>
+        <w:pStyle w:val="BodyText"/>
+      </w:pPr>
+      <w:r>
+        <w:t xml:space="preserve">노아: 오늘 두 가지 질문에 답해요. 첫째, 가격. 둘째, 어떻게 성장할지.</w:t>
+      </w:r>
+    </w:p>
+    <w:p>
+      <w:pPr>
+        <w:pStyle w:val="BodyText"/>
+      </w:pPr>
+      <w:r>
+        <w:t xml:space="preserve">프리야: 그거 같은 질문 아니야?</w:t>
+      </w:r>
+    </w:p>
+    <w:p>
+      <w:pPr>
+        <w:pStyle w:val="BodyText"/>
+      </w:pPr>
+      <w:r>
+        <w:t xml:space="preserve">노아: 연결돼 있지. 같진 않고. 어떤 가격을 고르냐에 따라 감당할 수 있는 채널이 제한돼.</w:t>
+      </w:r>
+    </w:p>
+    <w:p>
+      <w:pPr>
+        <w:pStyle w:val="BodyText"/>
+      </w:pPr>
+      <w:r>
+        <w:t xml:space="preserve">조이: 그리고 어떤 채널을 고르냐에 따라 누가 우리 가격을 보는지가 바뀌고요.</w:t>
+      </w:r>
+    </w:p>
+    <w:p>
+      <w:pPr>
+        <w:pStyle w:val="BodyText"/>
+      </w:pPr>
+      <w:r>
+        <w:t xml:space="preserve">마커스: 가격부터 하자. 그게 더 무서운 거니까.</w:t>
+      </w:r>
+    </w:p>
+    <w:p>
+      <w:pPr>
+        <w:pStyle w:val="BodyText"/>
+      </w:pPr>
+      <w:r>
+        <w:t xml:space="preserve">그레이스: 세 가지 안을 모델링했어요. 플렉스에 맞추기. 절반만 내리기. 아니면 유지.</w:t>
+      </w:r>
+    </w:p>
+    <w:p>
+      <w:pPr>
+        <w:pStyle w:val="BodyText"/>
+      </w:pPr>
+      <w:r>
+        <w:t xml:space="preserve">노아: 숫자 전에. 엘레나, 여기서 당신한테 제일 중요한 건 뭐예요?</w:t>
+      </w:r>
+    </w:p>
+    <w:p>
+      <w:pPr>
+        <w:pStyle w:val="BodyText"/>
+      </w:pPr>
+      <w:r>
+        <w:t xml:space="preserve">엘레나: 교육을 깎아서 가격 전쟁 비용을 대는 일은 절대 없어야 한다는 거요. 마진이 빠듯해지면 마케팅을 줄이고, 출장을 줄이고, 필요하면 제 예산도 줄여요. 하지만 모든 첫 주문 전 교육은 지금 그대로 유지돼야 해요. 그게 선이에요.</w:t>
+      </w:r>
+    </w:p>
     <w:bookmarkEnd w:id="32"/>
+    <w:bookmarkStart w:id="33" w:name="장면1-가격-맞출-것인가-버틸-것인가-1"/>
+    <w:p>
+      <w:pPr>
+        <w:pStyle w:val="Heading3"/>
+      </w:pPr>
+      <w:r>
+        <w:t xml:space="preserve">장면1 — 가격: 맞출 것인가, 버틸 것인가</w:t>
+      </w:r>
+    </w:p>
+    <w:p>
+      <w:pPr>
+        <w:pStyle w:val="FirstParagraph"/>
+      </w:pPr>
+      <w:r>
+        <w:t xml:space="preserve">그레이스: 1안. 플렉스에 맞춰 329. 마진이 89%에서 86%로 떨어져요.</w:t>
+      </w:r>
+    </w:p>
+    <w:p>
+      <w:pPr>
+        <w:pStyle w:val="BodyText"/>
+      </w:pPr>
+      <w:r>
+        <w:t xml:space="preserve">마커스: 그래도 훌륭한 마진이네.</w:t>
+      </w:r>
+    </w:p>
+    <w:p>
+      <w:pPr>
+        <w:pStyle w:val="BodyText"/>
+      </w:pPr>
+      <w:r>
+        <w:t xml:space="preserve">그레이스: 네. 하지만 매출이 23% 떨어져요. 같은 주사기를 96달러 싸게 파는 거니까요. 물량이 30% 넘게 늘지 않는 한요. 솔직히 말하면, 우리 데이터 어디에도 그렇게 될 거라는 근거는 안 보여요.</w:t>
+      </w:r>
+    </w:p>
+    <w:p>
+      <w:pPr>
+        <w:pStyle w:val="BodyText"/>
+      </w:pPr>
+      <w:r>
+        <w:t xml:space="preserve">조이: 그리고 우린 따라쟁이처럼 보일 거예요.</w:t>
+      </w:r>
+      <w:r>
+        <w:t xml:space="preserve"> </w:t>
+      </w:r>
+      <w:r>
+        <w:t xml:space="preserve">“</w:t>
+      </w:r>
+      <w:r>
+        <w:t xml:space="preserve">할번 이후 베이라 가격 인하.</w:t>
+      </w:r>
+      <w:r>
+        <w:t xml:space="preserve">”</w:t>
+      </w:r>
+      <w:r>
+        <w:t xml:space="preserve"> </w:t>
+      </w:r>
+      <w:r>
+        <w:t xml:space="preserve">그게 헤드라인이죠.</w:t>
+      </w:r>
+    </w:p>
+    <w:p>
+      <w:pPr>
+        <w:pStyle w:val="BodyText"/>
+      </w:pPr>
+      <w:r>
+        <w:t xml:space="preserve">데릭: 의사들이 물을 거예요.</w:t>
+      </w:r>
+      <w:r>
+        <w:t xml:space="preserve"> </w:t>
+      </w:r>
+      <w:r>
+        <w:t xml:space="preserve">“</w:t>
+      </w:r>
+      <w:r>
+        <w:t xml:space="preserve">그럼 전엔 왜 더 비쌌어요? 바가지였어요?</w:t>
+      </w:r>
+      <w:r>
+        <w:t xml:space="preserve">”</w:t>
+      </w:r>
+    </w:p>
+    <w:p>
+      <w:pPr>
+        <w:pStyle w:val="BodyText"/>
+      </w:pPr>
+      <w:r>
+        <w:t xml:space="preserve">노아: 2안은요?</w:t>
+      </w:r>
+    </w:p>
+    <w:p>
+      <w:pPr>
+        <w:pStyle w:val="BodyText"/>
+      </w:pPr>
+      <w:r>
+        <w:t xml:space="preserve">그레이스: 375로 인하. 절반. 매출 12% 감소. 그래도 플렉스보다 50달러 비싸요.</w:t>
+      </w:r>
+    </w:p>
+    <w:p>
+      <w:pPr>
+        <w:pStyle w:val="BodyText"/>
+      </w:pPr>
+      <w:r>
+        <w:t xml:space="preserve">조이: 양쪽의 나쁜 점만 모았네요. 돈은 잃고 여전히 비싸 보이고.</w:t>
+      </w:r>
+    </w:p>
+    <w:p>
+      <w:pPr>
+        <w:pStyle w:val="BodyText"/>
+      </w:pPr>
+      <w:r>
+        <w:t xml:space="preserve">마커스: 3안. 425 유지.</w:t>
+      </w:r>
+    </w:p>
+    <w:p>
+      <w:pPr>
+        <w:pStyle w:val="BodyText"/>
+      </w:pPr>
+      <w:r>
+        <w:t xml:space="preserve">그레이스: 매출 유지. 기존 병원을 지키면요. 신규 병원 성장은 계속 느리고요.</w:t>
+      </w:r>
+    </w:p>
+    <w:p>
+      <w:pPr>
+        <w:pStyle w:val="BodyText"/>
+      </w:pPr>
+      <w:r>
+        <w:t xml:space="preserve">프리야: 기술적인 질문 해도 돼? 플렉스가 실제로 우리 거만큼 좋아?</w:t>
+      </w:r>
+    </w:p>
+    <w:p>
+      <w:pPr>
+        <w:pStyle w:val="BodyText"/>
+      </w:pPr>
+      <w:r>
+        <w:t xml:space="preserve">엘레나: 그쪽 라벨은 2.5배 빠르다고 해요. 우리 건 2.8배. 다른 연구들이죠.</w:t>
+      </w:r>
+    </w:p>
+    <w:p>
+      <w:pPr>
+        <w:pStyle w:val="BodyText"/>
+      </w:pPr>
+      <w:r>
+        <w:t xml:space="preserve">그레이스: 직접 비교는 못 해요. 1:1 비교가 없으니까. 그러니 플렉스보다 빠르다고 주장하진 않아요.</w:t>
+      </w:r>
+    </w:p>
+    <w:p>
+      <w:pPr>
+        <w:pStyle w:val="BodyText"/>
+      </w:pPr>
+      <w:r>
+        <w:t xml:space="preserve">조이: 그럼 우리 가치는 뭐예요? 한 문장으로.</w:t>
+      </w:r>
+      <w:r>
+        <w:t xml:space="preserve"> </w:t>
+      </w:r>
+      <w:r>
+        <w:t xml:space="preserve">“</w:t>
+      </w:r>
+      <w:r>
+        <w:t xml:space="preserve">플렉스보다 빠름</w:t>
+      </w:r>
+      <w:r>
+        <w:t xml:space="preserve">”</w:t>
+      </w:r>
+      <w:r>
+        <w:t xml:space="preserve"> </w:t>
+      </w:r>
+      <w:r>
+        <w:t xml:space="preserve">없이.</w:t>
+      </w:r>
+    </w:p>
+    <w:p>
+      <w:pPr>
+        <w:pStyle w:val="BodyText"/>
+      </w:pPr>
+      <w:r>
+        <w:t xml:space="preserve">노아: 중요한 건 이거예요. 우리 가치는 속도가 아니라 주사기를 둘러싼 모든 것이에요. 모든 주문 전 교육. 월간 품질 차트. 문제가 있으면 스스로 회수하는 회사. 그리고 공급처 둘, 그래서 의사가 재고가 떨어질 일이 없죠. 425달러로 사는 게 바로 그거예요.</w:t>
+      </w:r>
+    </w:p>
+    <w:p>
+      <w:pPr>
+        <w:pStyle w:val="BodyText"/>
+      </w:pPr>
+      <w:r>
+        <w:t xml:space="preserve">데릭: 의사들은 그걸 위해 돈을 내요. 일부는요. 전부는 아니고.</w:t>
+      </w:r>
+    </w:p>
+    <w:p>
+      <w:pPr>
+        <w:pStyle w:val="BodyText"/>
+      </w:pPr>
+      <w:r>
+        <w:t xml:space="preserve">노아: 그럼 전부가 필요하진 않아요. 그걸 가치 있게 여기는 사람들이 필요하죠.</w:t>
+      </w:r>
+    </w:p>
+    <w:p>
+      <w:pPr>
+        <w:pStyle w:val="BodyText"/>
+      </w:pPr>
+      <w:r>
+        <w:t xml:space="preserve">마커스: 그레이스, 그걸 가치 있게 여기는 병원이 몇 곳이야? 추정할 수 있어?</w:t>
+      </w:r>
+    </w:p>
+    <w:p>
+      <w:pPr>
+        <w:pStyle w:val="BodyText"/>
+      </w:pPr>
+      <w:r>
+        <w:t xml:space="preserve">그레이스: 설문으로는 시술자의 40%가</w:t>
+      </w:r>
+      <w:r>
+        <w:t xml:space="preserve"> </w:t>
+      </w:r>
+      <w:r>
+        <w:t xml:space="preserve">“</w:t>
+      </w:r>
+      <w:r>
+        <w:t xml:space="preserve">안전 지원</w:t>
+      </w:r>
+      <w:r>
+        <w:t xml:space="preserve">”</w:t>
+      </w:r>
+      <w:r>
+        <w:t xml:space="preserve">을 가격보다 위에 둬요.</w:t>
+      </w:r>
+    </w:p>
+    <w:p>
+      <w:pPr>
+        <w:pStyle w:val="BodyText"/>
+      </w:pPr>
+      <w:r>
+        <w:t xml:space="preserve">조이: 시장의 40%도 여전히 거대한 시장이에요.</w:t>
+      </w:r>
+    </w:p>
+    <w:p>
+      <w:pPr>
+        <w:pStyle w:val="BodyText"/>
+      </w:pPr>
+      <w:r>
+        <w:t xml:space="preserve">엘레나: 그럼 나머지 60%는요?</w:t>
+      </w:r>
+    </w:p>
+    <w:p>
+      <w:pPr>
+        <w:pStyle w:val="BodyText"/>
+      </w:pPr>
+      <w:r>
+        <w:t xml:space="preserve">노아: 플렉스를 사겠죠. 그리고 할번이 그 사람들을 교육할 거예요. 우리가 교육을 표준으로 만들었고 할번은 따라올 수밖에 없었으니까요. 그러니 그 환자들도 더 안전한 시술을 받아요. 그레이스 스프레드시트에선 손실처럼 보여도, 그건 손실이 아니에요.</w:t>
+      </w:r>
+    </w:p>
+    <w:p>
+      <w:pPr>
+        <w:pStyle w:val="BodyText"/>
+      </w:pPr>
+      <w:r>
+        <w:t xml:space="preserve">프리야: 60%를 잃는 게 기뻐?</w:t>
+      </w:r>
+    </w:p>
+    <w:p>
+      <w:pPr>
+        <w:pStyle w:val="BodyText"/>
+      </w:pPr>
+      <w:r>
+        <w:t xml:space="preserve">노아: 그 환자들이 교육받은 시술자를 만나는 게 기뻐. 우리 주사기가 아니더라도.</w:t>
+      </w:r>
+    </w:p>
+    <w:p>
+      <w:pPr>
+        <w:pStyle w:val="BodyText"/>
+      </w:pPr>
+      <w:r>
+        <w:t xml:space="preserve">마커스: 창업자다운 말이네. 이제 CEO답게 말해 봐. 40%로 살아남을 수 있어?</w:t>
+      </w:r>
+    </w:p>
+    <w:p>
+      <w:pPr>
+        <w:pStyle w:val="BodyText"/>
+      </w:pPr>
+      <w:r>
+        <w:t xml:space="preserve">그레이스: 미국 시장의 40%면 연간 약 2억 달러예요. 우리한텐 잠재적으로요.</w:t>
+      </w:r>
+    </w:p>
+    <w:p>
+      <w:pPr>
+        <w:pStyle w:val="BodyText"/>
+      </w:pPr>
+      <w:r>
+        <w:t xml:space="preserve">마커스: 우린 연 1,900만 달러야. 여지가 있네.</w:t>
+      </w:r>
+    </w:p>
+    <w:p>
+      <w:pPr>
+        <w:pStyle w:val="BodyText"/>
+      </w:pPr>
+      <w:r>
+        <w:t xml:space="preserve">노아: 가격 결정. 425 유지. 가격이 아니라 가치로 경쟁해요.</w:t>
+      </w:r>
+    </w:p>
+    <w:p>
+      <w:pPr>
+        <w:pStyle w:val="BodyText"/>
+      </w:pPr>
+      <w:r>
+        <w:t xml:space="preserve">데릭: 그럼 가격 맞춰 달라는 의사들은요?</w:t>
+      </w:r>
+    </w:p>
+    <w:p>
+      <w:pPr>
+        <w:pStyle w:val="BodyText"/>
+      </w:pPr>
+      <w:r>
+        <w:t xml:space="preserve">노아:</w:t>
+      </w:r>
+      <w:r>
+        <w:t xml:space="preserve"> </w:t>
+      </w:r>
+      <w:r>
+        <w:t xml:space="preserve">“</w:t>
+      </w:r>
+      <w:r>
+        <w:t xml:space="preserve">맞추지 않습니다. 여기 포함된 게 있습니다.</w:t>
+      </w:r>
+      <w:r>
+        <w:t xml:space="preserve">”</w:t>
+      </w:r>
+      <w:r>
+        <w:t xml:space="preserve"> </w:t>
+      </w:r>
+      <w:r>
+        <w:t xml:space="preserve">그리고 차트를 보여 줘요. 키트도.</w:t>
+      </w:r>
+    </w:p>
+    <w:p>
+      <w:pPr>
+        <w:pStyle w:val="BodyText"/>
+      </w:pPr>
+      <w:r>
+        <w:t xml:space="preserve">조이: 예외 하나? 볼륨 등급. 연 천 개 사는 큰 거래처엔 더 낮은 가격.</w:t>
+      </w:r>
+    </w:p>
+    <w:p>
+      <w:pPr>
+        <w:pStyle w:val="BodyText"/>
+      </w:pPr>
+      <w:r>
+        <w:t xml:space="preserve">엘레나: 그거 합법이에요? 물량 할인?</w:t>
+      </w:r>
+    </w:p>
+    <w:p>
+      <w:pPr>
+        <w:pStyle w:val="BodyText"/>
+      </w:pPr>
+      <w:r>
+        <w:t xml:space="preserve">조이: 볼륨 등급은 이 업계에서 일반적이에요. 서면으로, 투명하게, 그 등급의 모두에게 정확히 똑같이 적용되면 합법이에요. 회사가 곤란해지는 건 특정 단골 한 곳만을 위한 비밀 이면 거래인데, 우린 그런 건 안 해요.</w:t>
+      </w:r>
+    </w:p>
+    <w:p>
+      <w:pPr>
+        <w:pStyle w:val="BodyText"/>
+      </w:pPr>
+      <w:r>
+        <w:t xml:space="preserve">노아: 그럼 검토해요. 다이앤이랑. 키 어카운트만. 그럼 채널 얘기로 넘어가죠.</w:t>
+      </w:r>
+    </w:p>
+    <w:p>
+      <w:pPr>
+        <w:pStyle w:val="BodyText"/>
+      </w:pPr>
+      <w:r>
+        <w:t xml:space="preserve">마커스: 10분. 유통사가 10시 반에 화상으로 들어와.</w:t>
+      </w:r>
+    </w:p>
+    <w:bookmarkEnd w:id="33"/>
+    <w:bookmarkStart w:id="34" w:name="장면2-채널-직판-체인-유통사-1"/>
+    <w:p>
+      <w:pPr>
+        <w:pStyle w:val="Heading3"/>
+      </w:pPr>
+      <w:r>
+        <w:t xml:space="preserve">장면2 — 채널: 직판, 체인, 유통사</w:t>
+      </w:r>
+    </w:p>
+    <w:p>
+      <w:pPr>
+        <w:pStyle w:val="FirstParagraph"/>
+      </w:pPr>
+      <w:r>
+        <w:t xml:space="preserve">노아: 화이트보드에 채널 셋. 직판. 체인. 유통사. 각각 장단점.</w:t>
+      </w:r>
+    </w:p>
+    <w:p>
+      <w:pPr>
+        <w:pStyle w:val="BodyText"/>
+      </w:pPr>
+      <w:r>
+        <w:t xml:space="preserve">데릭: 직판. 우리 영업 사원이 피부과·성형외과에 판매. 장점: 통제, 신뢰, 교육. 단점: 느리고 비쌈.</w:t>
+      </w:r>
+    </w:p>
+    <w:p>
+      <w:pPr>
+        <w:pStyle w:val="BodyText"/>
+      </w:pPr>
+      <w:r>
+        <w:t xml:space="preserve">그레이스: 신규 병원당 비용은 약 4천 달러. 영업 사원 한 명이 한 달에 약 여섯 곳을 추가해요.</w:t>
+      </w:r>
+    </w:p>
+    <w:p>
+      <w:pPr>
+        <w:pStyle w:val="BodyText"/>
+      </w:pPr>
+      <w:r>
+        <w:t xml:space="preserve">조이: 체인. 대형 메디스파 그룹. 계약 하나로 지점 수백 곳.</w:t>
+      </w:r>
+    </w:p>
+    <w:p>
+      <w:pPr>
+        <w:pStyle w:val="BodyText"/>
+      </w:pPr>
+      <w:r>
+        <w:t xml:space="preserve">데릭: 글로우 컬렉티브가 제일 커요. 지점 300곳. 구매 담당이 그레그 할러웨이. 깐깐한 사람이죠.</w:t>
+      </w:r>
+    </w:p>
+    <w:p>
+      <w:pPr>
+        <w:pStyle w:val="BodyText"/>
+      </w:pPr>
+      <w:r>
+        <w:t xml:space="preserve">엘레나: 그쪽 시술자들은요? 어떤 사람들이에요?</w:t>
+      </w:r>
+    </w:p>
+    <w:p>
+      <w:pPr>
+        <w:pStyle w:val="BodyText"/>
+      </w:pPr>
+      <w:r>
+        <w:t xml:space="preserve">데릭: 대부분 간호사 시술자. 젊고. 이직률이 높아요. 연 40% 정도.</w:t>
+      </w:r>
+    </w:p>
+    <w:p>
+      <w:pPr>
+        <w:pStyle w:val="BodyText"/>
+      </w:pPr>
+      <w:r>
+        <w:t xml:space="preserve">엘레나: 40%. 그러니까 매년 바늘을 든 사람 절반 가까이가 새로 온다는 거네요.</w:t>
+      </w:r>
+    </w:p>
+    <w:p>
+      <w:pPr>
+        <w:pStyle w:val="BodyText"/>
+      </w:pPr>
+      <w:r>
+        <w:t xml:space="preserve">타샤: 교육의 악몽이에요. 아니면 교육의 기회고요. 계약에 따라 달라요.</w:t>
+      </w:r>
+    </w:p>
+    <w:p>
+      <w:pPr>
+        <w:pStyle w:val="BodyText"/>
+      </w:pPr>
+      <w:r>
+        <w:t xml:space="preserve">노아: 타샤, 언제 들어왔어요?</w:t>
+      </w:r>
+    </w:p>
+    <w:p>
+      <w:pPr>
+        <w:pStyle w:val="BodyText"/>
+      </w:pPr>
+      <w:r>
+        <w:t xml:space="preserve">타샤:</w:t>
+      </w:r>
+      <w:r>
+        <w:t xml:space="preserve"> </w:t>
+      </w:r>
+      <w:r>
+        <w:t xml:space="preserve">“</w:t>
+      </w:r>
+      <w:r>
+        <w:t xml:space="preserve">이직률</w:t>
+      </w:r>
+      <w:r>
+        <w:t xml:space="preserve">”</w:t>
+      </w:r>
+      <w:r>
+        <w:t xml:space="preserve">이라는 말 들었을 때요. 복도에서도 교육 문제 냄새를 맡을 수 있거든요.</w:t>
+      </w:r>
+    </w:p>
+    <w:p>
+      <w:pPr>
+        <w:pStyle w:val="BodyText"/>
+      </w:pPr>
+      <w:r>
+        <w:t xml:space="preserve">마커스: 체인의 장점: 물량, 속도, 브랜드 노출. 단점: 가격 압박, 통제력 감소.</w:t>
+      </w:r>
+    </w:p>
+    <w:p>
+      <w:pPr>
+        <w:pStyle w:val="BodyText"/>
+      </w:pPr>
+      <w:r>
+        <w:t xml:space="preserve">조이: 세 번째 채널. 유통사. 10시 반 통화가 그거예요.</w:t>
+      </w:r>
+    </w:p>
+    <w:p>
+      <w:pPr>
+        <w:pStyle w:val="BodyText"/>
+      </w:pPr>
+      <w:r>
+        <w:t xml:space="preserve">댄: 좋은 아침입니다! 메드패스 디스트리뷰션의 댄 휘태커입니다. 50개 주. 병원 거래처 1만 2천 곳.</w:t>
+      </w:r>
+    </w:p>
+    <w:p>
+      <w:pPr>
+        <w:pStyle w:val="BodyText"/>
+      </w:pPr>
+      <w:r>
+        <w:t xml:space="preserve">노아: 참여해 주셔서 감사해요, 댄. 제안을 차근차근 설명해 주세요.</w:t>
+      </w:r>
+    </w:p>
+    <w:p>
+      <w:pPr>
+        <w:pStyle w:val="BodyText"/>
+      </w:pPr>
+      <w:r>
+        <w:t xml:space="preserve">댄: 간단해요. 우리가 사고, 이미 우리를 신뢰하는 병원 거래처 1만 2천 곳을 통해 어디서든 팔아요. 우리 마진은 30%. 그 대가로 영업 사원을 한 명도 새로 뽑을 필요가 없고, 내일 당장 규모를 얻는 거죠.</w:t>
+      </w:r>
+    </w:p>
+    <w:p>
+      <w:pPr>
+        <w:pStyle w:val="BodyText"/>
+      </w:pPr>
+      <w:r>
+        <w:t xml:space="preserve">마커스: 30%. 큰 몫이네요.</w:t>
+      </w:r>
+    </w:p>
+    <w:p>
+      <w:pPr>
+        <w:pStyle w:val="BodyText"/>
+      </w:pPr>
+      <w:r>
+        <w:t xml:space="preserve">댄: 50개 주에? 하룻밤에? 그건 싼 거예요.</w:t>
+      </w:r>
+    </w:p>
+    <w:p>
+      <w:pPr>
+        <w:pStyle w:val="BodyText"/>
+      </w:pPr>
+      <w:r>
+        <w:t xml:space="preserve">엘레나: 댄, 질문 하나. 귀사 영업 사원들이 교육을 확인해요? 새 병원에 출고하기 전에?</w:t>
+      </w:r>
+    </w:p>
+    <w:p>
+      <w:pPr>
+        <w:pStyle w:val="BodyText"/>
+      </w:pPr>
+      <w:r>
+        <w:t xml:space="preserve">댄: 의료 면허를 확인해요. 그게 법적 요건이죠.</w:t>
+      </w:r>
+    </w:p>
+    <w:p>
+      <w:pPr>
+        <w:pStyle w:val="BodyText"/>
+      </w:pPr>
+      <w:r>
+        <w:t xml:space="preserve">엘레나: 교육은 아니고. 면허만.</w:t>
+      </w:r>
+    </w:p>
+    <w:p>
+      <w:pPr>
+        <w:pStyle w:val="BodyText"/>
+      </w:pPr>
+      <w:r>
+        <w:t xml:space="preserve">댄: 교육은 당신들 일이죠. 상자마다 브로슈어를 넣어 드릴 수는 있어요.</w:t>
+      </w:r>
+    </w:p>
+    <w:p>
+      <w:pPr>
+        <w:pStyle w:val="BodyText"/>
+      </w:pPr>
+      <w:r>
+        <w:t xml:space="preserve">타샤: 브로슈어는 교육이 아니에요. 브로슈어는 종이예요.</w:t>
+      </w:r>
+    </w:p>
+    <w:p>
+      <w:pPr>
+        <w:pStyle w:val="BodyText"/>
+      </w:pPr>
+      <w:r>
+        <w:t xml:space="preserve">댄: 이해해요. 하지만 통제를 조금 내려놓지 않으면 규모를 키울 수 없어요.</w:t>
+      </w:r>
+    </w:p>
+    <w:p>
+      <w:pPr>
+        <w:pStyle w:val="BodyText"/>
+      </w:pPr>
+      <w:r>
+        <w:t xml:space="preserve">노아: 대부분의 제품엔 맞는 말일지도요. 고마워요, 댄. 이번 주에 연락드릴게요.</w:t>
+      </w:r>
+    </w:p>
+    <w:p>
+      <w:pPr>
+        <w:pStyle w:val="BodyText"/>
+      </w:pPr>
+      <w:r>
+        <w:t xml:space="preserve">댄: 너무 오래 기다리지 마세요. 할번 쪽 유통사가 지난주에 우리한테 전화했어요.</w:t>
+      </w:r>
+    </w:p>
+    <w:p>
+      <w:pPr>
+        <w:pStyle w:val="BodyText"/>
+      </w:pPr>
+      <w:r>
+        <w:t xml:space="preserve">조이: …방금 협박이었어요?</w:t>
+      </w:r>
+    </w:p>
+    <w:p>
+      <w:pPr>
+        <w:pStyle w:val="BodyText"/>
+      </w:pPr>
+      <w:r>
+        <w:t xml:space="preserve">데릭: 협상 전술이에요. 고전적인.</w:t>
+      </w:r>
+      <w:r>
+        <w:t xml:space="preserve"> </w:t>
+      </w:r>
+      <w:r>
+        <w:t xml:space="preserve">“</w:t>
+      </w:r>
+      <w:r>
+        <w:t xml:space="preserve">다른 데서도 날 원해.</w:t>
+      </w:r>
+      <w:r>
+        <w:t xml:space="preserve">”</w:t>
+      </w:r>
+    </w:p>
+    <w:p>
+      <w:pPr>
+        <w:pStyle w:val="BodyText"/>
+      </w:pPr>
+      <w:r>
+        <w:t xml:space="preserve">마커스: 타샤, 유통사에 대한 생각은?</w:t>
+      </w:r>
+    </w:p>
+    <w:p>
+      <w:pPr>
+        <w:pStyle w:val="BodyText"/>
+      </w:pPr>
+      <w:r>
+        <w:t xml:space="preserve">타샤: 첫 주문 전 교육을 약속하지 못하면 첫날부터 우리 규칙 1을 깨는 거예요. 그리고 약속 못 해요. 그쪽 영업 사원들은 손이 아니라 면허를 확인하니까요. 유통사는 상자를 보내요. 우리한텐 바늘을 든 사람을 확인하는 누군가가 필요해요.</w:t>
+      </w:r>
+    </w:p>
+    <w:bookmarkEnd w:id="34"/>
+    <w:bookmarkStart w:id="35" w:name="절정전환-기준과-결정-1"/>
+    <w:p>
+      <w:pPr>
+        <w:pStyle w:val="Heading3"/>
+      </w:pPr>
+      <w:r>
+        <w:t xml:space="preserve">절정·전환 — 기준과 결정</w:t>
+      </w:r>
+    </w:p>
+    <w:p>
+      <w:pPr>
+        <w:pStyle w:val="FirstParagraph"/>
+      </w:pPr>
+      <w:r>
+        <w:t xml:space="preserve">노아: 아직 투표하지 말아요. 기준부터 합의해요. 그다음 채널별로 점수를 매기죠.</w:t>
+      </w:r>
+    </w:p>
+    <w:p>
+      <w:pPr>
+        <w:pStyle w:val="BodyText"/>
+      </w:pPr>
+      <w:r>
+        <w:t xml:space="preserve">엘레나: 기준 하나. 모든 첫 주문 전 교육. 협상 불가.</w:t>
+      </w:r>
+    </w:p>
+    <w:p>
+      <w:pPr>
+        <w:pStyle w:val="BodyText"/>
+      </w:pPr>
+      <w:r>
+        <w:t xml:space="preserve">마커스: 둘. 채널 비용 제외 후 마진. 70% 이상.</w:t>
+      </w:r>
+    </w:p>
+    <w:p>
+      <w:pPr>
+        <w:pStyle w:val="BodyText"/>
+      </w:pPr>
+      <w:r>
+        <w:t xml:space="preserve">조이: 셋. 속도. 새 시술자에게 얼마나 빨리 닿을 수 있나?</w:t>
+      </w:r>
+    </w:p>
+    <w:p>
+      <w:pPr>
+        <w:pStyle w:val="BodyText"/>
+      </w:pPr>
+      <w:r>
+        <w:t xml:space="preserve">데릭: 넷. 관계의 통제권. 문제가 생기면 의사가 누구에게 전화하나?</w:t>
+      </w:r>
+    </w:p>
+    <w:p>
+      <w:pPr>
+        <w:pStyle w:val="BodyText"/>
+      </w:pPr>
+      <w:r>
+        <w:t xml:space="preserve">그레이스: 점수. 직판: 교육 가능, 마진 높음, 속도 느림, 관계는 우리 것.</w:t>
+      </w:r>
+    </w:p>
+    <w:p>
+      <w:pPr>
+        <w:pStyle w:val="BodyText"/>
+      </w:pPr>
+      <w:r>
+        <w:t xml:space="preserve">마커스: 유통사: 교육 불가, 마진 낮음, 속도 빠름, 관계는 그쪽 것.</w:t>
+      </w:r>
+    </w:p>
+    <w:p>
+      <w:pPr>
+        <w:pStyle w:val="BodyText"/>
+      </w:pPr>
+      <w:r>
+        <w:t xml:space="preserve">타샤: 체인: 교육 가능, 계약에 넣으면. 마진 중간. 속도 빠름. 관계는 공유.</w:t>
+      </w:r>
+    </w:p>
+    <w:p>
+      <w:pPr>
+        <w:pStyle w:val="BodyText"/>
+      </w:pPr>
+      <w:r>
+        <w:t xml:space="preserve">엘레나:</w:t>
+      </w:r>
+      <w:r>
+        <w:t xml:space="preserve"> </w:t>
+      </w:r>
+      <w:r>
+        <w:t xml:space="preserve">“</w:t>
+      </w:r>
+      <w:r>
+        <w:t xml:space="preserve">계약에 넣으면.</w:t>
+      </w:r>
+      <w:r>
+        <w:t xml:space="preserve">”</w:t>
+      </w:r>
+      <w:r>
+        <w:t xml:space="preserve"> </w:t>
+      </w:r>
+      <w:r>
+        <w:t xml:space="preserve">그게 핵심 문구예요.</w:t>
+      </w:r>
+    </w:p>
+    <w:p>
+      <w:pPr>
+        <w:pStyle w:val="BodyText"/>
+      </w:pPr>
+      <w:r>
+        <w:t xml:space="preserve">노아: 그럼 유통사는 기준 1에서 탈락이네요. 그건 트레이드오프가 아니라. 거절이에요.</w:t>
+      </w:r>
+    </w:p>
+    <w:p>
+      <w:pPr>
+        <w:pStyle w:val="BodyText"/>
+      </w:pPr>
+      <w:r>
+        <w:t xml:space="preserve">마커스: 동의해. 군에서는 아무리 빨리 갈 수 있어도 지원할 수 없는 곳에 부대를 보내지 않았어. 교육 안 된 손으로 50개 주는 규모가 아니야. 규모화된 리스크지. 한 주에서 한 건만 사고가 나도 우리 모두에게 떨어져.</w:t>
+      </w:r>
+    </w:p>
+    <w:p>
+      <w:pPr>
+        <w:pStyle w:val="BodyText"/>
+      </w:pPr>
+      <w:r>
+        <w:t xml:space="preserve">조이: 그럼 체인은요? 글로우는 300곳이에요. 그게 우리 한 해를 바꿔요.</w:t>
+      </w:r>
+    </w:p>
+    <w:p>
+      <w:pPr>
+        <w:pStyle w:val="BodyText"/>
+      </w:pPr>
+      <w:r>
+        <w:t xml:space="preserve">타샤: 모든 글로우 시술자가 인증받는 경우에만요. 신규 채용자 포함. 매달.</w:t>
+      </w:r>
+    </w:p>
+    <w:p>
+      <w:pPr>
+        <w:pStyle w:val="BodyText"/>
+      </w:pPr>
+      <w:r>
+        <w:t xml:space="preserve">데릭: 그레그는 그걸 싫어할 거예요. 체인은 속도를 원해요. 숙제 말고.</w:t>
+      </w:r>
+    </w:p>
+    <w:p>
+      <w:pPr>
+        <w:pStyle w:val="BodyText"/>
+      </w:pPr>
+      <w:r>
+        <w:t xml:space="preserve">노아: 그럼 그게 우리 피치예요. 인증을 글로우에 부담이 아니라 혜택으로 파는 거죠. 시술자의 40%가 매년 새로 온다면, 그쪽은 어차피 교육 시스템이 필요해요. 우린 제품과 함께 오는 시스템을 건네주기만 하면 돼요.</w:t>
+      </w:r>
+    </w:p>
+    <w:p>
+      <w:pPr>
+        <w:pStyle w:val="BodyText"/>
+      </w:pPr>
+      <w:r>
+        <w:t xml:space="preserve">조이: 보험 리스크 감소. 합병증 감소.</w:t>
+      </w:r>
+      <w:r>
+        <w:t xml:space="preserve"> </w:t>
+      </w:r>
+      <w:r>
+        <w:t xml:space="preserve">“</w:t>
+      </w:r>
+      <w:r>
+        <w:t xml:space="preserve">교육받으셨어요?</w:t>
+      </w:r>
+      <w:r>
+        <w:t xml:space="preserve">”</w:t>
+      </w:r>
+      <w:r>
+        <w:t xml:space="preserve">라고 묻는 환자에게</w:t>
+      </w:r>
+      <w:r>
+        <w:t xml:space="preserve"> </w:t>
+      </w:r>
+      <w:r>
+        <w:t xml:space="preserve">“</w:t>
+      </w:r>
+      <w:r>
+        <w:t xml:space="preserve">네</w:t>
+      </w:r>
+      <w:r>
+        <w:t xml:space="preserve">”</w:t>
+      </w:r>
+      <w:r>
+        <w:t xml:space="preserve">라고 답할 수 있음.</w:t>
+      </w:r>
+    </w:p>
+    <w:p>
+      <w:pPr>
+        <w:pStyle w:val="BodyText"/>
+      </w:pPr>
+      <w:r>
+        <w:t xml:space="preserve">노아: 결정. 직판이 핵심으로 유지. 체인은 계약에 교육이 있을 때만. 일반 유통사는 없음.</w:t>
+      </w:r>
+    </w:p>
+    <w:p>
+      <w:pPr>
+        <w:pStyle w:val="BodyText"/>
+      </w:pPr>
+      <w:r>
+        <w:t xml:space="preserve">데릭: 그럼 영업 사원이 더 필요해요. 훨씬 더요. 한 명이 한 달에 여섯 곳 정도밖에 추가 못 하니까요. 그리고 그들을 이끌고, 채용하고, 프로세스를 만들 사람도 필요해요. 솔직히 그건 제가 아니에요. 전 의사들과는 잘 맞지만 조직도와는 안 맞아요.</w:t>
+      </w:r>
+    </w:p>
+    <w:p>
+      <w:pPr>
+        <w:pStyle w:val="BodyText"/>
+      </w:pPr>
+      <w:r>
+        <w:t xml:space="preserve">마커스: 노아도 아니고.</w:t>
+      </w:r>
+    </w:p>
+    <w:p>
+      <w:pPr>
+        <w:pStyle w:val="BodyText"/>
+      </w:pPr>
+      <w:r>
+        <w:t xml:space="preserve">노아: 고마워, 마커스. 하지만 맞아. 난 영업 리더가 아니야.</w:t>
+      </w:r>
+    </w:p>
+    <w:p>
+      <w:pPr>
+        <w:pStyle w:val="BodyText"/>
+      </w:pPr>
+      <w:r>
+        <w:t xml:space="preserve">조이: 그럼 누구요? 50명 팀을 만들고. 글로우를 따낼 수 있는 사람이 필요해요.</w:t>
+      </w:r>
+    </w:p>
+    <w:p>
+      <w:pPr>
+        <w:pStyle w:val="BodyText"/>
+      </w:pPr>
+      <w:r>
+        <w:t xml:space="preserve">그레이스: 내년 목표. 주사기 6만 개. 활성 병원 900곳.</w:t>
+      </w:r>
+    </w:p>
+    <w:p>
+      <w:pPr>
+        <w:pStyle w:val="BodyText"/>
+      </w:pPr>
+      <w:r>
+        <w:t xml:space="preserve">마커스: 두 배 이상. 플렉스가 시장에 있는데.</w:t>
+      </w:r>
+    </w:p>
+    <w:p>
+      <w:pPr>
+        <w:pStyle w:val="BodyText"/>
+      </w:pPr>
+      <w:r>
+        <w:t xml:space="preserve">노아: 그래서 이 채용이 올해 그 어떤 결정보다 중요해요.</w:t>
+      </w:r>
+    </w:p>
+    <w:p>
+      <w:pPr>
+        <w:pStyle w:val="BodyText"/>
+      </w:pPr>
+      <w:r>
+        <w:t xml:space="preserve">엘레나: 누구든, 같은 롤플레이를 해요. 닥터 하트가 기다리고 있어요.</w:t>
+      </w:r>
+    </w:p>
+    <w:bookmarkEnd w:id="35"/>
+    <w:bookmarkStart w:id="36" w:name="마무리-저녁-elaine의-전화-1"/>
+    <w:p>
+      <w:pPr>
+        <w:pStyle w:val="Heading3"/>
+      </w:pPr>
+      <w:r>
+        <w:t xml:space="preserve">마무리 — 저녁, Elaine의 전화</w:t>
+      </w:r>
+    </w:p>
+    <w:p>
+      <w:pPr>
+        <w:pStyle w:val="FirstParagraph"/>
+      </w:pPr>
+      <w:r>
+        <w:t xml:space="preserve">일레인: 노아. 메모 읽었어요. 가격 유지. 유통사 없음. 조건부 체인. 좋아요.</w:t>
+      </w:r>
+    </w:p>
+    <w:p>
+      <w:pPr>
+        <w:pStyle w:val="BodyText"/>
+      </w:pPr>
+      <w:r>
+        <w:t xml:space="preserve">노아: 고마워요. 그리고 영업 리더는요?</w:t>
+      </w:r>
+    </w:p>
+    <w:p>
+      <w:pPr>
+        <w:pStyle w:val="BodyText"/>
+      </w:pPr>
+      <w:r>
+        <w:t xml:space="preserve">일레인: 아는 사람이 있어요. 소피아 알바레스. 브라이트라인 오소에서 200명 영업팀을 만들었어요.</w:t>
+      </w:r>
+    </w:p>
+    <w:p>
+      <w:pPr>
+        <w:pStyle w:val="BodyText"/>
+      </w:pPr>
+      <w:r>
+        <w:t xml:space="preserve">노아: 정형외과요? 미용이 아니라?</w:t>
+      </w:r>
+    </w:p>
+    <w:p>
+      <w:pPr>
+        <w:pStyle w:val="BodyText"/>
+      </w:pPr>
+      <w:r>
+        <w:t xml:space="preserve">일레인: 그래서 더 좋아요. 정형외과는 외과의들이 이야기가 아니라 데이터를 원하는 분야예요. 그 사람은 약속을 팔아 본 적이 없어요. 측정만 팔았죠. 그리고 같은 방식으로 파는 팀을 만들 줄 알아요. 그게 바로 당신이 해 온 일이에요, 노아.</w:t>
+      </w:r>
+    </w:p>
+    <w:p>
+      <w:pPr>
+        <w:pStyle w:val="BodyText"/>
+      </w:pPr>
+      <w:r>
+        <w:t xml:space="preserve">노아: 우리랑 얘기해 줄까요?</w:t>
+      </w:r>
+    </w:p>
+    <w:p>
+      <w:pPr>
+        <w:pStyle w:val="BodyText"/>
+      </w:pPr>
+      <w:r>
+        <w:t xml:space="preserve">일레인: 얘기할 거예요. 목요일 저녁. 우치. 오후 7시. 식당은 그 사람이 골랐어요.</w:t>
+      </w:r>
+    </w:p>
+    <w:p>
+      <w:pPr>
+        <w:pStyle w:val="BodyText"/>
+      </w:pPr>
+      <w:r>
+        <w:t xml:space="preserve">노아: 비싼 식당인데요.</w:t>
+      </w:r>
+    </w:p>
+    <w:p>
+      <w:pPr>
+        <w:pStyle w:val="BodyText"/>
+      </w:pPr>
+      <w:r>
+        <w:t xml:space="preserve">일레인: 그게 첫 번째 단서예요, 노아. 원하는 것보다 비쌀 거예요. 그리고 그만한 가치가 있을 거고요.</w:t>
+      </w:r>
+    </w:p>
+    <w:p>
+      <w:pPr>
+        <w:pStyle w:val="BodyText"/>
+      </w:pPr>
+      <w:r>
+        <w:t xml:space="preserve">노아: 조언 있어요?</w:t>
+      </w:r>
+    </w:p>
+    <w:p>
+      <w:pPr>
+        <w:pStyle w:val="BodyText"/>
+      </w:pPr>
+      <w:r>
+        <w:t xml:space="preserve">일레인: 그 사람한테 호의를 베푸는 CEO처럼 협상하지 마요. 그 사람이 필요한 사람처럼 협상해요. 실제로 필요하니까. 소피아 같은 사람은 창업자가 정말 도움을 원하는지, 아니면 조직도에 직함 하나 채우려는 건지 5분이면 알아봐요.</w:t>
+      </w:r>
+    </w:p>
+    <w:p>
+      <w:pPr>
+        <w:pStyle w:val="BodyText"/>
+      </w:pPr>
+      <w:r>
+        <w:t xml:space="preserve">노아: 너무 많이 요구하면요?</w:t>
+      </w:r>
+    </w:p>
+    <w:p>
+      <w:pPr>
+        <w:pStyle w:val="BodyText"/>
+      </w:pPr>
+      <w:r>
+        <w:t xml:space="preserve">일레인: 그럼 비용 말고 뭘 해낼지 물어요. 그리고 마커스를 데려가요. 숫자에 강하잖아요.</w:t>
+      </w:r>
+    </w:p>
+    <w:p>
+      <w:pPr>
+        <w:pStyle w:val="BodyText"/>
+      </w:pPr>
+      <w:r>
+        <w:t xml:space="preserve">노아: 엘레나는요?</w:t>
+      </w:r>
+    </w:p>
+    <w:p>
+      <w:pPr>
+        <w:pStyle w:val="BodyText"/>
+      </w:pPr>
+      <w:r>
+        <w:t xml:space="preserve">일레인: 저녁엔 말고. 롤플레이에요. 그 사람이 승낙한 다음에.</w:t>
+      </w:r>
+    </w:p>
+    <w:bookmarkEnd w:id="36"/>
+    <w:bookmarkEnd w:id="37"/>
+    <w:bookmarkEnd w:id="38"/>
     <w:sectPr/>
   </w:body>
 </w:document>
@@ -4208,583 +4155,8 @@
       </w:pPr>
     </w:lvl>
   </w:abstractNum>
-  <w:abstractNum w:abstractNumId="99411">
-    <w:nsid w:val="A99411"/>
-    <w:multiLevelType w:val="multilevel"/>
-    <w:lvl w:ilvl="0">
-      <w:start w:val="1"/>
-      <w:numFmt w:val="decimal"/>
-      <w:lvlText w:val="%1."/>
-      <w:lvlJc w:val="left"/>
-      <w:pPr>
-        <w:ind w:left="720" w:hanging="480"/>
-      </w:pPr>
-    </w:lvl>
-    <w:lvl w:ilvl="1">
-      <w:start w:val="1"/>
-      <w:numFmt w:val="decimal"/>
-      <w:lvlText w:val="%2."/>
-      <w:lvlJc w:val="left"/>
-      <w:pPr>
-        <w:ind w:left="1440" w:hanging="480"/>
-      </w:pPr>
-    </w:lvl>
-    <w:lvl w:ilvl="2">
-      <w:start w:val="1"/>
-      <w:numFmt w:val="decimal"/>
-      <w:lvlText w:val="%3."/>
-      <w:lvlJc w:val="left"/>
-      <w:pPr>
-        <w:ind w:left="2160" w:hanging="480"/>
-      </w:pPr>
-    </w:lvl>
-    <w:lvl w:ilvl="3">
-      <w:start w:val="1"/>
-      <w:numFmt w:val="decimal"/>
-      <w:lvlText w:val="%4."/>
-      <w:lvlJc w:val="left"/>
-      <w:pPr>
-        <w:ind w:left="2880" w:hanging="480"/>
-      </w:pPr>
-    </w:lvl>
-    <w:lvl w:ilvl="4">
-      <w:start w:val="1"/>
-      <w:numFmt w:val="decimal"/>
-      <w:lvlText w:val="%5."/>
-      <w:lvlJc w:val="left"/>
-      <w:pPr>
-        <w:ind w:left="3600" w:hanging="480"/>
-      </w:pPr>
-    </w:lvl>
-    <w:lvl w:ilvl="5">
-      <w:start w:val="1"/>
-      <w:numFmt w:val="decimal"/>
-      <w:lvlText w:val="%6."/>
-      <w:lvlJc w:val="left"/>
-      <w:pPr>
-        <w:ind w:left="4320" w:hanging="480"/>
-      </w:pPr>
-    </w:lvl>
-    <w:lvl w:ilvl="6">
-      <w:start w:val="1"/>
-      <w:numFmt w:val="decimal"/>
-      <w:lvlText w:val="%7."/>
-      <w:lvlJc w:val="left"/>
-      <w:pPr>
-        <w:ind w:left="5040" w:hanging="480"/>
-      </w:pPr>
-    </w:lvl>
-    <w:lvl w:ilvl="7">
-      <w:start w:val="1"/>
-      <w:numFmt w:val="decimal"/>
-      <w:lvlText w:val="%8."/>
-      <w:lvlJc w:val="left"/>
-      <w:pPr>
-        <w:ind w:left="5760" w:hanging="480"/>
-      </w:pPr>
-    </w:lvl>
-    <w:lvl w:ilvl="8">
-      <w:start w:val="1"/>
-      <w:numFmt w:val="decimal"/>
-      <w:lvlText w:val="%9."/>
-      <w:lvlJc w:val="left"/>
-      <w:pPr>
-        <w:ind w:left="6480" w:hanging="480"/>
-      </w:pPr>
-    </w:lvl>
-  </w:abstractNum>
-  <w:abstractNum w:abstractNumId="994116">
-    <w:nsid w:val="A994116"/>
-    <w:multiLevelType w:val="multilevel"/>
-    <w:lvl w:ilvl="0">
-      <w:start w:val="16"/>
-      <w:numFmt w:val="decimal"/>
-      <w:lvlText w:val="%1."/>
-      <w:lvlJc w:val="left"/>
-      <w:pPr>
-        <w:ind w:left="720" w:hanging="480"/>
-      </w:pPr>
-    </w:lvl>
-    <w:lvl w:ilvl="1">
-      <w:start w:val="16"/>
-      <w:numFmt w:val="decimal"/>
-      <w:lvlText w:val="%2."/>
-      <w:lvlJc w:val="left"/>
-      <w:pPr>
-        <w:ind w:left="1440" w:hanging="480"/>
-      </w:pPr>
-    </w:lvl>
-    <w:lvl w:ilvl="2">
-      <w:start w:val="16"/>
-      <w:numFmt w:val="decimal"/>
-      <w:lvlText w:val="%3."/>
-      <w:lvlJc w:val="left"/>
-      <w:pPr>
-        <w:ind w:left="2160" w:hanging="480"/>
-      </w:pPr>
-    </w:lvl>
-    <w:lvl w:ilvl="3">
-      <w:start w:val="16"/>
-      <w:numFmt w:val="decimal"/>
-      <w:lvlText w:val="%4."/>
-      <w:lvlJc w:val="left"/>
-      <w:pPr>
-        <w:ind w:left="2880" w:hanging="480"/>
-      </w:pPr>
-    </w:lvl>
-    <w:lvl w:ilvl="4">
-      <w:start w:val="16"/>
-      <w:numFmt w:val="decimal"/>
-      <w:lvlText w:val="%5."/>
-      <w:lvlJc w:val="left"/>
-      <w:pPr>
-        <w:ind w:left="3600" w:hanging="480"/>
-      </w:pPr>
-    </w:lvl>
-    <w:lvl w:ilvl="5">
-      <w:start w:val="16"/>
-      <w:numFmt w:val="decimal"/>
-      <w:lvlText w:val="%6."/>
-      <w:lvlJc w:val="left"/>
-      <w:pPr>
-        <w:ind w:left="4320" w:hanging="480"/>
-      </w:pPr>
-    </w:lvl>
-    <w:lvl w:ilvl="6">
-      <w:start w:val="16"/>
-      <w:numFmt w:val="decimal"/>
-      <w:lvlText w:val="%7."/>
-      <w:lvlJc w:val="left"/>
-      <w:pPr>
-        <w:ind w:left="5040" w:hanging="480"/>
-      </w:pPr>
-    </w:lvl>
-    <w:lvl w:ilvl="7">
-      <w:start w:val="16"/>
-      <w:numFmt w:val="decimal"/>
-      <w:lvlText w:val="%8."/>
-      <w:lvlJc w:val="left"/>
-      <w:pPr>
-        <w:ind w:left="5760" w:hanging="480"/>
-      </w:pPr>
-    </w:lvl>
-    <w:lvl w:ilvl="8">
-      <w:start w:val="16"/>
-      <w:numFmt w:val="decimal"/>
-      <w:lvlText w:val="%9."/>
-      <w:lvlJc w:val="left"/>
-      <w:pPr>
-        <w:ind w:left="6480" w:hanging="480"/>
-      </w:pPr>
-    </w:lvl>
-  </w:abstractNum>
-  <w:abstractNum w:abstractNumId="994151">
-    <w:nsid w:val="A994151"/>
-    <w:multiLevelType w:val="multilevel"/>
-    <w:lvl w:ilvl="0">
-      <w:start w:val="51"/>
-      <w:numFmt w:val="decimal"/>
-      <w:lvlText w:val="%1."/>
-      <w:lvlJc w:val="left"/>
-      <w:pPr>
-        <w:ind w:left="720" w:hanging="480"/>
-      </w:pPr>
-    </w:lvl>
-    <w:lvl w:ilvl="1">
-      <w:start w:val="51"/>
-      <w:numFmt w:val="decimal"/>
-      <w:lvlText w:val="%2."/>
-      <w:lvlJc w:val="left"/>
-      <w:pPr>
-        <w:ind w:left="1440" w:hanging="480"/>
-      </w:pPr>
-    </w:lvl>
-    <w:lvl w:ilvl="2">
-      <w:start w:val="51"/>
-      <w:numFmt w:val="decimal"/>
-      <w:lvlText w:val="%3."/>
-      <w:lvlJc w:val="left"/>
-      <w:pPr>
-        <w:ind w:left="2160" w:hanging="480"/>
-      </w:pPr>
-    </w:lvl>
-    <w:lvl w:ilvl="3">
-      <w:start w:val="51"/>
-      <w:numFmt w:val="decimal"/>
-      <w:lvlText w:val="%4."/>
-      <w:lvlJc w:val="left"/>
-      <w:pPr>
-        <w:ind w:left="2880" w:hanging="480"/>
-      </w:pPr>
-    </w:lvl>
-    <w:lvl w:ilvl="4">
-      <w:start w:val="51"/>
-      <w:numFmt w:val="decimal"/>
-      <w:lvlText w:val="%5."/>
-      <w:lvlJc w:val="left"/>
-      <w:pPr>
-        <w:ind w:left="3600" w:hanging="480"/>
-      </w:pPr>
-    </w:lvl>
-    <w:lvl w:ilvl="5">
-      <w:start w:val="51"/>
-      <w:numFmt w:val="decimal"/>
-      <w:lvlText w:val="%6."/>
-      <w:lvlJc w:val="left"/>
-      <w:pPr>
-        <w:ind w:left="4320" w:hanging="480"/>
-      </w:pPr>
-    </w:lvl>
-    <w:lvl w:ilvl="6">
-      <w:start w:val="51"/>
-      <w:numFmt w:val="decimal"/>
-      <w:lvlText w:val="%7."/>
-      <w:lvlJc w:val="left"/>
-      <w:pPr>
-        <w:ind w:left="5040" w:hanging="480"/>
-      </w:pPr>
-    </w:lvl>
-    <w:lvl w:ilvl="7">
-      <w:start w:val="51"/>
-      <w:numFmt w:val="decimal"/>
-      <w:lvlText w:val="%8."/>
-      <w:lvlJc w:val="left"/>
-      <w:pPr>
-        <w:ind w:left="5760" w:hanging="480"/>
-      </w:pPr>
-    </w:lvl>
-    <w:lvl w:ilvl="8">
-      <w:start w:val="51"/>
-      <w:numFmt w:val="decimal"/>
-      <w:lvlText w:val="%9."/>
-      <w:lvlJc w:val="left"/>
-      <w:pPr>
-        <w:ind w:left="6480" w:hanging="480"/>
-      </w:pPr>
-    </w:lvl>
-  </w:abstractNum>
-  <w:abstractNum w:abstractNumId="994181">
-    <w:nsid w:val="A994181"/>
-    <w:multiLevelType w:val="multilevel"/>
-    <w:lvl w:ilvl="0">
-      <w:start w:val="81"/>
-      <w:numFmt w:val="decimal"/>
-      <w:lvlText w:val="%1."/>
-      <w:lvlJc w:val="left"/>
-      <w:pPr>
-        <w:ind w:left="720" w:hanging="480"/>
-      </w:pPr>
-    </w:lvl>
-    <w:lvl w:ilvl="1">
-      <w:start w:val="81"/>
-      <w:numFmt w:val="decimal"/>
-      <w:lvlText w:val="%2."/>
-      <w:lvlJc w:val="left"/>
-      <w:pPr>
-        <w:ind w:left="1440" w:hanging="480"/>
-      </w:pPr>
-    </w:lvl>
-    <w:lvl w:ilvl="2">
-      <w:start w:val="81"/>
-      <w:numFmt w:val="decimal"/>
-      <w:lvlText w:val="%3."/>
-      <w:lvlJc w:val="left"/>
-      <w:pPr>
-        <w:ind w:left="2160" w:hanging="480"/>
-      </w:pPr>
-    </w:lvl>
-    <w:lvl w:ilvl="3">
-      <w:start w:val="81"/>
-      <w:numFmt w:val="decimal"/>
-      <w:lvlText w:val="%4."/>
-      <w:lvlJc w:val="left"/>
-      <w:pPr>
-        <w:ind w:left="2880" w:hanging="480"/>
-      </w:pPr>
-    </w:lvl>
-    <w:lvl w:ilvl="4">
-      <w:start w:val="81"/>
-      <w:numFmt w:val="decimal"/>
-      <w:lvlText w:val="%5."/>
-      <w:lvlJc w:val="left"/>
-      <w:pPr>
-        <w:ind w:left="3600" w:hanging="480"/>
-      </w:pPr>
-    </w:lvl>
-    <w:lvl w:ilvl="5">
-      <w:start w:val="81"/>
-      <w:numFmt w:val="decimal"/>
-      <w:lvlText w:val="%6."/>
-      <w:lvlJc w:val="left"/>
-      <w:pPr>
-        <w:ind w:left="4320" w:hanging="480"/>
-      </w:pPr>
-    </w:lvl>
-    <w:lvl w:ilvl="6">
-      <w:start w:val="81"/>
-      <w:numFmt w:val="decimal"/>
-      <w:lvlText w:val="%7."/>
-      <w:lvlJc w:val="left"/>
-      <w:pPr>
-        <w:ind w:left="5040" w:hanging="480"/>
-      </w:pPr>
-    </w:lvl>
-    <w:lvl w:ilvl="7">
-      <w:start w:val="81"/>
-      <w:numFmt w:val="decimal"/>
-      <w:lvlText w:val="%8."/>
-      <w:lvlJc w:val="left"/>
-      <w:pPr>
-        <w:ind w:left="5760" w:hanging="480"/>
-      </w:pPr>
-    </w:lvl>
-    <w:lvl w:ilvl="8">
-      <w:start w:val="81"/>
-      <w:numFmt w:val="decimal"/>
-      <w:lvlText w:val="%9."/>
-      <w:lvlJc w:val="left"/>
-      <w:pPr>
-        <w:ind w:left="6480" w:hanging="480"/>
-      </w:pPr>
-    </w:lvl>
-  </w:abstractNum>
-  <w:abstractNum w:abstractNumId="9941106">
-    <w:nsid w:val="A9941106"/>
-    <w:multiLevelType w:val="multilevel"/>
-    <w:lvl w:ilvl="0">
-      <w:start w:val="106"/>
-      <w:numFmt w:val="decimal"/>
-      <w:lvlText w:val="%1."/>
-      <w:lvlJc w:val="left"/>
-      <w:pPr>
-        <w:ind w:left="720" w:hanging="480"/>
-      </w:pPr>
-    </w:lvl>
-    <w:lvl w:ilvl="1">
-      <w:start w:val="106"/>
-      <w:numFmt w:val="decimal"/>
-      <w:lvlText w:val="%2."/>
-      <w:lvlJc w:val="left"/>
-      <w:pPr>
-        <w:ind w:left="1440" w:hanging="480"/>
-      </w:pPr>
-    </w:lvl>
-    <w:lvl w:ilvl="2">
-      <w:start w:val="106"/>
-      <w:numFmt w:val="decimal"/>
-      <w:lvlText w:val="%3."/>
-      <w:lvlJc w:val="left"/>
-      <w:pPr>
-        <w:ind w:left="2160" w:hanging="480"/>
-      </w:pPr>
-    </w:lvl>
-    <w:lvl w:ilvl="3">
-      <w:start w:val="106"/>
-      <w:numFmt w:val="decimal"/>
-      <w:lvlText w:val="%4."/>
-      <w:lvlJc w:val="left"/>
-      <w:pPr>
-        <w:ind w:left="2880" w:hanging="480"/>
-      </w:pPr>
-    </w:lvl>
-    <w:lvl w:ilvl="4">
-      <w:start w:val="106"/>
-      <w:numFmt w:val="decimal"/>
-      <w:lvlText w:val="%5."/>
-      <w:lvlJc w:val="left"/>
-      <w:pPr>
-        <w:ind w:left="3600" w:hanging="480"/>
-      </w:pPr>
-    </w:lvl>
-    <w:lvl w:ilvl="5">
-      <w:start w:val="106"/>
-      <w:numFmt w:val="decimal"/>
-      <w:lvlText w:val="%6."/>
-      <w:lvlJc w:val="left"/>
-      <w:pPr>
-        <w:ind w:left="4320" w:hanging="480"/>
-      </w:pPr>
-    </w:lvl>
-    <w:lvl w:ilvl="6">
-      <w:start w:val="106"/>
-      <w:numFmt w:val="decimal"/>
-      <w:lvlText w:val="%7."/>
-      <w:lvlJc w:val="left"/>
-      <w:pPr>
-        <w:ind w:left="5040" w:hanging="480"/>
-      </w:pPr>
-    </w:lvl>
-    <w:lvl w:ilvl="7">
-      <w:start w:val="106"/>
-      <w:numFmt w:val="decimal"/>
-      <w:lvlText w:val="%8."/>
-      <w:lvlJc w:val="left"/>
-      <w:pPr>
-        <w:ind w:left="5760" w:hanging="480"/>
-      </w:pPr>
-    </w:lvl>
-    <w:lvl w:ilvl="8">
-      <w:start w:val="106"/>
-      <w:numFmt w:val="decimal"/>
-      <w:lvlText w:val="%9."/>
-      <w:lvlJc w:val="left"/>
-      <w:pPr>
-        <w:ind w:left="6480" w:hanging="480"/>
-      </w:pPr>
-    </w:lvl>
-  </w:abstractNum>
   <w:num w:numId="1000">
     <w:abstractNumId w:val="990"/>
-  </w:num>
-  <w:num w:numId="1001">
-    <w:abstractNumId w:val="99411"/>
-    <w:lvlOverride w:ilvl="0">
-      <w:startOverride w:val="1"/>
-    </w:lvlOverride>
-    <w:lvlOverride w:ilvl="1">
-      <w:startOverride w:val="1"/>
-    </w:lvlOverride>
-    <w:lvlOverride w:ilvl="2">
-      <w:startOverride w:val="1"/>
-    </w:lvlOverride>
-    <w:lvlOverride w:ilvl="3">
-      <w:startOverride w:val="1"/>
-    </w:lvlOverride>
-    <w:lvlOverride w:ilvl="4">
-      <w:startOverride w:val="1"/>
-    </w:lvlOverride>
-    <w:lvlOverride w:ilvl="5">
-      <w:startOverride w:val="1"/>
-    </w:lvlOverride>
-    <w:lvlOverride w:ilvl="6">
-      <w:startOverride w:val="1"/>
-    </w:lvlOverride>
-    <w:lvlOverride w:ilvl="7">
-      <w:startOverride w:val="1"/>
-    </w:lvlOverride>
-    <w:lvlOverride w:ilvl="8">
-      <w:startOverride w:val="1"/>
-    </w:lvlOverride>
-  </w:num>
-  <w:num w:numId="1002">
-    <w:abstractNumId w:val="994116"/>
-    <w:lvlOverride w:ilvl="0">
-      <w:startOverride w:val="16"/>
-    </w:lvlOverride>
-    <w:lvlOverride w:ilvl="1">
-      <w:startOverride w:val="16"/>
-    </w:lvlOverride>
-    <w:lvlOverride w:ilvl="2">
-      <w:startOverride w:val="16"/>
-    </w:lvlOverride>
-    <w:lvlOverride w:ilvl="3">
-      <w:startOverride w:val="16"/>
-    </w:lvlOverride>
-    <w:lvlOverride w:ilvl="4">
-      <w:startOverride w:val="16"/>
-    </w:lvlOverride>
-    <w:lvlOverride w:ilvl="5">
-      <w:startOverride w:val="16"/>
-    </w:lvlOverride>
-    <w:lvlOverride w:ilvl="6">
-      <w:startOverride w:val="16"/>
-    </w:lvlOverride>
-    <w:lvlOverride w:ilvl="7">
-      <w:startOverride w:val="16"/>
-    </w:lvlOverride>
-    <w:lvlOverride w:ilvl="8">
-      <w:startOverride w:val="16"/>
-    </w:lvlOverride>
-  </w:num>
-  <w:num w:numId="1003">
-    <w:abstractNumId w:val="994151"/>
-    <w:lvlOverride w:ilvl="0">
-      <w:startOverride w:val="51"/>
-    </w:lvlOverride>
-    <w:lvlOverride w:ilvl="1">
-      <w:startOverride w:val="51"/>
-    </w:lvlOverride>
-    <w:lvlOverride w:ilvl="2">
-      <w:startOverride w:val="51"/>
-    </w:lvlOverride>
-    <w:lvlOverride w:ilvl="3">
-      <w:startOverride w:val="51"/>
-    </w:lvlOverride>
-    <w:lvlOverride w:ilvl="4">
-      <w:startOverride w:val="51"/>
-    </w:lvlOverride>
-    <w:lvlOverride w:ilvl="5">
-      <w:startOverride w:val="51"/>
-    </w:lvlOverride>
-    <w:lvlOverride w:ilvl="6">
-      <w:startOverride w:val="51"/>
-    </w:lvlOverride>
-    <w:lvlOverride w:ilvl="7">
-      <w:startOverride w:val="51"/>
-    </w:lvlOverride>
-    <w:lvlOverride w:ilvl="8">
-      <w:startOverride w:val="51"/>
-    </w:lvlOverride>
-  </w:num>
-  <w:num w:numId="1004">
-    <w:abstractNumId w:val="994181"/>
-    <w:lvlOverride w:ilvl="0">
-      <w:startOverride w:val="81"/>
-    </w:lvlOverride>
-    <w:lvlOverride w:ilvl="1">
-      <w:startOverride w:val="81"/>
-    </w:lvlOverride>
-    <w:lvlOverride w:ilvl="2">
-      <w:startOverride w:val="81"/>
-    </w:lvlOverride>
-    <w:lvlOverride w:ilvl="3">
-      <w:startOverride w:val="81"/>
-    </w:lvlOverride>
-    <w:lvlOverride w:ilvl="4">
-      <w:startOverride w:val="81"/>
-    </w:lvlOverride>
-    <w:lvlOverride w:ilvl="5">
-      <w:startOverride w:val="81"/>
-    </w:lvlOverride>
-    <w:lvlOverride w:ilvl="6">
-      <w:startOverride w:val="81"/>
-    </w:lvlOverride>
-    <w:lvlOverride w:ilvl="7">
-      <w:startOverride w:val="81"/>
-    </w:lvlOverride>
-    <w:lvlOverride w:ilvl="8">
-      <w:startOverride w:val="81"/>
-    </w:lvlOverride>
-  </w:num>
-  <w:num w:numId="1005">
-    <w:abstractNumId w:val="9941106"/>
-    <w:lvlOverride w:ilvl="0">
-      <w:startOverride w:val="106"/>
-    </w:lvlOverride>
-    <w:lvlOverride w:ilvl="1">
-      <w:startOverride w:val="106"/>
-    </w:lvlOverride>
-    <w:lvlOverride w:ilvl="2">
-      <w:startOverride w:val="106"/>
-    </w:lvlOverride>
-    <w:lvlOverride w:ilvl="3">
-      <w:startOverride w:val="106"/>
-    </w:lvlOverride>
-    <w:lvlOverride w:ilvl="4">
-      <w:startOverride w:val="106"/>
-    </w:lvlOverride>
-    <w:lvlOverride w:ilvl="5">
-      <w:startOverride w:val="106"/>
-    </w:lvlOverride>
-    <w:lvlOverride w:ilvl="6">
-      <w:startOverride w:val="106"/>
-    </w:lvlOverride>
-    <w:lvlOverride w:ilvl="7">
-      <w:startOverride w:val="106"/>
-    </w:lvlOverride>
-    <w:lvlOverride w:ilvl="8">
-      <w:startOverride w:val="106"/>
-    </w:lvlOverride>
   </w:num>
 </w:numbering>
 </file>
